--- a/HRCP-KKU-Academic/uploads/academic/position/1/p2doc_7.docx
+++ b/HRCP-KKU-Academic/uploads/academic/position/1/p2doc_7.docx
@@ -445,7 +445,15 @@
                 <w:sz w:val="30"/>
                 <w:szCs w:val="30"/>
               </w:rPr>
-              <w:t xml:space="preserve"> จิรา</w:t>
+              <w:t xml:space="preserve"> </w:t>
+            </w:r>
+            <w:r>
+              <w:rPr>
+                <w:rFonts w:ascii="TH Sarabun New" w:hAnsi="TH Sarabun New" w:cs="TH Sarabun New"/>
+                <w:sz w:val="30"/>
+                <w:szCs w:val="30"/>
+              </w:rPr>
+              <w:t>สมชาย</w:t>
             </w:r>
             <w:r>
               <w:rPr>
@@ -483,20 +491,16 @@
             <w:r>
               <w:rPr>
                 <w:rFonts w:ascii="TH Sarabun New" w:hAnsi="TH Sarabun New" w:cs="TH Sarabun New"/>
-                <w:b/>
-                <w:bCs/>
-                <w:sz w:val="30"/>
-                <w:szCs w:val="30"/>
-              </w:rPr>
-              <w:t>ดาว</w:t>
-            </w:r>
-          </w:p>
-          <w:p>
-            <w:pPr>
-              <w:rPr>
-                <w:rFonts w:ascii="TH Sarabun New" w:hAnsi="TH Sarabun New" w:cs="TH Sarabun New"/>
-                <w:b/>
-                <w:bCs/>
+                <w:sz w:val="30"/>
+                <w:szCs w:val="30"/>
+              </w:rPr>
+              <w:t>ใจดีวิชาการ</w:t>
+            </w:r>
+          </w:p>
+          <w:p>
+            <w:pPr>
+              <w:rPr>
+                <w:rFonts w:ascii="TH Sarabun New" w:hAnsi="TH Sarabun New" w:cs="TH Sarabun New"/>
                 <w:sz w:val="30"/>
                 <w:szCs w:val="30"/>
               </w:rPr>
@@ -514,36 +518,6 @@
             </w:r>
             <w:r>
               <w:rPr>
-                <w:rFonts w:ascii="TH Sarabun New" w:hAnsi="TH Sarabun New" w:cs="TH Sarabun New"/>
-                <w:b/>
-                <w:bCs/>
-                <w:sz w:val="30"/>
-                <w:szCs w:val="30"/>
-              </w:rPr>
-              <w:t>คอม</w:t>
-            </w:r>
-            <w:r>
-              <w:rPr>
-                <w:rFonts w:ascii="TH Sarabun New" w:hAnsi="TH Sarabun New" w:cs="TH Sarabun New"/>
-                <w:b/>
-                <w:bCs/>
-                <w:sz w:val="30"/>
-                <w:szCs w:val="30"/>
-              </w:rPr>
-              <w:t/>
-            </w:r>
-            <w:r>
-              <w:rPr>
-                <w:rFonts w:ascii="TH Sarabun New" w:hAnsi="TH Sarabun New" w:cs="TH Sarabun New"/>
-                <w:b/>
-                <w:bCs/>
-                <w:sz w:val="30"/>
-                <w:szCs w:val="30"/>
-              </w:rPr>
-              <w:t/>
-            </w:r>
-            <w:r>
-              <w:rPr>
                 <w:rFonts w:ascii="TH Sarabun New" w:hAnsi="TH Sarabun New" w:cs="TH Sarabun New" w:hint="cs"/>
                 <w:b/>
                 <w:bCs/>
@@ -556,6 +530,25 @@
             <w:r>
               <w:rPr>
                 <w:rFonts w:ascii="TH Sarabun New" w:hAnsi="TH Sarabun New" w:cs="TH Sarabun New"/>
+                <w:sz w:val="30"/>
+                <w:szCs w:val="30"/>
+              </w:rPr>
+              <w:t>สาขาวิทยาการคอมพิวเตอร์</w:t>
+            </w:r>
+            <w:r>
+              <w:rPr>
+                <w:rFonts w:ascii="TH Sarabun New" w:hAnsi="TH Sarabun New" w:cs="TH Sarabun New" w:hint="cs"/>
+                <w:b/>
+                <w:bCs/>
+                <w:sz w:val="30"/>
+                <w:szCs w:val="30"/>
+                <w:cs/>
+              </w:rPr>
+              <w:t xml:space="preserve"> </w:t>
+            </w:r>
+            <w:r>
+              <w:rPr>
+                <w:rFonts w:ascii="TH Sarabun New" w:hAnsi="TH Sarabun New" w:cs="TH Sarabun New"/>
                 <w:b/>
                 <w:bCs/>
                 <w:sz w:val="30"/>
@@ -566,34 +559,23 @@
             </w:r>
             <w:r>
               <w:rPr>
-                <w:rFonts w:ascii="TH Sarabun New" w:hAnsi="TH Sarabun New" w:cs="TH Sarabun New"/>
-                <w:b/>
-                <w:bCs/>
+                <w:rFonts w:ascii="TH Sarabun New" w:hAnsi="TH Sarabun New" w:cs="TH Sarabun New" w:hint="cs"/>
+                <w:b/>
+                <w:bCs/>
+                <w:sz w:val="30"/>
+                <w:szCs w:val="30"/>
+                <w:cs/>
+              </w:rPr>
+              <w:t xml:space="preserve"> </w:t>
+            </w:r>
+            <w:r>
+              <w:rPr>
+                <w:rFonts w:ascii="TH Sarabun New" w:hAnsi="TH Sarabun New" w:cs="TH Sarabun New"/>
                 <w:sz w:val="30"/>
                 <w:szCs w:val="30"/>
               </w:rPr>
               <w:t>วิทยาลัยการคอมพิวเตอร์</w:t>
             </w:r>
-            <w:r>
-              <w:rPr>
-                <w:rFonts w:ascii="TH Sarabun New" w:hAnsi="TH Sarabun New" w:cs="TH Sarabun New"/>
-                <w:b/>
-                <w:bCs/>
-                <w:sz w:val="30"/>
-                <w:szCs w:val="30"/>
-              </w:rPr>
-              <w:t/>
-            </w:r>
-            <w:r>
-              <w:rPr>
-                <w:rFonts w:ascii="TH Sarabun New" w:hAnsi="TH Sarabun New" w:cs="TH Sarabun New"/>
-                <w:b/>
-                <w:bCs/>
-                <w:sz w:val="30"/>
-                <w:szCs w:val="30"/>
-              </w:rPr>
-              <w:t/>
-            </w:r>
           </w:p>
           <w:p>
             <w:pPr>
@@ -618,33 +600,32 @@
             </w:r>
             <w:r>
               <w:rPr>
-                <w:rFonts w:ascii="TH Sarabun New" w:hAnsi="TH Sarabun New" w:cs="TH Sarabun New"/>
-                <w:b/>
-                <w:bCs/>
-                <w:sz w:val="30"/>
-                <w:szCs w:val="30"/>
-              </w:rPr>
-              <w:t>กกไ </w:t>
-            </w:r>
-            <w:r>
-              <w:rPr>
-                <w:rFonts w:ascii="TH Sarabun New" w:hAnsi="TH Sarabun New" w:cs="TH Sarabun New"/>
-                <w:b/>
-                <w:bCs/>
-                <w:sz w:val="30"/>
-                <w:szCs w:val="30"/>
-              </w:rPr>
-              <w:t/>
-            </w:r>
-            <w:r>
-              <w:rPr>
-                <w:rFonts w:ascii="TH Sarabun New" w:hAnsi="TH Sarabun New" w:cs="TH Sarabun New"/>
-                <w:b/>
-                <w:bCs/>
-                <w:sz w:val="30"/>
-                <w:szCs w:val="30"/>
-              </w:rPr>
-              <w:t xml:space="preserve"/>
+                <w:rFonts w:ascii="TH Sarabun New" w:hAnsi="TH Sarabun New" w:cs="TH Sarabun New" w:hint="cs"/>
+                <w:b/>
+                <w:bCs/>
+                <w:sz w:val="30"/>
+                <w:szCs w:val="30"/>
+                <w:cs/>
+              </w:rPr>
+              <w:t xml:space="preserve"> </w:t>
+            </w:r>
+            <w:r>
+              <w:rPr>
+                <w:rFonts w:ascii="TH Sarabun New" w:hAnsi="TH Sarabun New" w:cs="TH Sarabun New"/>
+                <w:sz w:val="30"/>
+                <w:szCs w:val="30"/>
+              </w:rPr>
+              <w:t>วิทยาการคอมพิวเตอร์</w:t>
+            </w:r>
+            <w:r>
+              <w:rPr>
+                <w:rFonts w:ascii="TH Sarabun New" w:hAnsi="TH Sarabun New" w:cs="TH Sarabun New"/>
+                <w:b/>
+                <w:bCs/>
+                <w:sz w:val="30"/>
+                <w:szCs w:val="30"/>
+              </w:rPr>
+              <w:t xml:space="preserve"> </w:t>
             </w:r>
             <w:r>
               <w:rPr>
@@ -674,40 +655,16 @@
             <w:r>
               <w:rPr>
                 <w:rFonts w:ascii="TH Sarabun New" w:hAnsi="TH Sarabun New" w:cs="TH Sarabun New"/>
-                <w:b/>
-                <w:bCs/>
-                <w:sz w:val="30"/>
-                <w:szCs w:val="30"/>
-              </w:rPr>
-              <w:t>eeeหe</w:t>
-            </w:r>
-            <w:r>
-              <w:rPr>
-                <w:rFonts w:ascii="TH Sarabun New" w:hAnsi="TH Sarabun New" w:cs="TH Sarabun New"/>
-                <w:b/>
-                <w:bCs/>
-                <w:sz w:val="30"/>
-                <w:szCs w:val="30"/>
-              </w:rPr>
-              <w:t/>
-            </w:r>
-            <w:r>
-              <w:rPr>
-                <w:rFonts w:ascii="TH Sarabun New" w:hAnsi="TH Sarabun New" w:cs="TH Sarabun New"/>
-                <w:b/>
-                <w:bCs/>
-                <w:sz w:val="30"/>
-                <w:szCs w:val="30"/>
-              </w:rPr>
-              <w:t/>
-            </w:r>
-          </w:p>
-          <w:p>
-            <w:pPr>
-              <w:rPr>
-                <w:rFonts w:ascii="TH Sarabun New" w:hAnsi="TH Sarabun New" w:cs="TH Sarabun New"/>
-                <w:b/>
-                <w:bCs/>
+                <w:sz w:val="30"/>
+                <w:szCs w:val="30"/>
+              </w:rPr>
+              <w:t>CS12345</w:t>
+            </w:r>
+          </w:p>
+          <w:p>
+            <w:pPr>
+              <w:rPr>
+                <w:rFonts w:ascii="TH Sarabun New" w:hAnsi="TH Sarabun New" w:cs="TH Sarabun New"/>
                 <w:sz w:val="30"/>
                 <w:szCs w:val="30"/>
               </w:rPr>
@@ -737,32 +694,20 @@
             <w:r>
               <w:rPr>
                 <w:rFonts w:ascii="TH Sarabun New" w:hAnsi="TH Sarabun New" w:cs="TH Sarabun New"/>
-                <w:b/>
-                <w:bCs/>
-                <w:sz w:val="30"/>
-                <w:szCs w:val="30"/>
-              </w:rPr>
-              <w:t>หปห </w:t>
-            </w:r>
-            <w:r>
-              <w:rPr>
-                <w:rFonts w:ascii="TH Sarabun New" w:hAnsi="TH Sarabun New" w:cs="TH Sarabun New"/>
-                <w:b/>
-                <w:bCs/>
-                <w:sz w:val="30"/>
-                <w:szCs w:val="30"/>
-              </w:rPr>
-              <w:t/>
-            </w:r>
-            <w:r>
-              <w:rPr>
-                <w:rFonts w:ascii="TH Sarabun New" w:hAnsi="TH Sarabun New" w:cs="TH Sarabun New"/>
-                <w:b/>
-                <w:bCs/>
-                <w:sz w:val="30"/>
-                <w:szCs w:val="30"/>
-              </w:rPr>
-              <w:t xml:space="preserve"/>
+                <w:sz w:val="30"/>
+                <w:szCs w:val="30"/>
+              </w:rPr>
+              <w:t/>
+            </w:r>
+            <w:r>
+              <w:rPr>
+                <w:rFonts w:ascii="TH Sarabun New" w:hAnsi="TH Sarabun New" w:cs="TH Sarabun New"/>
+                <w:b/>
+                <w:bCs/>
+                <w:sz w:val="30"/>
+                <w:szCs w:val="30"/>
+              </w:rPr>
+              <w:t xml:space="preserve"> </w:t>
             </w:r>
             <w:r>
               <w:rPr>
@@ -789,32 +734,10 @@
             <w:r>
               <w:rPr>
                 <w:rFonts w:ascii="TH Sarabun New" w:hAnsi="TH Sarabun New" w:cs="TH Sarabun New"/>
-                <w:b/>
-                <w:bCs/>
-                <w:sz w:val="30"/>
-                <w:szCs w:val="30"/>
-              </w:rPr>
-              <w:t>0971955083</w:t>
-            </w:r>
-            <w:r>
-              <w:rPr>
-                <w:rFonts w:ascii="TH Sarabun New" w:hAnsi="TH Sarabun New" w:cs="TH Sarabun New"/>
-                <w:b/>
-                <w:bCs/>
-                <w:sz w:val="30"/>
-                <w:szCs w:val="30"/>
-              </w:rPr>
-              <w:t/>
-            </w:r>
-            <w:r>
-              <w:rPr>
-                <w:rFonts w:ascii="TH Sarabun New" w:hAnsi="TH Sarabun New" w:cs="TH Sarabun New"/>
-                <w:b/>
-                <w:bCs/>
-                <w:sz w:val="30"/>
-                <w:szCs w:val="30"/>
-              </w:rPr>
-              <w:t/>
+                <w:sz w:val="30"/>
+                <w:szCs w:val="30"/>
+              </w:rPr>
+              <w:t>081-234-5678</w:t>
             </w:r>
           </w:p>
           <w:p>
@@ -845,7 +768,15 @@
                 <w:sz w:val="30"/>
                 <w:szCs w:val="30"/>
               </w:rPr>
-              <w:t xml:space="preserve"> kiangnz25464@gmail.com</w:t>
+              <w:t xml:space="preserve"> </w:t>
+            </w:r>
+            <w:r>
+              <w:rPr>
+                <w:rFonts w:ascii="TH Sarabun New" w:hAnsi="TH Sarabun New" w:cs="TH Sarabun New"/>
+                <w:sz w:val="30"/>
+                <w:szCs w:val="30"/>
+              </w:rPr>
+              <w:t>user@user.com</w:t>
             </w:r>
           </w:p>
         </w:tc>
@@ -1008,7 +939,7 @@
               <w:rPr>
                 <w:rFonts w:ascii="MS Gothic" w:eastAsia="MS Gothic" w:hAnsi="MS Gothic"/>
               </w:rPr>
-              <w:t>☑</w:t>
+              <w:t>☐</w:t>
             </w:r>
             <w:r>
               <w:rPr>
@@ -1560,7 +1491,7 @@
                 <w:sz w:val="30"/>
                 <w:szCs w:val="30"/>
               </w:rPr>
-              <w:t xml:space="preserve"> ปหปห </w:t>
+              <w:t xml:space="preserve">  </w:t>
             </w:r>
             <w:r>
               <w:rPr>
@@ -1577,7 +1508,7 @@
                 <w:sz w:val="30"/>
                 <w:szCs w:val="30"/>
               </w:rPr>
-              <w:t xml:space="preserve"> หปห </w:t>
+              <w:t xml:space="preserve">  </w:t>
             </w:r>
             <w:r>
               <w:rPr>
@@ -1594,7 +1525,7 @@
                 <w:sz w:val="30"/>
                 <w:szCs w:val="30"/>
               </w:rPr>
-              <w:t xml:space="preserve"> ปหปห </w:t>
+              <w:t xml:space="preserve">  </w:t>
             </w:r>
             <w:r>
               <w:rPr>
@@ -1631,7 +1562,7 @@
                 <w:sz w:val="30"/>
                 <w:szCs w:val="30"/>
               </w:rPr>
-              <w:t xml:space="preserve"> ปปหป </w:t>
+              <w:t xml:space="preserve">  </w:t>
             </w:r>
             <w:r>
               <w:rPr>
@@ -1648,7 +1579,7 @@
                 <w:sz w:val="30"/>
                 <w:szCs w:val="30"/>
               </w:rPr>
-              <w:t xml:space="preserve"> ปหปห </w:t>
+              <w:t xml:space="preserve">  </w:t>
             </w:r>
             <w:r>
               <w:rPr>
@@ -1665,7 +1596,7 @@
                 <w:sz w:val="30"/>
                 <w:szCs w:val="30"/>
               </w:rPr>
-              <w:t xml:space="preserve"> ปหปห </w:t>
+              <w:t xml:space="preserve">  </w:t>
             </w:r>
             <w:r>
               <w:rPr>
@@ -1797,7 +1728,7 @@
               <w:rPr>
                 <w:rFonts w:ascii="MS Gothic" w:eastAsia="MS Gothic" w:hAnsi="MS Gothic"/>
               </w:rPr>
-              <w:t>☑</w:t>
+              <w:t>☐</w:t>
             </w:r>
             <w:r>
               <w:rPr>
@@ -1957,7 +1888,7 @@
                 <w:rFonts w:ascii="TH Sarabun New" w:hAnsi="TH Sarabun New" w:cs="TH Sarabun New"/>
                 <w:sz w:val="28"/>
               </w:rPr>
-              <w:t xml:space="preserve"> ปหปหป</w:t>
+              <w:t xml:space="preserve"> </w:t>
             </w:r>
             <w:r>
               <w:rPr>
@@ -2005,7 +1936,7 @@
                 <w:rFonts w:ascii="TH Sarabun New" w:hAnsi="TH Sarabun New" w:cs="TH Sarabun New"/>
                 <w:sz w:val="28"/>
               </w:rPr>
-              <w:t>หปปหปห</w:t>
+              <w:t/>
             </w:r>
             <w:r>
               <w:rPr>
@@ -2246,7 +2177,7 @@
               <w:rPr>
                 <w:rFonts w:ascii="MS Gothic" w:eastAsia="MS Gothic" w:hAnsi="MS Gothic"/>
               </w:rPr>
-              <w:t>☑</w:t>
+              <w:t>☐</w:t>
             </w:r>
             <w:r>
               <w:rPr>
@@ -3018,7 +2949,7 @@
               <w:rPr>
                 <w:rFonts w:ascii="MS Gothic" w:eastAsia="MS Gothic" w:hAnsi="MS Gothic"/>
               </w:rPr>
-              <w:t>☑</w:t>
+              <w:t>☐</w:t>
             </w:r>
             <w:r>
               <w:rPr>
@@ -3082,7 +3013,7 @@
               <w:rPr>
                 <w:rFonts w:ascii="MS Gothic" w:eastAsia="MS Gothic" w:hAnsi="MS Gothic"/>
               </w:rPr>
-              <w:t>☑</w:t>
+              <w:t>☐</w:t>
             </w:r>
             <w:r>
               <w:rPr>
@@ -3169,7 +3100,7 @@
                 <w:rFonts w:ascii="TH Sarabun New" w:hAnsi="TH Sarabun New" w:cs="TH Sarabun New"/>
                 <w:sz w:val="28"/>
               </w:rPr>
-              <w:t>กหเ</w:t>
+              <w:t/>
             </w:r>
             <w:r>
               <w:rPr>
@@ -3276,7 +3207,7 @@
               <w:rPr>
                 <w:rFonts w:ascii="MS Gothic" w:eastAsia="MS Gothic" w:hAnsi="MS Gothic"/>
               </w:rPr>
-              <w:t>☑</w:t>
+              <w:t>☐</w:t>
             </w:r>
             <w:r>
               <w:rPr>
@@ -3355,7 +3286,7 @@
                 <w:rFonts w:ascii="TH Sarabun New" w:hAnsi="TH Sarabun New" w:cs="TH Sarabun New"/>
                 <w:sz w:val="28"/>
               </w:rPr>
-              <w:t>ุ5</w:t>
+              <w:t/>
             </w:r>
             <w:r>
               <w:rPr>
@@ -3415,7 +3346,7 @@
               <w:rPr>
                 <w:rFonts w:ascii="MS Gothic" w:eastAsia="MS Gothic" w:hAnsi="MS Gothic"/>
               </w:rPr>
-              <w:t>☑</w:t>
+              <w:t>☐</w:t>
             </w:r>
             <w:r>
               <w:rPr>
@@ -3465,7 +3396,7 @@
                 <w:rFonts w:ascii="TH Sarabun New" w:hAnsi="TH Sarabun New" w:cs="TH Sarabun New"/>
                 <w:sz w:val="28"/>
               </w:rPr>
-              <w:t>หกเห</w:t>
+              <w:t/>
             </w:r>
             <w:r>
               <w:rPr>
@@ -3508,7 +3439,7 @@
                 <w:rFonts w:ascii="TH Sarabun New" w:hAnsi="TH Sarabun New" w:cs="TH Sarabun New"/>
                 <w:sz w:val="28"/>
               </w:rPr>
-              <w:t>1</w:t>
+              <w:t/>
             </w:r>
             <w:r>
               <w:rPr>
@@ -3647,7 +3578,7 @@
                 <w:rFonts w:ascii="TH Sarabun New" w:hAnsi="TH Sarabun New" w:cs="TH Sarabun New"/>
                 <w:sz w:val="28"/>
               </w:rPr>
-              <w:t>เกหเ</w:t>
+              <w:t/>
             </w:r>
             <w:r>
               <w:rPr>
@@ -3708,7 +3639,7 @@
               <w:rPr>
                 <w:rFonts w:ascii="MS Gothic" w:eastAsia="MS Gothic" w:hAnsi="MS Gothic"/>
               </w:rPr>
-              <w:t>☑</w:t>
+              <w:t>☐</w:t>
             </w:r>
             <w:r>
               <w:rPr>
@@ -3815,7 +3746,7 @@
                 <w:rFonts w:ascii="TH Sarabun New" w:hAnsi="TH Sarabun New" w:cs="TH Sarabun New"/>
                 <w:sz w:val="28"/>
               </w:rPr>
-              <w:t>1</w:t>
+              <w:t/>
             </w:r>
             <w:r>
               <w:rPr>
@@ -3875,7 +3806,7 @@
               <w:rPr>
                 <w:rFonts w:ascii="MS Gothic" w:eastAsia="MS Gothic" w:hAnsi="MS Gothic"/>
               </w:rPr>
-              <w:t>☑</w:t>
+              <w:t>☐</w:t>
             </w:r>
             <w:r>
               <w:rPr>
@@ -3934,7 +3865,7 @@
                 <w:rFonts w:ascii="TH Sarabun New" w:hAnsi="TH Sarabun New" w:cs="TH Sarabun New"/>
                 <w:sz w:val="28"/>
               </w:rPr>
-              <w:t>2</w:t>
+              <w:t/>
             </w:r>
             <w:r>
               <w:rPr>
@@ -4120,7 +4051,7 @@
                 <w:szCs w:val="30"/>
                 <w:cs/>
               </w:rPr>
-              <w:t xml:space="preserve"> (สมมุติ อจ.ยื่นงานวิจัย 5 เรื่อง ต้องกรอกช่องนี้ 5 เรื่อง)</w:t>
+              <w:t xml:space="preserve"> </w:t>
             </w:r>
           </w:p>
         </w:tc>
@@ -4360,6 +4291,18 @@
             </w:r>
             <w:r>
               <w:rPr>
+                <w:rFonts w:ascii="MS Gothic" w:eastAsia="MS Gothic" w:hAnsi="MS Gothic"/>
+              </w:rPr>
+              <w:t>☐</w:t>
+            </w:r>
+            <w:r>
+              <w:rPr>
+                <w:rFonts w:ascii="TH Sarabun New" w:hAnsi="TH Sarabun New" w:cs="TH Sarabun New"/>
+              </w:rPr>
+              <w:t xml:space="preserve"/>
+            </w:r>
+            <w:r>
+              <w:rPr>
                 <w:rFonts w:ascii="TH Sarabun New" w:hAnsi="TH Sarabun New" w:cs="TH Sarabun New"/>
                 <w:sz w:val="28"/>
               </w:rPr>
@@ -4418,6 +4361,18 @@
             </w:r>
             <w:r>
               <w:rPr>
+                <w:rFonts w:ascii="MS Gothic" w:eastAsia="MS Gothic" w:hAnsi="MS Gothic"/>
+              </w:rPr>
+              <w:t>☐</w:t>
+            </w:r>
+            <w:r>
+              <w:rPr>
+                <w:rFonts w:ascii="TH Sarabun New" w:hAnsi="TH Sarabun New" w:cs="TH Sarabun New"/>
+              </w:rPr>
+              <w:t xml:space="preserve"/>
+            </w:r>
+            <w:r>
+              <w:rPr>
                 <w:rFonts w:ascii="TH Sarabun New" w:hAnsi="TH Sarabun New" w:cs="TH Sarabun New"/>
                 <w:sz w:val="28"/>
               </w:rPr>
@@ -4461,84 +4416,6 @@
             <w:r>
               <w:rPr>
                 <w:rFonts w:ascii="TH Sarabun New" w:hAnsi="TH Sarabun New" w:cs="TH Sarabun New"/>
-                <w:noProof/>
-                <w:sz w:val="30"/>
-                <w:szCs w:val="30"/>
-                <w:lang w:val="en-GB" w:eastAsia="en-GB"/>
-              </w:rPr>
-              <mc:AlternateContent>
-                <mc:Choice Requires="wps">
-                  <w:drawing>
-                    <wp:anchor distT="0" distB="0" distL="114300" distR="114300" simplePos="0" relativeHeight="251705344" behindDoc="0" locked="0" layoutInCell="1" allowOverlap="1" wp14:anchorId="28B054A4" wp14:editId="0FABD82B">
-                      <wp:simplePos x="0" y="0"/>
-                      <wp:positionH relativeFrom="column">
-                        <wp:posOffset>709523</wp:posOffset>
-                      </wp:positionH>
-                      <wp:positionV relativeFrom="paragraph">
-                        <wp:posOffset>55712</wp:posOffset>
-                      </wp:positionV>
-                      <wp:extent cx="119270" cy="119270"/>
-                      <wp:effectExtent l="0" t="0" r="14605" b="14605"/>
-                      <wp:wrapNone/>
-                      <wp:docPr id="27" name="Rectangle 27"/>
-                      <wp:cNvGraphicFramePr/>
-                      <a:graphic xmlns:a="http://schemas.openxmlformats.org/drawingml/2006/main">
-                        <a:graphicData uri="http://schemas.microsoft.com/office/word/2010/wordprocessingShape">
-                          <wps:wsp>
-                            <wps:cNvSpPr/>
-                            <wps:spPr>
-                              <a:xfrm>
-                                <a:off x="0" y="0"/>
-                                <a:ext cx="119270" cy="119270"/>
-                              </a:xfrm>
-                              <a:prstGeom prst="rect">
-                                <a:avLst/>
-                              </a:prstGeom>
-                              <a:noFill/>
-                              <a:ln w="9525">
-                                <a:solidFill>
-                                  <a:schemeClr val="tx1"/>
-                                </a:solidFill>
-                              </a:ln>
-                            </wps:spPr>
-                            <wps:style>
-                              <a:lnRef idx="2">
-                                <a:schemeClr val="accent1">
-                                  <a:shade val="50000"/>
-                                </a:schemeClr>
-                              </a:lnRef>
-                              <a:fillRef idx="1">
-                                <a:schemeClr val="accent1"/>
-                              </a:fillRef>
-                              <a:effectRef idx="0">
-                                <a:schemeClr val="accent1"/>
-                              </a:effectRef>
-                              <a:fontRef idx="minor">
-                                <a:schemeClr val="lt1"/>
-                              </a:fontRef>
-                            </wps:style>
-                            <wps:bodyPr rot="0" spcFirstLastPara="0" vertOverflow="overflow" horzOverflow="overflow" vert="horz" wrap="square" lIns="91440" tIns="45720" rIns="91440" bIns="45720" numCol="1" spcCol="0" rtlCol="0" fromWordArt="0" anchor="ctr" anchorCtr="0" forceAA="0" compatLnSpc="1">
-                              <a:prstTxWarp prst="textNoShape">
-                                <a:avLst/>
-                              </a:prstTxWarp>
-                              <a:noAutofit/>
-                            </wps:bodyPr>
-                          </wps:wsp>
-                        </a:graphicData>
-                      </a:graphic>
-                    </wp:anchor>
-                  </w:drawing>
-                </mc:Choice>
-                <mc:Fallback>
-                  <w:pict>
-                    <v:rect w14:anchorId="1EC27D57" id="Rectangle 27" o:spid="_x0000_s1026" style="position:absolute;margin-left:55.85pt;margin-top:4.4pt;width:9.4pt;height:9.4pt;z-index:251705344;visibility:visible;mso-wrap-style:square;mso-wrap-distance-left:9pt;mso-wrap-distance-top:0;mso-wrap-distance-right:9pt;mso-wrap-distance-bottom:0;mso-position-horizontal:absolute;mso-position-horizontal-relative:text;mso-position-vertical:absolute;mso-position-vertical-relative:text;v-text-anchor:middle" o:gfxdata="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" filled="f" strokecolor="black [3213]"/>
-                  </w:pict>
-                </mc:Fallback>
-              </mc:AlternateContent>
-            </w:r>
-            <w:r>
-              <w:rPr>
-                <w:rFonts w:ascii="TH Sarabun New" w:hAnsi="TH Sarabun New" w:cs="TH Sarabun New"/>
                 <w:sz w:val="30"/>
                 <w:szCs w:val="30"/>
               </w:rPr>
@@ -4550,6 +4427,70 @@
                 <w:sz w:val="30"/>
                 <w:szCs w:val="30"/>
               </w:rPr>
+              <w:t/>
+            </w:r>
+            <w:r>
+              <w:rPr>
+                <w:rFonts w:ascii="MS Gothic" w:eastAsia="MS Gothic" w:hAnsi="MS Gothic"/>
+              </w:rPr>
+              <w:t>☐</w:t>
+            </w:r>
+            <w:r>
+              <w:rPr>
+                <w:rFonts w:ascii="TH Sarabun New" w:hAnsi="TH Sarabun New" w:cs="TH Sarabun New"/>
+              </w:rPr>
+              <w:t xml:space="preserve"/>
+            </w:r>
+            <w:r>
+              <w:rPr>
+                <w:rFonts w:ascii="TH Sarabun New" w:hAnsi="TH Sarabun New" w:cs="TH Sarabun New"/>
+                <w:sz w:val="30"/>
+                <w:szCs w:val="30"/>
+              </w:rPr>
+              <w:t/>
+            </w:r>
+            <w:r>
+              <w:rPr>
+                <w:rFonts w:ascii="TH Sarabun New" w:hAnsi="TH Sarabun New" w:cs="TH Sarabun New"/>
+                <w:sz w:val="30"/>
+                <w:szCs w:val="30"/>
+              </w:rPr>
+              <w:t/>
+            </w:r>
+            <w:r>
+              <w:rPr>
+                <w:rFonts w:ascii="TH Sarabun New" w:hAnsi="TH Sarabun New" w:cs="TH Sarabun New" w:hint="cs"/>
+                <w:sz w:val="30"/>
+                <w:szCs w:val="30"/>
+                <w:cs/>
+              </w:rPr>
+              <w:t xml:space="preserve"> </w:t>
+            </w:r>
+            <w:r>
+              <w:rPr>
+                <w:rFonts w:ascii="TH Sarabun New" w:hAnsi="TH Sarabun New" w:cs="TH Sarabun New"/>
+                <w:sz w:val="30"/>
+                <w:szCs w:val="30"/>
+                <w:cs/>
+              </w:rPr>
+              <w:t>หนังสือตอบรับการตีพิมพ์</w:t>
+            </w:r>
+          </w:p>
+          <w:p>
+            <w:pPr>
+              <w:rPr>
+                <w:rFonts w:ascii="TH Sarabun New" w:hAnsi="TH Sarabun New" w:cs="TH Sarabun New"/>
+                <w:sz w:val="30"/>
+                <w:szCs w:val="30"/>
+              </w:rPr>
+            </w:pPr>
+            <w:r>
+              <w:rPr>
+                <w:rFonts w:ascii="TH Sarabun New" w:hAnsi="TH Sarabun New" w:cs="TH Sarabun New"/>
+                <w:sz w:val="30"/>
+                <w:szCs w:val="30"/>
+                <w:cs/>
+              </w:rPr>
               <w:tab/>
             </w:r>
             <w:r>
@@ -4562,150 +4503,15 @@
             </w:r>
             <w:r>
               <w:rPr>
-                <w:rFonts w:ascii="TH Sarabun New" w:hAnsi="TH Sarabun New" w:cs="TH Sarabun New"/>
-                <w:sz w:val="30"/>
-                <w:szCs w:val="30"/>
-              </w:rPr>
-              <w:t/>
-            </w:r>
-            <w:r>
-              <w:rPr>
-                <w:rFonts w:ascii="TH Sarabun New" w:hAnsi="TH Sarabun New" w:cs="TH Sarabun New"/>
-                <w:sz w:val="30"/>
-                <w:szCs w:val="30"/>
-              </w:rPr>
-              <w:t/>
-            </w:r>
-            <w:r>
-              <w:rPr>
-                <w:rFonts w:ascii="TH Sarabun New" w:hAnsi="TH Sarabun New" w:cs="TH Sarabun New" w:hint="cs"/>
-                <w:sz w:val="30"/>
-                <w:szCs w:val="30"/>
-                <w:cs/>
-              </w:rPr>
-              <w:t xml:space="preserve"> </w:t>
-            </w:r>
-            <w:r>
-              <w:rPr>
-                <w:rFonts w:ascii="TH Sarabun New" w:hAnsi="TH Sarabun New" w:cs="TH Sarabun New"/>
-                <w:sz w:val="30"/>
-                <w:szCs w:val="30"/>
-                <w:cs/>
-              </w:rPr>
-              <w:t>หนังสือตอบรับการตีพิมพ์</w:t>
-            </w:r>
-          </w:p>
-          <w:p>
-            <w:pPr>
-              <w:rPr>
-                <w:rFonts w:ascii="TH Sarabun New" w:hAnsi="TH Sarabun New" w:cs="TH Sarabun New"/>
-                <w:sz w:val="30"/>
-                <w:szCs w:val="30"/>
-              </w:rPr>
-            </w:pPr>
-            <w:r>
-              <w:rPr>
-                <w:rFonts w:ascii="TH Sarabun New" w:hAnsi="TH Sarabun New" w:cs="TH Sarabun New"/>
-                <w:noProof/>
-                <w:sz w:val="30"/>
-                <w:szCs w:val="30"/>
-                <w:lang w:val="en-GB" w:eastAsia="en-GB"/>
-              </w:rPr>
-              <mc:AlternateContent>
-                <mc:Choice Requires="wps">
-                  <w:drawing>
-                    <wp:anchor distT="0" distB="0" distL="114300" distR="114300" simplePos="0" relativeHeight="251707392" behindDoc="0" locked="0" layoutInCell="1" allowOverlap="1" wp14:anchorId="4E90B320" wp14:editId="2034B3BC">
-                      <wp:simplePos x="0" y="0"/>
-                      <wp:positionH relativeFrom="column">
-                        <wp:posOffset>717121</wp:posOffset>
-                      </wp:positionH>
-                      <wp:positionV relativeFrom="paragraph">
-                        <wp:posOffset>57150</wp:posOffset>
-                      </wp:positionV>
-                      <wp:extent cx="119270" cy="119270"/>
-                      <wp:effectExtent l="0" t="0" r="14605" b="14605"/>
-                      <wp:wrapNone/>
-                      <wp:docPr id="28" name="Rectangle 28"/>
-                      <wp:cNvGraphicFramePr/>
-                      <a:graphic xmlns:a="http://schemas.openxmlformats.org/drawingml/2006/main">
-                        <a:graphicData uri="http://schemas.microsoft.com/office/word/2010/wordprocessingShape">
-                          <wps:wsp>
-                            <wps:cNvSpPr/>
-                            <wps:spPr>
-                              <a:xfrm>
-                                <a:off x="0" y="0"/>
-                                <a:ext cx="119270" cy="119270"/>
-                              </a:xfrm>
-                              <a:prstGeom prst="rect">
-                                <a:avLst/>
-                              </a:prstGeom>
-                              <a:noFill/>
-                              <a:ln w="9525">
-                                <a:solidFill>
-                                  <a:schemeClr val="tx1"/>
-                                </a:solidFill>
-                              </a:ln>
-                            </wps:spPr>
-                            <wps:style>
-                              <a:lnRef idx="2">
-                                <a:schemeClr val="accent1">
-                                  <a:shade val="50000"/>
-                                </a:schemeClr>
-                              </a:lnRef>
-                              <a:fillRef idx="1">
-                                <a:schemeClr val="accent1"/>
-                              </a:fillRef>
-                              <a:effectRef idx="0">
-                                <a:schemeClr val="accent1"/>
-                              </a:effectRef>
-                              <a:fontRef idx="minor">
-                                <a:schemeClr val="lt1"/>
-                              </a:fontRef>
-                            </wps:style>
-                            <wps:bodyPr rot="0" spcFirstLastPara="0" vertOverflow="overflow" horzOverflow="overflow" vert="horz" wrap="square" lIns="91440" tIns="45720" rIns="91440" bIns="45720" numCol="1" spcCol="0" rtlCol="0" fromWordArt="0" anchor="ctr" anchorCtr="0" forceAA="0" compatLnSpc="1">
-                              <a:prstTxWarp prst="textNoShape">
-                                <a:avLst/>
-                              </a:prstTxWarp>
-                              <a:noAutofit/>
-                            </wps:bodyPr>
-                          </wps:wsp>
-                        </a:graphicData>
-                      </a:graphic>
-                    </wp:anchor>
-                  </w:drawing>
-                </mc:Choice>
-                <mc:Fallback>
-                  <w:pict>
-                    <v:rect w14:anchorId="128E1434" id="Rectangle 28" o:spid="_x0000_s1026" style="position:absolute;margin-left:56.45pt;margin-top:4.5pt;width:9.4pt;height:9.4pt;z-index:251707392;visibility:visible;mso-wrap-style:square;mso-wrap-distance-left:9pt;mso-wrap-distance-top:0;mso-wrap-distance-right:9pt;mso-wrap-distance-bottom:0;mso-position-horizontal:absolute;mso-position-horizontal-relative:text;mso-position-vertical:absolute;mso-position-vertical-relative:text;v-text-anchor:middle" o:gfxdata="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" filled="f" strokecolor="black [3213]"/>
-                  </w:pict>
-                </mc:Fallback>
-              </mc:AlternateContent>
-            </w:r>
-            <w:r>
-              <w:rPr>
-                <w:rFonts w:ascii="TH Sarabun New" w:hAnsi="TH Sarabun New" w:cs="TH Sarabun New"/>
-                <w:sz w:val="30"/>
-                <w:szCs w:val="30"/>
-                <w:cs/>
-              </w:rPr>
-              <w:tab/>
-            </w:r>
-            <w:r>
-              <w:rPr>
-                <w:rFonts w:ascii="TH Sarabun New" w:hAnsi="TH Sarabun New" w:cs="TH Sarabun New"/>
-                <w:sz w:val="30"/>
-                <w:szCs w:val="30"/>
-                <w:cs/>
-              </w:rPr>
-              <w:tab/>
-            </w:r>
-            <w:r>
-              <w:rPr>
-                <w:rFonts w:ascii="TH Sarabun New" w:hAnsi="TH Sarabun New" w:cs="TH Sarabun New"/>
-                <w:sz w:val="30"/>
-                <w:szCs w:val="30"/>
-              </w:rPr>
-              <w:t/>
+                <w:rFonts w:ascii="MS Gothic" w:eastAsia="MS Gothic" w:hAnsi="MS Gothic"/>
+              </w:rPr>
+              <w:t>☐</w:t>
+            </w:r>
+            <w:r>
+              <w:rPr>
+                <w:rFonts w:ascii="TH Sarabun New" w:hAnsi="TH Sarabun New" w:cs="TH Sarabun New"/>
+              </w:rPr>
+              <w:t xml:space="preserve"/>
             </w:r>
             <w:r>
               <w:rPr>
@@ -4871,6 +4677,18 @@
             </w:r>
             <w:r>
               <w:rPr>
+                <w:rFonts w:ascii="MS Gothic" w:eastAsia="MS Gothic" w:hAnsi="MS Gothic"/>
+              </w:rPr>
+              <w:t>☐</w:t>
+            </w:r>
+            <w:r>
+              <w:rPr>
+                <w:rFonts w:ascii="TH Sarabun New" w:hAnsi="TH Sarabun New" w:cs="TH Sarabun New"/>
+              </w:rPr>
+              <w:t xml:space="preserve"/>
+            </w:r>
+            <w:r>
+              <w:rPr>
                 <w:rFonts w:ascii="TH Sarabun New" w:hAnsi="TH Sarabun New" w:cs="TH Sarabun New"/>
                 <w:sz w:val="28"/>
               </w:rPr>
@@ -4975,6 +4793,18 @@
             </w:r>
             <w:r>
               <w:rPr>
+                <w:rFonts w:ascii="MS Gothic" w:eastAsia="MS Gothic" w:hAnsi="MS Gothic"/>
+              </w:rPr>
+              <w:t>☐</w:t>
+            </w:r>
+            <w:r>
+              <w:rPr>
+                <w:rFonts w:ascii="TH Sarabun New" w:hAnsi="TH Sarabun New" w:cs="TH Sarabun New"/>
+              </w:rPr>
+              <w:t xml:space="preserve"/>
+            </w:r>
+            <w:r>
+              <w:rPr>
                 <w:rFonts w:ascii="TH Sarabun New" w:hAnsi="TH Sarabun New" w:cs="TH Sarabun New"/>
                 <w:sz w:val="28"/>
               </w:rPr>
@@ -5038,6 +4868,18 @@
                 <w:sz w:val="28"/>
               </w:rPr>
               <w:t/>
+            </w:r>
+            <w:r>
+              <w:rPr>
+                <w:rFonts w:ascii="MS Gothic" w:eastAsia="MS Gothic" w:hAnsi="MS Gothic"/>
+              </w:rPr>
+              <w:t>☐</w:t>
+            </w:r>
+            <w:r>
+              <w:rPr>
+                <w:rFonts w:ascii="TH Sarabun New" w:hAnsi="TH Sarabun New" w:cs="TH Sarabun New"/>
+              </w:rPr>
+              <w:t xml:space="preserve"/>
             </w:r>
             <w:r>
               <w:rPr>
@@ -5135,6 +4977,18 @@
             </w:r>
             <w:r>
               <w:rPr>
+                <w:rFonts w:ascii="MS Gothic" w:eastAsia="MS Gothic" w:hAnsi="MS Gothic"/>
+              </w:rPr>
+              <w:t>☐</w:t>
+            </w:r>
+            <w:r>
+              <w:rPr>
+                <w:rFonts w:ascii="TH Sarabun New" w:hAnsi="TH Sarabun New" w:cs="TH Sarabun New"/>
+              </w:rPr>
+              <w:t xml:space="preserve"/>
+            </w:r>
+            <w:r>
+              <w:rPr>
                 <w:rFonts w:ascii="TH Sarabun New" w:hAnsi="TH Sarabun New" w:cs="TH Sarabun New"/>
                 <w:sz w:val="28"/>
               </w:rPr>
@@ -5178,96 +5032,30 @@
             <w:r>
               <w:rPr>
                 <w:rFonts w:ascii="TH Sarabun New" w:hAnsi="TH Sarabun New" w:cs="TH Sarabun New"/>
-                <w:noProof/>
-                <w:sz w:val="30"/>
-                <w:szCs w:val="30"/>
-                <w:lang w:val="en-GB" w:eastAsia="en-GB"/>
-              </w:rPr>
-              <mc:AlternateContent>
-                <mc:Choice Requires="wps">
-                  <w:drawing>
-                    <wp:anchor distT="0" distB="0" distL="114300" distR="114300" simplePos="0" relativeHeight="251717632" behindDoc="0" locked="0" layoutInCell="1" allowOverlap="1" wp14:anchorId="05E2ACE6" wp14:editId="640FB63D">
-                      <wp:simplePos x="0" y="0"/>
-                      <wp:positionH relativeFrom="column">
-                        <wp:posOffset>302751</wp:posOffset>
-                      </wp:positionH>
-                      <wp:positionV relativeFrom="paragraph">
-                        <wp:posOffset>51244</wp:posOffset>
-                      </wp:positionV>
-                      <wp:extent cx="119270" cy="119270"/>
-                      <wp:effectExtent l="0" t="0" r="14605" b="14605"/>
-                      <wp:wrapNone/>
-                      <wp:docPr id="33" name="Rectangle 33"/>
-                      <wp:cNvGraphicFramePr/>
-                      <a:graphic xmlns:a="http://schemas.openxmlformats.org/drawingml/2006/main">
-                        <a:graphicData uri="http://schemas.microsoft.com/office/word/2010/wordprocessingShape">
-                          <wps:wsp>
-                            <wps:cNvSpPr/>
-                            <wps:spPr>
-                              <a:xfrm>
-                                <a:off x="0" y="0"/>
-                                <a:ext cx="119270" cy="119270"/>
-                              </a:xfrm>
-                              <a:prstGeom prst="rect">
-                                <a:avLst/>
-                              </a:prstGeom>
-                              <a:noFill/>
-                              <a:ln w="9525">
-                                <a:solidFill>
-                                  <a:schemeClr val="tx1"/>
-                                </a:solidFill>
-                              </a:ln>
-                            </wps:spPr>
-                            <wps:style>
-                              <a:lnRef idx="2">
-                                <a:schemeClr val="accent1">
-                                  <a:shade val="50000"/>
-                                </a:schemeClr>
-                              </a:lnRef>
-                              <a:fillRef idx="1">
-                                <a:schemeClr val="accent1"/>
-                              </a:fillRef>
-                              <a:effectRef idx="0">
-                                <a:schemeClr val="accent1"/>
-                              </a:effectRef>
-                              <a:fontRef idx="minor">
-                                <a:schemeClr val="lt1"/>
-                              </a:fontRef>
-                            </wps:style>
-                            <wps:bodyPr rot="0" spcFirstLastPara="0" vertOverflow="overflow" horzOverflow="overflow" vert="horz" wrap="square" lIns="91440" tIns="45720" rIns="91440" bIns="45720" numCol="1" spcCol="0" rtlCol="0" fromWordArt="0" anchor="ctr" anchorCtr="0" forceAA="0" compatLnSpc="1">
-                              <a:prstTxWarp prst="textNoShape">
-                                <a:avLst/>
-                              </a:prstTxWarp>
-                              <a:noAutofit/>
-                            </wps:bodyPr>
-                          </wps:wsp>
-                        </a:graphicData>
-                      </a:graphic>
-                    </wp:anchor>
-                  </w:drawing>
-                </mc:Choice>
-                <mc:Fallback>
-                  <w:pict>
-                    <v:rect w14:anchorId="5AFAEF57" id="Rectangle 33" o:spid="_x0000_s1026" style="position:absolute;margin-left:23.85pt;margin-top:4.05pt;width:9.4pt;height:9.4pt;z-index:251717632;visibility:visible;mso-wrap-style:square;mso-wrap-distance-left:9pt;mso-wrap-distance-top:0;mso-wrap-distance-right:9pt;mso-wrap-distance-bottom:0;mso-position-horizontal:absolute;mso-position-horizontal-relative:text;mso-position-vertical:absolute;mso-position-vertical-relative:text;v-text-anchor:middle" o:gfxdata="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" filled="f" strokecolor="black [3213]"/>
-                  </w:pict>
-                </mc:Fallback>
-              </mc:AlternateContent>
-            </w:r>
-            <w:r>
-              <w:rPr>
-                <w:rFonts w:ascii="TH Sarabun New" w:hAnsi="TH Sarabun New" w:cs="TH Sarabun New"/>
-                <w:sz w:val="30"/>
-                <w:szCs w:val="30"/>
-              </w:rPr>
-              <w:tab/>
-            </w:r>
-            <w:r>
-              <w:rPr>
-                <w:rFonts w:ascii="TH Sarabun New" w:hAnsi="TH Sarabun New" w:cs="TH Sarabun New"/>
-                <w:sz w:val="30"/>
-                <w:szCs w:val="30"/>
-              </w:rPr>
-              <w:t> </w:t>
+                <w:sz w:val="30"/>
+                <w:szCs w:val="30"/>
+              </w:rPr>
+              <w:t xml:space="preserve">     </w:t>
+            </w:r>
+            <w:r>
+              <w:rPr>
+                <w:rFonts w:ascii="TH Sarabun New" w:hAnsi="TH Sarabun New" w:cs="TH Sarabun New"/>
+                <w:sz w:val="30"/>
+                <w:szCs w:val="30"/>
+              </w:rPr>
+              <w:t/>
+            </w:r>
+            <w:r>
+              <w:rPr>
+                <w:rFonts w:ascii="MS Gothic" w:eastAsia="MS Gothic" w:hAnsi="MS Gothic"/>
+              </w:rPr>
+              <w:t>☐</w:t>
+            </w:r>
+            <w:r>
+              <w:rPr>
+                <w:rFonts w:ascii="TH Sarabun New" w:hAnsi="TH Sarabun New" w:cs="TH Sarabun New"/>
+              </w:rPr>
+              <w:t xml:space="preserve"> </w:t>
             </w:r>
             <w:r>
               <w:rPr>
@@ -5292,17 +5080,24 @@
                 <w:szCs w:val="30"/>
                 <w:cs/>
               </w:rPr>
-              <w:t>หนังสือรับรองว่าได้เผยแพร่ไปยังวงวิชาการ</w:t>
-            </w:r>
-            <w:r>
-              <w:rPr>
-                <w:rFonts w:ascii="TH Sarabun New" w:hAnsi="TH Sarabun New" w:cs="TH Sarabun New"/>
-                <w:sz w:val="30"/>
-                <w:szCs w:val="30"/>
-                <w:cs/>
-              </w:rPr>
-              <w:tab/>
-              <w:t>และวิชาชีพในสาขาที่ขออย่างกว้างขวาง</w:t>
+              <w:t>หนังสือรับรองว่าได้</w:t>
+            </w:r>
+            <w:r>
+              <w:rPr>
+                <w:rFonts w:ascii="TH Sarabun New" w:hAnsi="TH Sarabun New" w:cs="TH Sarabun New"/>
+                <w:sz w:val="30"/>
+                <w:szCs w:val="30"/>
+              </w:rPr>
+              <w:t xml:space="preserve">            </w:t>
+            </w:r>
+            <w:r>
+              <w:rPr>
+                <w:rFonts w:ascii="TH Sarabun New" w:hAnsi="TH Sarabun New" w:cs="TH Sarabun New"/>
+                <w:sz w:val="30"/>
+                <w:szCs w:val="30"/>
+                <w:cs/>
+              </w:rPr>
+              <w:t>เผยแพร่ไปยังวงวิชาการและวิชาชีพในสาขาที่ขออย่างกว้างขวาง</w:t>
             </w:r>
           </w:p>
           <w:p>
@@ -5317,97 +5112,22 @@
             <w:r>
               <w:rPr>
                 <w:rFonts w:ascii="TH Sarabun New" w:hAnsi="TH Sarabun New" w:cs="TH Sarabun New"/>
-                <w:noProof/>
-                <w:sz w:val="30"/>
-                <w:szCs w:val="30"/>
-                <w:lang w:val="en-GB" w:eastAsia="en-GB"/>
-              </w:rPr>
-              <mc:AlternateContent>
-                <mc:Choice Requires="wps">
-                  <w:drawing>
-                    <wp:anchor distT="0" distB="0" distL="114300" distR="114300" simplePos="0" relativeHeight="251719680" behindDoc="0" locked="0" layoutInCell="1" allowOverlap="1" wp14:anchorId="49CF3553" wp14:editId="2D3D91F6">
-                      <wp:simplePos x="0" y="0"/>
-                      <wp:positionH relativeFrom="column">
-                        <wp:posOffset>302260</wp:posOffset>
-                      </wp:positionH>
-                      <wp:positionV relativeFrom="paragraph">
-                        <wp:posOffset>41481</wp:posOffset>
-                      </wp:positionV>
-                      <wp:extent cx="119270" cy="119270"/>
-                      <wp:effectExtent l="0" t="0" r="14605" b="14605"/>
-                      <wp:wrapNone/>
-                      <wp:docPr id="34" name="Rectangle 34"/>
-                      <wp:cNvGraphicFramePr/>
-                      <a:graphic xmlns:a="http://schemas.openxmlformats.org/drawingml/2006/main">
-                        <a:graphicData uri="http://schemas.microsoft.com/office/word/2010/wordprocessingShape">
-                          <wps:wsp>
-                            <wps:cNvSpPr/>
-                            <wps:spPr>
-                              <a:xfrm>
-                                <a:off x="0" y="0"/>
-                                <a:ext cx="119270" cy="119270"/>
-                              </a:xfrm>
-                              <a:prstGeom prst="rect">
-                                <a:avLst/>
-                              </a:prstGeom>
-                              <a:noFill/>
-                              <a:ln w="9525">
-                                <a:solidFill>
-                                  <a:schemeClr val="tx1"/>
-                                </a:solidFill>
-                              </a:ln>
-                            </wps:spPr>
-                            <wps:style>
-                              <a:lnRef idx="2">
-                                <a:schemeClr val="accent1">
-                                  <a:shade val="50000"/>
-                                </a:schemeClr>
-                              </a:lnRef>
-                              <a:fillRef idx="1">
-                                <a:schemeClr val="accent1"/>
-                              </a:fillRef>
-                              <a:effectRef idx="0">
-                                <a:schemeClr val="accent1"/>
-                              </a:effectRef>
-                              <a:fontRef idx="minor">
-                                <a:schemeClr val="lt1"/>
-                              </a:fontRef>
-                            </wps:style>
-                            <wps:bodyPr rot="0" spcFirstLastPara="0" vertOverflow="overflow" horzOverflow="overflow" vert="horz" wrap="square" lIns="91440" tIns="45720" rIns="91440" bIns="45720" numCol="1" spcCol="0" rtlCol="0" fromWordArt="0" anchor="ctr" anchorCtr="0" forceAA="0" compatLnSpc="1">
-                              <a:prstTxWarp prst="textNoShape">
-                                <a:avLst/>
-                              </a:prstTxWarp>
-                              <a:noAutofit/>
-                            </wps:bodyPr>
-                          </wps:wsp>
-                        </a:graphicData>
-                      </a:graphic>
-                    </wp:anchor>
-                  </w:drawing>
-                </mc:Choice>
-                <mc:Fallback>
-                  <w:pict>
-                    <v:rect w14:anchorId="207C3470" id="Rectangle 34" o:spid="_x0000_s1026" style="position:absolute;margin-left:23.8pt;margin-top:3.25pt;width:9.4pt;height:9.4pt;z-index:251719680;visibility:visible;mso-wrap-style:square;mso-wrap-distance-left:9pt;mso-wrap-distance-top:0;mso-wrap-distance-right:9pt;mso-wrap-distance-bottom:0;mso-position-horizontal:absolute;mso-position-horizontal-relative:text;mso-position-vertical:absolute;mso-position-vertical-relative:text;v-text-anchor:middle" o:gfxdata="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" filled="f" strokecolor="black [3213]"/>
-                  </w:pict>
-                </mc:Fallback>
-              </mc:AlternateContent>
-            </w:r>
-            <w:r>
-              <w:rPr>
-                <w:rFonts w:ascii="TH Sarabun New" w:hAnsi="TH Sarabun New" w:cs="TH Sarabun New"/>
-                <w:sz w:val="30"/>
-                <w:szCs w:val="30"/>
-                <w:cs/>
-              </w:rPr>
-              <w:tab/>
-            </w:r>
-            <w:r>
-              <w:rPr>
-                <w:rFonts w:ascii="TH Sarabun New" w:hAnsi="TH Sarabun New" w:cs="TH Sarabun New"/>
-                <w:sz w:val="30"/>
-                <w:szCs w:val="30"/>
-              </w:rPr>
-              <w:t/>
+                <w:sz w:val="30"/>
+                <w:szCs w:val="30"/>
+              </w:rPr>
+              <w:t/>
+            </w:r>
+            <w:r>
+              <w:rPr>
+                <w:rFonts w:ascii="MS Gothic" w:eastAsia="MS Gothic" w:hAnsi="MS Gothic"/>
+              </w:rPr>
+              <w:t>☐</w:t>
+            </w:r>
+            <w:r>
+              <w:rPr>
+                <w:rFonts w:ascii="TH Sarabun New" w:hAnsi="TH Sarabun New" w:cs="TH Sarabun New"/>
+              </w:rPr>
+              <w:t xml:space="preserve"/>
             </w:r>
             <w:r>
               <w:rPr>
@@ -5458,9 +5178,29 @@
             <w:r>
               <w:rPr>
                 <w:rFonts w:ascii="TH Sarabun New" w:hAnsi="TH Sarabun New" w:cs="TH Sarabun New"/>
-                <w:sz w:val="28"/>
-              </w:rPr>
-              <w:t/>
+                <w:sz w:val="30"/>
+                <w:szCs w:val="30"/>
+              </w:rPr>
+              <w:t xml:space="preserve"> </w:t>
+            </w:r>
+            <w:r>
+              <w:rPr>
+                <w:rFonts w:ascii="TH Sarabun New" w:hAnsi="TH Sarabun New" w:cs="TH Sarabun New"/>
+                <w:sz w:val="28"/>
+              </w:rPr>
+              <w:t/>
+            </w:r>
+            <w:r>
+              <w:rPr>
+                <w:rFonts w:ascii="MS Gothic" w:eastAsia="MS Gothic" w:hAnsi="MS Gothic"/>
+              </w:rPr>
+              <w:t>☐</w:t>
+            </w:r>
+            <w:r>
+              <w:rPr>
+                <w:rFonts w:ascii="TH Sarabun New" w:hAnsi="TH Sarabun New" w:cs="TH Sarabun New"/>
+              </w:rPr>
+              <w:t xml:space="preserve"/>
             </w:r>
             <w:r>
               <w:rPr>
@@ -5593,7 +5333,7 @@
             <w:pPr>
               <w:jc w:val="thaiDistribute"/>
               <w:rPr>
-                <w:rFonts w:ascii="TH Sarabun New" w:hAnsi="TH Sarabun New" w:cs="TH Sarabun New"/>
+                <w:rFonts w:ascii="TH Sarabun New" w:hAnsi="TH Sarabun New" w:cs="TH Sarabun New" w:hint="cs"/>
                 <w:sz w:val="30"/>
                 <w:szCs w:val="30"/>
               </w:rPr>
@@ -5698,13 +5438,6 @@
                 <w:cs/>
               </w:rPr>
               <w:t>ไม่มี เนื่องจาก</w:t>
-            </w:r>
-            <w:r>
-              <w:rPr>
-                <w:rFonts w:ascii="TH Sarabun New" w:hAnsi="TH Sarabun New" w:cs="TH Sarabun New"/>
-                <w:sz w:val="28"/>
-              </w:rPr>
-              <w:t/>
             </w:r>
             <w:r>
               <w:rPr>
@@ -6083,6 +5816,18 @@
             </w:r>
             <w:r>
               <w:rPr>
+                <w:rFonts w:ascii="MS Gothic" w:eastAsia="MS Gothic" w:hAnsi="MS Gothic"/>
+              </w:rPr>
+              <w:t>☐</w:t>
+            </w:r>
+            <w:r>
+              <w:rPr>
+                <w:rFonts w:ascii="TH Sarabun New" w:hAnsi="TH Sarabun New" w:cs="TH Sarabun New"/>
+              </w:rPr>
+              <w:t xml:space="preserve"/>
+            </w:r>
+            <w:r>
+              <w:rPr>
                 <w:rFonts w:ascii="TH Sarabun New" w:hAnsi="TH Sarabun New" w:cs="TH Sarabun New"/>
                 <w:sz w:val="28"/>
               </w:rPr>
@@ -6395,6 +6140,18 @@
             </w:r>
             <w:r>
               <w:rPr>
+                <w:rFonts w:ascii="MS Gothic" w:eastAsia="MS Gothic" w:hAnsi="MS Gothic"/>
+              </w:rPr>
+              <w:t>☐</w:t>
+            </w:r>
+            <w:r>
+              <w:rPr>
+                <w:rFonts w:ascii="TH Sarabun New" w:hAnsi="TH Sarabun New" w:cs="TH Sarabun New"/>
+              </w:rPr>
+              <w:t xml:space="preserve"/>
+            </w:r>
+            <w:r>
+              <w:rPr>
                 <w:rFonts w:ascii="TH Sarabun New" w:hAnsi="TH Sarabun New" w:cs="TH Sarabun New"/>
                 <w:sz w:val="28"/>
               </w:rPr>
@@ -6481,6 +6238,18 @@
             </w:r>
             <w:r>
               <w:rPr>
+                <w:rFonts w:ascii="MS Gothic" w:eastAsia="MS Gothic" w:hAnsi="MS Gothic"/>
+              </w:rPr>
+              <w:t>☐</w:t>
+            </w:r>
+            <w:r>
+              <w:rPr>
+                <w:rFonts w:ascii="TH Sarabun New" w:hAnsi="TH Sarabun New" w:cs="TH Sarabun New"/>
+              </w:rPr>
+              <w:t xml:space="preserve"/>
+            </w:r>
+            <w:r>
+              <w:rPr>
                 <w:rFonts w:ascii="TH Sarabun New" w:hAnsi="TH Sarabun New" w:cs="TH Sarabun New"/>
                 <w:sz w:val="28"/>
               </w:rPr>
@@ -6533,84 +6302,6 @@
             <w:r>
               <w:rPr>
                 <w:rFonts w:ascii="TH Sarabun New" w:hAnsi="TH Sarabun New" w:cs="TH Sarabun New"/>
-                <w:noProof/>
-                <w:sz w:val="30"/>
-                <w:szCs w:val="30"/>
-                <w:lang w:val="en-GB" w:eastAsia="en-GB"/>
-              </w:rPr>
-              <mc:AlternateContent>
-                <mc:Choice Requires="wps">
-                  <w:drawing>
-                    <wp:anchor distT="0" distB="0" distL="114300" distR="114300" simplePos="0" relativeHeight="251767808" behindDoc="0" locked="0" layoutInCell="1" allowOverlap="1" wp14:anchorId="6D7A102A" wp14:editId="7ECB0C3F">
-                      <wp:simplePos x="0" y="0"/>
-                      <wp:positionH relativeFrom="column">
-                        <wp:posOffset>302260</wp:posOffset>
-                      </wp:positionH>
-                      <wp:positionV relativeFrom="paragraph">
-                        <wp:posOffset>41481</wp:posOffset>
-                      </wp:positionV>
-                      <wp:extent cx="119270" cy="119270"/>
-                      <wp:effectExtent l="0" t="0" r="14605" b="14605"/>
-                      <wp:wrapNone/>
-                      <wp:docPr id="48" name="Rectangle 48"/>
-                      <wp:cNvGraphicFramePr/>
-                      <a:graphic xmlns:a="http://schemas.openxmlformats.org/drawingml/2006/main">
-                        <a:graphicData uri="http://schemas.microsoft.com/office/word/2010/wordprocessingShape">
-                          <wps:wsp>
-                            <wps:cNvSpPr/>
-                            <wps:spPr>
-                              <a:xfrm>
-                                <a:off x="0" y="0"/>
-                                <a:ext cx="119270" cy="119270"/>
-                              </a:xfrm>
-                              <a:prstGeom prst="rect">
-                                <a:avLst/>
-                              </a:prstGeom>
-                              <a:noFill/>
-                              <a:ln w="9525">
-                                <a:solidFill>
-                                  <a:schemeClr val="tx1"/>
-                                </a:solidFill>
-                              </a:ln>
-                            </wps:spPr>
-                            <wps:style>
-                              <a:lnRef idx="2">
-                                <a:schemeClr val="accent1">
-                                  <a:shade val="50000"/>
-                                </a:schemeClr>
-                              </a:lnRef>
-                              <a:fillRef idx="1">
-                                <a:schemeClr val="accent1"/>
-                              </a:fillRef>
-                              <a:effectRef idx="0">
-                                <a:schemeClr val="accent1"/>
-                              </a:effectRef>
-                              <a:fontRef idx="minor">
-                                <a:schemeClr val="lt1"/>
-                              </a:fontRef>
-                            </wps:style>
-                            <wps:bodyPr rot="0" spcFirstLastPara="0" vertOverflow="overflow" horzOverflow="overflow" vert="horz" wrap="square" lIns="91440" tIns="45720" rIns="91440" bIns="45720" numCol="1" spcCol="0" rtlCol="0" fromWordArt="0" anchor="ctr" anchorCtr="0" forceAA="0" compatLnSpc="1">
-                              <a:prstTxWarp prst="textNoShape">
-                                <a:avLst/>
-                              </a:prstTxWarp>
-                              <a:noAutofit/>
-                            </wps:bodyPr>
-                          </wps:wsp>
-                        </a:graphicData>
-                      </a:graphic>
-                    </wp:anchor>
-                  </w:drawing>
-                </mc:Choice>
-                <mc:Fallback>
-                  <w:pict>
-                    <v:rect w14:anchorId="5FFE6463" id="Rectangle 48" o:spid="_x0000_s1026" style="position:absolute;margin-left:23.8pt;margin-top:3.25pt;width:9.4pt;height:9.4pt;z-index:251767808;visibility:visible;mso-wrap-style:square;mso-wrap-distance-left:9pt;mso-wrap-distance-top:0;mso-wrap-distance-right:9pt;mso-wrap-distance-bottom:0;mso-position-horizontal:absolute;mso-position-horizontal-relative:text;mso-position-vertical:absolute;mso-position-vertical-relative:text;v-text-anchor:middle" o:gfxdata="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" filled="f" strokecolor="black [3213]"/>
-                  </w:pict>
-                </mc:Fallback>
-              </mc:AlternateContent>
-            </w:r>
-            <w:r>
-              <w:rPr>
-                <w:rFonts w:ascii="TH Sarabun New" w:hAnsi="TH Sarabun New" w:cs="TH Sarabun New"/>
                 <w:sz w:val="30"/>
                 <w:szCs w:val="30"/>
                 <w:cs/>
@@ -6623,7 +6314,19 @@
                 <w:sz w:val="30"/>
                 <w:szCs w:val="30"/>
               </w:rPr>
-              <w:t> </w:t>
+              <w:t/>
+            </w:r>
+            <w:r>
+              <w:rPr>
+                <w:rFonts w:ascii="MS Gothic" w:eastAsia="MS Gothic" w:hAnsi="MS Gothic"/>
+              </w:rPr>
+              <w:t>☐</w:t>
+            </w:r>
+            <w:r>
+              <w:rPr>
+                <w:rFonts w:ascii="TH Sarabun New" w:hAnsi="TH Sarabun New" w:cs="TH Sarabun New"/>
+              </w:rPr>
+              <w:t xml:space="preserve"> </w:t>
             </w:r>
             <w:r>
               <w:rPr>
@@ -6678,6 +6381,18 @@
             </w:r>
             <w:r>
               <w:rPr>
+                <w:rFonts w:ascii="MS Gothic" w:eastAsia="MS Gothic" w:hAnsi="MS Gothic"/>
+              </w:rPr>
+              <w:t>☐</w:t>
+            </w:r>
+            <w:r>
+              <w:rPr>
+                <w:rFonts w:ascii="TH Sarabun New" w:hAnsi="TH Sarabun New" w:cs="TH Sarabun New"/>
+              </w:rPr>
+              <w:t xml:space="preserve"/>
+            </w:r>
+            <w:r>
+              <w:rPr>
                 <w:rFonts w:ascii="TH Sarabun New" w:hAnsi="TH Sarabun New" w:cs="TH Sarabun New"/>
                 <w:sz w:val="28"/>
               </w:rPr>
@@ -6735,7 +6450,7 @@
               <w:rPr>
                 <w:rFonts w:ascii="MS Gothic" w:eastAsia="MS Gothic" w:hAnsi="MS Gothic"/>
               </w:rPr>
-              <w:t>☑</w:t>
+              <w:t>☐</w:t>
             </w:r>
             <w:r>
               <w:rPr>
@@ -6807,84 +6522,6 @@
             <w:r>
               <w:rPr>
                 <w:rFonts w:ascii="TH Sarabun New" w:hAnsi="TH Sarabun New" w:cs="TH Sarabun New"/>
-                <w:noProof/>
-                <w:sz w:val="30"/>
-                <w:szCs w:val="30"/>
-                <w:lang w:val="en-GB" w:eastAsia="en-GB"/>
-              </w:rPr>
-              <mc:AlternateContent>
-                <mc:Choice Requires="wps">
-                  <w:drawing>
-                    <wp:anchor distT="0" distB="0" distL="114300" distR="114300" simplePos="0" relativeHeight="251769856" behindDoc="0" locked="0" layoutInCell="1" allowOverlap="1" wp14:anchorId="21F84B72" wp14:editId="4D730EC8">
-                      <wp:simplePos x="0" y="0"/>
-                      <wp:positionH relativeFrom="column">
-                        <wp:posOffset>304800</wp:posOffset>
-                      </wp:positionH>
-                      <wp:positionV relativeFrom="paragraph">
-                        <wp:posOffset>41275</wp:posOffset>
-                      </wp:positionV>
-                      <wp:extent cx="119270" cy="119270"/>
-                      <wp:effectExtent l="0" t="0" r="14605" b="14605"/>
-                      <wp:wrapNone/>
-                      <wp:docPr id="2" name="Rectangle 2"/>
-                      <wp:cNvGraphicFramePr/>
-                      <a:graphic xmlns:a="http://schemas.openxmlformats.org/drawingml/2006/main">
-                        <a:graphicData uri="http://schemas.microsoft.com/office/word/2010/wordprocessingShape">
-                          <wps:wsp>
-                            <wps:cNvSpPr/>
-                            <wps:spPr>
-                              <a:xfrm>
-                                <a:off x="0" y="0"/>
-                                <a:ext cx="119270" cy="119270"/>
-                              </a:xfrm>
-                              <a:prstGeom prst="rect">
-                                <a:avLst/>
-                              </a:prstGeom>
-                              <a:noFill/>
-                              <a:ln w="9525">
-                                <a:solidFill>
-                                  <a:schemeClr val="tx1"/>
-                                </a:solidFill>
-                              </a:ln>
-                            </wps:spPr>
-                            <wps:style>
-                              <a:lnRef idx="2">
-                                <a:schemeClr val="accent1">
-                                  <a:shade val="50000"/>
-                                </a:schemeClr>
-                              </a:lnRef>
-                              <a:fillRef idx="1">
-                                <a:schemeClr val="accent1"/>
-                              </a:fillRef>
-                              <a:effectRef idx="0">
-                                <a:schemeClr val="accent1"/>
-                              </a:effectRef>
-                              <a:fontRef idx="minor">
-                                <a:schemeClr val="lt1"/>
-                              </a:fontRef>
-                            </wps:style>
-                            <wps:bodyPr rot="0" spcFirstLastPara="0" vertOverflow="overflow" horzOverflow="overflow" vert="horz" wrap="square" lIns="91440" tIns="45720" rIns="91440" bIns="45720" numCol="1" spcCol="0" rtlCol="0" fromWordArt="0" anchor="ctr" anchorCtr="0" forceAA="0" compatLnSpc="1">
-                              <a:prstTxWarp prst="textNoShape">
-                                <a:avLst/>
-                              </a:prstTxWarp>
-                              <a:noAutofit/>
-                            </wps:bodyPr>
-                          </wps:wsp>
-                        </a:graphicData>
-                      </a:graphic>
-                    </wp:anchor>
-                  </w:drawing>
-                </mc:Choice>
-                <mc:Fallback>
-                  <w:pict>
-                    <v:rect w14:anchorId="375BED5C" id="Rectangle 2" o:spid="_x0000_s1026" style="position:absolute;margin-left:24pt;margin-top:3.25pt;width:9.4pt;height:9.4pt;z-index:251769856;visibility:visible;mso-wrap-style:square;mso-wrap-distance-left:9pt;mso-wrap-distance-top:0;mso-wrap-distance-right:9pt;mso-wrap-distance-bottom:0;mso-position-horizontal:absolute;mso-position-horizontal-relative:text;mso-position-vertical:absolute;mso-position-vertical-relative:text;v-text-anchor:middle" o:gfxdata="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" filled="f" strokecolor="black [3213]"/>
-                  </w:pict>
-                </mc:Fallback>
-              </mc:AlternateContent>
-            </w:r>
-            <w:r>
-              <w:rPr>
-                <w:rFonts w:ascii="TH Sarabun New" w:hAnsi="TH Sarabun New" w:cs="TH Sarabun New"/>
                 <w:sz w:val="30"/>
                 <w:szCs w:val="30"/>
                 <w:cs/>
@@ -6897,7 +6534,7 @@
                 <w:sz w:val="30"/>
                 <w:szCs w:val="30"/>
               </w:rPr>
-              <w:t>่ี่ี่ึำพเพเ </w:t>
+              <w:t> </w:t>
             </w:r>
             <w:r>
               <w:rPr>
@@ -6956,84 +6593,6 @@
             <w:r>
               <w:rPr>
                 <w:rFonts w:ascii="TH Sarabun New" w:hAnsi="TH Sarabun New" w:cs="TH Sarabun New"/>
-                <w:noProof/>
-                <w:sz w:val="30"/>
-                <w:szCs w:val="30"/>
-                <w:lang w:val="en-GB" w:eastAsia="en-GB"/>
-              </w:rPr>
-              <mc:AlternateContent>
-                <mc:Choice Requires="wps">
-                  <w:drawing>
-                    <wp:anchor distT="0" distB="0" distL="114300" distR="114300" simplePos="0" relativeHeight="251771904" behindDoc="0" locked="0" layoutInCell="1" allowOverlap="1" wp14:anchorId="520AFB9A" wp14:editId="0A6320D6">
-                      <wp:simplePos x="0" y="0"/>
-                      <wp:positionH relativeFrom="column">
-                        <wp:posOffset>304800</wp:posOffset>
-                      </wp:positionH>
-                      <wp:positionV relativeFrom="paragraph">
-                        <wp:posOffset>45720</wp:posOffset>
-                      </wp:positionV>
-                      <wp:extent cx="119270" cy="119270"/>
-                      <wp:effectExtent l="0" t="0" r="14605" b="14605"/>
-                      <wp:wrapNone/>
-                      <wp:docPr id="4" name="Rectangle 4"/>
-                      <wp:cNvGraphicFramePr/>
-                      <a:graphic xmlns:a="http://schemas.openxmlformats.org/drawingml/2006/main">
-                        <a:graphicData uri="http://schemas.microsoft.com/office/word/2010/wordprocessingShape">
-                          <wps:wsp>
-                            <wps:cNvSpPr/>
-                            <wps:spPr>
-                              <a:xfrm>
-                                <a:off x="0" y="0"/>
-                                <a:ext cx="119270" cy="119270"/>
-                              </a:xfrm>
-                              <a:prstGeom prst="rect">
-                                <a:avLst/>
-                              </a:prstGeom>
-                              <a:noFill/>
-                              <a:ln w="9525">
-                                <a:solidFill>
-                                  <a:schemeClr val="tx1"/>
-                                </a:solidFill>
-                              </a:ln>
-                            </wps:spPr>
-                            <wps:style>
-                              <a:lnRef idx="2">
-                                <a:schemeClr val="accent1">
-                                  <a:shade val="50000"/>
-                                </a:schemeClr>
-                              </a:lnRef>
-                              <a:fillRef idx="1">
-                                <a:schemeClr val="accent1"/>
-                              </a:fillRef>
-                              <a:effectRef idx="0">
-                                <a:schemeClr val="accent1"/>
-                              </a:effectRef>
-                              <a:fontRef idx="minor">
-                                <a:schemeClr val="lt1"/>
-                              </a:fontRef>
-                            </wps:style>
-                            <wps:bodyPr rot="0" spcFirstLastPara="0" vertOverflow="overflow" horzOverflow="overflow" vert="horz" wrap="square" lIns="91440" tIns="45720" rIns="91440" bIns="45720" numCol="1" spcCol="0" rtlCol="0" fromWordArt="0" anchor="ctr" anchorCtr="0" forceAA="0" compatLnSpc="1">
-                              <a:prstTxWarp prst="textNoShape">
-                                <a:avLst/>
-                              </a:prstTxWarp>
-                              <a:noAutofit/>
-                            </wps:bodyPr>
-                          </wps:wsp>
-                        </a:graphicData>
-                      </a:graphic>
-                    </wp:anchor>
-                  </w:drawing>
-                </mc:Choice>
-                <mc:Fallback>
-                  <w:pict>
-                    <v:rect w14:anchorId="66FBCAD9" id="Rectangle 4" o:spid="_x0000_s1026" style="position:absolute;margin-left:24pt;margin-top:3.6pt;width:9.4pt;height:9.4pt;z-index:251771904;visibility:visible;mso-wrap-style:square;mso-wrap-distance-left:9pt;mso-wrap-distance-top:0;mso-wrap-distance-right:9pt;mso-wrap-distance-bottom:0;mso-position-horizontal:absolute;mso-position-horizontal-relative:text;mso-position-vertical:absolute;mso-position-vertical-relative:text;v-text-anchor:middle" o:gfxdata="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" filled="f" strokecolor="black [3213]"/>
-                  </w:pict>
-                </mc:Fallback>
-              </mc:AlternateContent>
-            </w:r>
-            <w:r>
-              <w:rPr>
-                <w:rFonts w:ascii="TH Sarabun New" w:hAnsi="TH Sarabun New" w:cs="TH Sarabun New"/>
                 <w:sz w:val="30"/>
                 <w:szCs w:val="30"/>
                 <w:cs/>
@@ -7111,6 +6670,18 @@
                 <w:sz w:val="28"/>
               </w:rPr>
               <w:t/>
+            </w:r>
+            <w:r>
+              <w:rPr>
+                <w:rFonts w:ascii="MS Gothic" w:eastAsia="MS Gothic" w:hAnsi="MS Gothic"/>
+              </w:rPr>
+              <w:t>☐</w:t>
+            </w:r>
+            <w:r>
+              <w:rPr>
+                <w:rFonts w:ascii="TH Sarabun New" w:hAnsi="TH Sarabun New" w:cs="TH Sarabun New"/>
+              </w:rPr>
+              <w:t xml:space="preserve"/>
             </w:r>
             <w:r>
               <w:rPr>
@@ -7202,6 +6773,18 @@
             </w:r>
             <w:r>
               <w:rPr>
+                <w:rFonts w:ascii="MS Gothic" w:eastAsia="MS Gothic" w:hAnsi="MS Gothic"/>
+              </w:rPr>
+              <w:t>☐</w:t>
+            </w:r>
+            <w:r>
+              <w:rPr>
+                <w:rFonts w:ascii="TH Sarabun New" w:hAnsi="TH Sarabun New" w:cs="TH Sarabun New"/>
+              </w:rPr>
+              <w:t xml:space="preserve"/>
+            </w:r>
+            <w:r>
+              <w:rPr>
                 <w:rFonts w:ascii="TH Sarabun New" w:hAnsi="TH Sarabun New" w:cs="TH Sarabun New"/>
                 <w:sz w:val="28"/>
               </w:rPr>
@@ -7276,6 +6859,18 @@
             </w:r>
             <w:r>
               <w:rPr>
+                <w:rFonts w:ascii="MS Gothic" w:eastAsia="MS Gothic" w:hAnsi="MS Gothic"/>
+              </w:rPr>
+              <w:t>☐</w:t>
+            </w:r>
+            <w:r>
+              <w:rPr>
+                <w:rFonts w:ascii="TH Sarabun New" w:hAnsi="TH Sarabun New" w:cs="TH Sarabun New"/>
+              </w:rPr>
+              <w:t xml:space="preserve"/>
+            </w:r>
+            <w:r>
+              <w:rPr>
                 <w:rFonts w:ascii="TH Sarabun New" w:hAnsi="TH Sarabun New" w:cs="TH Sarabun New"/>
                 <w:sz w:val="28"/>
               </w:rPr>
@@ -7319,84 +6914,6 @@
             <w:r>
               <w:rPr>
                 <w:rFonts w:ascii="TH Sarabun New" w:hAnsi="TH Sarabun New" w:cs="TH Sarabun New"/>
-                <w:noProof/>
-                <w:sz w:val="30"/>
-                <w:szCs w:val="30"/>
-                <w:lang w:val="en-GB" w:eastAsia="en-GB"/>
-              </w:rPr>
-              <mc:AlternateContent>
-                <mc:Choice Requires="wps">
-                  <w:drawing>
-                    <wp:anchor distT="0" distB="0" distL="114300" distR="114300" simplePos="0" relativeHeight="251779072" behindDoc="0" locked="0" layoutInCell="1" allowOverlap="1" wp14:anchorId="34C20ABE" wp14:editId="1322EFEC">
-                      <wp:simplePos x="0" y="0"/>
-                      <wp:positionH relativeFrom="column">
-                        <wp:posOffset>302751</wp:posOffset>
-                      </wp:positionH>
-                      <wp:positionV relativeFrom="paragraph">
-                        <wp:posOffset>51244</wp:posOffset>
-                      </wp:positionV>
-                      <wp:extent cx="119270" cy="119270"/>
-                      <wp:effectExtent l="0" t="0" r="14605" b="14605"/>
-                      <wp:wrapNone/>
-                      <wp:docPr id="42" name="Rectangle 42"/>
-                      <wp:cNvGraphicFramePr/>
-                      <a:graphic xmlns:a="http://schemas.openxmlformats.org/drawingml/2006/main">
-                        <a:graphicData uri="http://schemas.microsoft.com/office/word/2010/wordprocessingShape">
-                          <wps:wsp>
-                            <wps:cNvSpPr/>
-                            <wps:spPr>
-                              <a:xfrm>
-                                <a:off x="0" y="0"/>
-                                <a:ext cx="119270" cy="119270"/>
-                              </a:xfrm>
-                              <a:prstGeom prst="rect">
-                                <a:avLst/>
-                              </a:prstGeom>
-                              <a:noFill/>
-                              <a:ln w="9525">
-                                <a:solidFill>
-                                  <a:schemeClr val="tx1"/>
-                                </a:solidFill>
-                              </a:ln>
-                            </wps:spPr>
-                            <wps:style>
-                              <a:lnRef idx="2">
-                                <a:schemeClr val="accent1">
-                                  <a:shade val="50000"/>
-                                </a:schemeClr>
-                              </a:lnRef>
-                              <a:fillRef idx="1">
-                                <a:schemeClr val="accent1"/>
-                              </a:fillRef>
-                              <a:effectRef idx="0">
-                                <a:schemeClr val="accent1"/>
-                              </a:effectRef>
-                              <a:fontRef idx="minor">
-                                <a:schemeClr val="lt1"/>
-                              </a:fontRef>
-                            </wps:style>
-                            <wps:bodyPr rot="0" spcFirstLastPara="0" vertOverflow="overflow" horzOverflow="overflow" vert="horz" wrap="square" lIns="91440" tIns="45720" rIns="91440" bIns="45720" numCol="1" spcCol="0" rtlCol="0" fromWordArt="0" anchor="ctr" anchorCtr="0" forceAA="0" compatLnSpc="1">
-                              <a:prstTxWarp prst="textNoShape">
-                                <a:avLst/>
-                              </a:prstTxWarp>
-                              <a:noAutofit/>
-                            </wps:bodyPr>
-                          </wps:wsp>
-                        </a:graphicData>
-                      </a:graphic>
-                    </wp:anchor>
-                  </w:drawing>
-                </mc:Choice>
-                <mc:Fallback>
-                  <w:pict>
-                    <v:rect w14:anchorId="16504826" id="Rectangle 42" o:spid="_x0000_s1026" style="position:absolute;margin-left:23.85pt;margin-top:4.05pt;width:9.4pt;height:9.4pt;z-index:251779072;visibility:visible;mso-wrap-style:square;mso-wrap-distance-left:9pt;mso-wrap-distance-top:0;mso-wrap-distance-right:9pt;mso-wrap-distance-bottom:0;mso-position-horizontal:absolute;mso-position-horizontal-relative:text;mso-position-vertical:absolute;mso-position-vertical-relative:text;v-text-anchor:middle" o:gfxdata="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" filled="f" strokecolor="black [3213]"/>
-                  </w:pict>
-                </mc:Fallback>
-              </mc:AlternateContent>
-            </w:r>
-            <w:r>
-              <w:rPr>
-                <w:rFonts w:ascii="TH Sarabun New" w:hAnsi="TH Sarabun New" w:cs="TH Sarabun New"/>
                 <w:sz w:val="30"/>
                 <w:szCs w:val="30"/>
               </w:rPr>
@@ -7408,7 +6925,19 @@
                 <w:sz w:val="30"/>
                 <w:szCs w:val="30"/>
               </w:rPr>
-              <w:t> </w:t>
+              <w:t/>
+            </w:r>
+            <w:r>
+              <w:rPr>
+                <w:rFonts w:ascii="MS Gothic" w:eastAsia="MS Gothic" w:hAnsi="MS Gothic"/>
+              </w:rPr>
+              <w:t>☐</w:t>
+            </w:r>
+            <w:r>
+              <w:rPr>
+                <w:rFonts w:ascii="TH Sarabun New" w:hAnsi="TH Sarabun New" w:cs="TH Sarabun New"/>
+              </w:rPr>
+              <w:t xml:space="preserve"> </w:t>
             </w:r>
             <w:r>
               <w:rPr>
@@ -7494,84 +7023,6 @@
             <w:r>
               <w:rPr>
                 <w:rFonts w:ascii="TH Sarabun New" w:hAnsi="TH Sarabun New" w:cs="TH Sarabun New"/>
-                <w:noProof/>
-                <w:sz w:val="30"/>
-                <w:szCs w:val="30"/>
-                <w:lang w:val="en-GB" w:eastAsia="en-GB"/>
-              </w:rPr>
-              <mc:AlternateContent>
-                <mc:Choice Requires="wps">
-                  <w:drawing>
-                    <wp:anchor distT="0" distB="0" distL="114300" distR="114300" simplePos="0" relativeHeight="251780096" behindDoc="0" locked="0" layoutInCell="1" allowOverlap="1" wp14:anchorId="3E5ADC7E" wp14:editId="3EC9AA9C">
-                      <wp:simplePos x="0" y="0"/>
-                      <wp:positionH relativeFrom="column">
-                        <wp:posOffset>302260</wp:posOffset>
-                      </wp:positionH>
-                      <wp:positionV relativeFrom="paragraph">
-                        <wp:posOffset>41481</wp:posOffset>
-                      </wp:positionV>
-                      <wp:extent cx="119270" cy="119270"/>
-                      <wp:effectExtent l="0" t="0" r="14605" b="14605"/>
-                      <wp:wrapNone/>
-                      <wp:docPr id="47" name="Rectangle 47"/>
-                      <wp:cNvGraphicFramePr/>
-                      <a:graphic xmlns:a="http://schemas.openxmlformats.org/drawingml/2006/main">
-                        <a:graphicData uri="http://schemas.microsoft.com/office/word/2010/wordprocessingShape">
-                          <wps:wsp>
-                            <wps:cNvSpPr/>
-                            <wps:spPr>
-                              <a:xfrm>
-                                <a:off x="0" y="0"/>
-                                <a:ext cx="119270" cy="119270"/>
-                              </a:xfrm>
-                              <a:prstGeom prst="rect">
-                                <a:avLst/>
-                              </a:prstGeom>
-                              <a:noFill/>
-                              <a:ln w="9525">
-                                <a:solidFill>
-                                  <a:schemeClr val="tx1"/>
-                                </a:solidFill>
-                              </a:ln>
-                            </wps:spPr>
-                            <wps:style>
-                              <a:lnRef idx="2">
-                                <a:schemeClr val="accent1">
-                                  <a:shade val="50000"/>
-                                </a:schemeClr>
-                              </a:lnRef>
-                              <a:fillRef idx="1">
-                                <a:schemeClr val="accent1"/>
-                              </a:fillRef>
-                              <a:effectRef idx="0">
-                                <a:schemeClr val="accent1"/>
-                              </a:effectRef>
-                              <a:fontRef idx="minor">
-                                <a:schemeClr val="lt1"/>
-                              </a:fontRef>
-                            </wps:style>
-                            <wps:bodyPr rot="0" spcFirstLastPara="0" vertOverflow="overflow" horzOverflow="overflow" vert="horz" wrap="square" lIns="91440" tIns="45720" rIns="91440" bIns="45720" numCol="1" spcCol="0" rtlCol="0" fromWordArt="0" anchor="ctr" anchorCtr="0" forceAA="0" compatLnSpc="1">
-                              <a:prstTxWarp prst="textNoShape">
-                                <a:avLst/>
-                              </a:prstTxWarp>
-                              <a:noAutofit/>
-                            </wps:bodyPr>
-                          </wps:wsp>
-                        </a:graphicData>
-                      </a:graphic>
-                    </wp:anchor>
-                  </w:drawing>
-                </mc:Choice>
-                <mc:Fallback>
-                  <w:pict>
-                    <v:rect w14:anchorId="2C567BA2" id="Rectangle 47" o:spid="_x0000_s1026" style="position:absolute;margin-left:23.8pt;margin-top:3.25pt;width:9.4pt;height:9.4pt;z-index:251780096;visibility:visible;mso-wrap-style:square;mso-wrap-distance-left:9pt;mso-wrap-distance-top:0;mso-wrap-distance-right:9pt;mso-wrap-distance-bottom:0;mso-position-horizontal:absolute;mso-position-horizontal-relative:text;mso-position-vertical:absolute;mso-position-vertical-relative:text;v-text-anchor:middle" o:gfxdata="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" filled="f" strokecolor="black [3213]"/>
-                  </w:pict>
-                </mc:Fallback>
-              </mc:AlternateContent>
-            </w:r>
-            <w:r>
-              <w:rPr>
-                <w:rFonts w:ascii="TH Sarabun New" w:hAnsi="TH Sarabun New" w:cs="TH Sarabun New"/>
                 <w:sz w:val="30"/>
                 <w:szCs w:val="30"/>
                 <w:cs/>
@@ -7584,7 +7035,19 @@
                 <w:sz w:val="30"/>
                 <w:szCs w:val="30"/>
               </w:rPr>
-              <w:t> </w:t>
+              <w:t/>
+            </w:r>
+            <w:r>
+              <w:rPr>
+                <w:rFonts w:ascii="MS Gothic" w:eastAsia="MS Gothic" w:hAnsi="MS Gothic"/>
+              </w:rPr>
+              <w:t>☐</w:t>
+            </w:r>
+            <w:r>
+              <w:rPr>
+                <w:rFonts w:ascii="TH Sarabun New" w:hAnsi="TH Sarabun New" w:cs="TH Sarabun New"/>
+              </w:rPr>
+              <w:t xml:space="preserve"> </w:t>
             </w:r>
             <w:r>
               <w:rPr>
@@ -7635,6 +7098,18 @@
                 <w:sz w:val="28"/>
               </w:rPr>
               <w:t/>
+            </w:r>
+            <w:r>
+              <w:rPr>
+                <w:rFonts w:ascii="MS Gothic" w:eastAsia="MS Gothic" w:hAnsi="MS Gothic"/>
+              </w:rPr>
+              <w:t>☐</w:t>
+            </w:r>
+            <w:r>
+              <w:rPr>
+                <w:rFonts w:ascii="TH Sarabun New" w:hAnsi="TH Sarabun New" w:cs="TH Sarabun New"/>
+              </w:rPr>
+              <w:t xml:space="preserve"/>
             </w:r>
             <w:r>
               <w:rPr>
@@ -7735,6 +7210,18 @@
             </w:r>
             <w:r>
               <w:rPr>
+                <w:rFonts w:ascii="MS Gothic" w:eastAsia="MS Gothic" w:hAnsi="MS Gothic"/>
+              </w:rPr>
+              <w:t>☐</w:t>
+            </w:r>
+            <w:r>
+              <w:rPr>
+                <w:rFonts w:ascii="TH Sarabun New" w:hAnsi="TH Sarabun New" w:cs="TH Sarabun New"/>
+              </w:rPr>
+              <w:t xml:space="preserve"/>
+            </w:r>
+            <w:r>
+              <w:rPr>
                 <w:rFonts w:ascii="TH Sarabun New" w:hAnsi="TH Sarabun New" w:cs="TH Sarabun New"/>
                 <w:sz w:val="28"/>
               </w:rPr>
@@ -7806,7 +7293,19 @@
                 <w:rFonts w:ascii="TH Sarabun New" w:hAnsi="TH Sarabun New" w:cs="TH Sarabun New"/>
                 <w:sz w:val="28"/>
               </w:rPr>
-              <w:t> </w:t>
+              <w:t/>
+            </w:r>
+            <w:r>
+              <w:rPr>
+                <w:rFonts w:ascii="MS Gothic" w:eastAsia="MS Gothic" w:hAnsi="MS Gothic"/>
+              </w:rPr>
+              <w:t>☐</w:t>
+            </w:r>
+            <w:r>
+              <w:rPr>
+                <w:rFonts w:ascii="TH Sarabun New" w:hAnsi="TH Sarabun New" w:cs="TH Sarabun New"/>
+              </w:rPr>
+              <w:t xml:space="preserve"> </w:t>
             </w:r>
             <w:r>
               <w:rPr>
@@ -7873,6 +7372,18 @@
                 <w:sz w:val="28"/>
               </w:rPr>
               <w:t/>
+            </w:r>
+            <w:r>
+              <w:rPr>
+                <w:rFonts w:ascii="MS Gothic" w:eastAsia="MS Gothic" w:hAnsi="MS Gothic"/>
+              </w:rPr>
+              <w:t>☐</w:t>
+            </w:r>
+            <w:r>
+              <w:rPr>
+                <w:rFonts w:ascii="TH Sarabun New" w:hAnsi="TH Sarabun New" w:cs="TH Sarabun New"/>
+              </w:rPr>
+              <w:t xml:space="preserve"/>
             </w:r>
             <w:r>
               <w:rPr>
@@ -7973,6 +7484,18 @@
             </w:r>
             <w:r>
               <w:rPr>
+                <w:rFonts w:ascii="MS Gothic" w:eastAsia="MS Gothic" w:hAnsi="MS Gothic"/>
+              </w:rPr>
+              <w:t>☐</w:t>
+            </w:r>
+            <w:r>
+              <w:rPr>
+                <w:rFonts w:ascii="TH Sarabun New" w:hAnsi="TH Sarabun New" w:cs="TH Sarabun New"/>
+              </w:rPr>
+              <w:t xml:space="preserve"/>
+            </w:r>
+            <w:r>
+              <w:rPr>
                 <w:rFonts w:ascii="TH Sarabun New" w:hAnsi="TH Sarabun New" w:cs="TH Sarabun New"/>
                 <w:sz w:val="28"/>
               </w:rPr>
@@ -8057,6 +7580,18 @@
             </w:r>
             <w:r>
               <w:rPr>
+                <w:rFonts w:ascii="MS Gothic" w:eastAsia="MS Gothic" w:hAnsi="MS Gothic"/>
+              </w:rPr>
+              <w:t>☐</w:t>
+            </w:r>
+            <w:r>
+              <w:rPr>
+                <w:rFonts w:ascii="TH Sarabun New" w:hAnsi="TH Sarabun New" w:cs="TH Sarabun New"/>
+              </w:rPr>
+              <w:t xml:space="preserve"/>
+            </w:r>
+            <w:r>
+              <w:rPr>
                 <w:rFonts w:ascii="TH Sarabun New" w:hAnsi="TH Sarabun New" w:cs="TH Sarabun New"/>
                 <w:sz w:val="28"/>
               </w:rPr>
@@ -8141,6 +7676,18 @@
                 <w:sz w:val="28"/>
               </w:rPr>
               <w:t/>
+            </w:r>
+            <w:r>
+              <w:rPr>
+                <w:rFonts w:ascii="MS Gothic" w:eastAsia="MS Gothic" w:hAnsi="MS Gothic"/>
+              </w:rPr>
+              <w:t>☐</w:t>
+            </w:r>
+            <w:r>
+              <w:rPr>
+                <w:rFonts w:ascii="TH Sarabun New" w:hAnsi="TH Sarabun New" w:cs="TH Sarabun New"/>
+              </w:rPr>
+              <w:t xml:space="preserve"/>
             </w:r>
             <w:r>
               <w:rPr>
@@ -8231,6 +7778,18 @@
             </w:r>
             <w:r>
               <w:rPr>
+                <w:rFonts w:ascii="MS Gothic" w:eastAsia="MS Gothic" w:hAnsi="MS Gothic"/>
+              </w:rPr>
+              <w:t>☐</w:t>
+            </w:r>
+            <w:r>
+              <w:rPr>
+                <w:rFonts w:ascii="TH Sarabun New" w:hAnsi="TH Sarabun New" w:cs="TH Sarabun New"/>
+              </w:rPr>
+              <w:t xml:space="preserve"/>
+            </w:r>
+            <w:r>
+              <w:rPr>
                 <w:rFonts w:ascii="TH Sarabun New" w:hAnsi="TH Sarabun New" w:cs="TH Sarabun New"/>
                 <w:sz w:val="28"/>
               </w:rPr>
@@ -8311,6 +7870,18 @@
             </w:r>
             <w:r>
               <w:rPr>
+                <w:rFonts w:ascii="MS Gothic" w:eastAsia="MS Gothic" w:hAnsi="MS Gothic"/>
+              </w:rPr>
+              <w:t>☐</w:t>
+            </w:r>
+            <w:r>
+              <w:rPr>
+                <w:rFonts w:ascii="TH Sarabun New" w:hAnsi="TH Sarabun New" w:cs="TH Sarabun New"/>
+              </w:rPr>
+              <w:t xml:space="preserve"/>
+            </w:r>
+            <w:r>
+              <w:rPr>
                 <w:rFonts w:ascii="TH Sarabun New" w:hAnsi="TH Sarabun New" w:cs="TH Sarabun New"/>
                 <w:sz w:val="28"/>
               </w:rPr>
@@ -8354,84 +7925,6 @@
             <w:r>
               <w:rPr>
                 <w:rFonts w:ascii="TH Sarabun New" w:hAnsi="TH Sarabun New" w:cs="TH Sarabun New"/>
-                <w:noProof/>
-                <w:sz w:val="30"/>
-                <w:szCs w:val="30"/>
-                <w:lang w:val="en-GB" w:eastAsia="en-GB"/>
-              </w:rPr>
-              <mc:AlternateContent>
-                <mc:Choice Requires="wps">
-                  <w:drawing>
-                    <wp:anchor distT="0" distB="0" distL="114300" distR="114300" simplePos="0" relativeHeight="251799552" behindDoc="0" locked="0" layoutInCell="1" allowOverlap="1" wp14:anchorId="5800A425" wp14:editId="2BA604E5">
-                      <wp:simplePos x="0" y="0"/>
-                      <wp:positionH relativeFrom="column">
-                        <wp:posOffset>304800</wp:posOffset>
-                      </wp:positionH>
-                      <wp:positionV relativeFrom="paragraph">
-                        <wp:posOffset>39370</wp:posOffset>
-                      </wp:positionV>
-                      <wp:extent cx="119270" cy="119270"/>
-                      <wp:effectExtent l="0" t="0" r="14605" b="14605"/>
-                      <wp:wrapNone/>
-                      <wp:docPr id="69" name="Rectangle 69"/>
-                      <wp:cNvGraphicFramePr/>
-                      <a:graphic xmlns:a="http://schemas.openxmlformats.org/drawingml/2006/main">
-                        <a:graphicData uri="http://schemas.microsoft.com/office/word/2010/wordprocessingShape">
-                          <wps:wsp>
-                            <wps:cNvSpPr/>
-                            <wps:spPr>
-                              <a:xfrm>
-                                <a:off x="0" y="0"/>
-                                <a:ext cx="119270" cy="119270"/>
-                              </a:xfrm>
-                              <a:prstGeom prst="rect">
-                                <a:avLst/>
-                              </a:prstGeom>
-                              <a:noFill/>
-                              <a:ln w="9525">
-                                <a:solidFill>
-                                  <a:schemeClr val="tx1"/>
-                                </a:solidFill>
-                              </a:ln>
-                            </wps:spPr>
-                            <wps:style>
-                              <a:lnRef idx="2">
-                                <a:schemeClr val="accent1">
-                                  <a:shade val="50000"/>
-                                </a:schemeClr>
-                              </a:lnRef>
-                              <a:fillRef idx="1">
-                                <a:schemeClr val="accent1"/>
-                              </a:fillRef>
-                              <a:effectRef idx="0">
-                                <a:schemeClr val="accent1"/>
-                              </a:effectRef>
-                              <a:fontRef idx="minor">
-                                <a:schemeClr val="lt1"/>
-                              </a:fontRef>
-                            </wps:style>
-                            <wps:bodyPr rot="0" spcFirstLastPara="0" vertOverflow="overflow" horzOverflow="overflow" vert="horz" wrap="square" lIns="91440" tIns="45720" rIns="91440" bIns="45720" numCol="1" spcCol="0" rtlCol="0" fromWordArt="0" anchor="ctr" anchorCtr="0" forceAA="0" compatLnSpc="1">
-                              <a:prstTxWarp prst="textNoShape">
-                                <a:avLst/>
-                              </a:prstTxWarp>
-                              <a:noAutofit/>
-                            </wps:bodyPr>
-                          </wps:wsp>
-                        </a:graphicData>
-                      </a:graphic>
-                    </wp:anchor>
-                  </w:drawing>
-                </mc:Choice>
-                <mc:Fallback>
-                  <w:pict>
-                    <v:rect w14:anchorId="7D71F75F" id="Rectangle 69" o:spid="_x0000_s1026" style="position:absolute;margin-left:24pt;margin-top:3.1pt;width:9.4pt;height:9.4pt;z-index:251799552;visibility:visible;mso-wrap-style:square;mso-wrap-distance-left:9pt;mso-wrap-distance-top:0;mso-wrap-distance-right:9pt;mso-wrap-distance-bottom:0;mso-position-horizontal:absolute;mso-position-horizontal-relative:text;mso-position-vertical:absolute;mso-position-vertical-relative:text;v-text-anchor:middle" o:gfxdata="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" filled="f" strokecolor="black [3213]"/>
-                  </w:pict>
-                </mc:Fallback>
-              </mc:AlternateContent>
-            </w:r>
-            <w:r>
-              <w:rPr>
-                <w:rFonts w:ascii="TH Sarabun New" w:hAnsi="TH Sarabun New" w:cs="TH Sarabun New"/>
                 <w:sz w:val="30"/>
                 <w:szCs w:val="30"/>
                 <w:cs/>
@@ -8444,7 +7937,19 @@
                 <w:sz w:val="30"/>
                 <w:szCs w:val="30"/>
               </w:rPr>
-              <w:t> </w:t>
+              <w:t/>
+            </w:r>
+            <w:r>
+              <w:rPr>
+                <w:rFonts w:ascii="MS Gothic" w:eastAsia="MS Gothic" w:hAnsi="MS Gothic"/>
+              </w:rPr>
+              <w:t>☐</w:t>
+            </w:r>
+            <w:r>
+              <w:rPr>
+                <w:rFonts w:ascii="TH Sarabun New" w:hAnsi="TH Sarabun New" w:cs="TH Sarabun New"/>
+              </w:rPr>
+              <w:t xml:space="preserve"> </w:t>
             </w:r>
             <w:r>
               <w:rPr>
@@ -8509,6 +8014,18 @@
             </w:r>
             <w:r>
               <w:rPr>
+                <w:rFonts w:ascii="MS Gothic" w:eastAsia="MS Gothic" w:hAnsi="MS Gothic"/>
+              </w:rPr>
+              <w:t>☐</w:t>
+            </w:r>
+            <w:r>
+              <w:rPr>
+                <w:rFonts w:ascii="TH Sarabun New" w:hAnsi="TH Sarabun New" w:cs="TH Sarabun New"/>
+              </w:rPr>
+              <w:t xml:space="preserve"/>
+            </w:r>
+            <w:r>
+              <w:rPr>
                 <w:rFonts w:ascii="TH Sarabun New" w:hAnsi="TH Sarabun New" w:cs="TH Sarabun New"/>
                 <w:sz w:val="28"/>
               </w:rPr>
@@ -8564,6 +8081,18 @@
                 <w:sz w:val="28"/>
               </w:rPr>
               <w:t/>
+            </w:r>
+            <w:r>
+              <w:rPr>
+                <w:rFonts w:ascii="MS Gothic" w:eastAsia="MS Gothic" w:hAnsi="MS Gothic"/>
+              </w:rPr>
+              <w:t>☐</w:t>
+            </w:r>
+            <w:r>
+              <w:rPr>
+                <w:rFonts w:ascii="TH Sarabun New" w:hAnsi="TH Sarabun New" w:cs="TH Sarabun New"/>
+              </w:rPr>
+              <w:t xml:space="preserve"/>
             </w:r>
             <w:r>
               <w:rPr>
@@ -8839,6 +8368,18 @@
             </w:r>
             <w:r>
               <w:rPr>
+                <w:rFonts w:ascii="MS Gothic" w:eastAsia="MS Gothic" w:hAnsi="MS Gothic"/>
+              </w:rPr>
+              <w:t>☐</w:t>
+            </w:r>
+            <w:r>
+              <w:rPr>
+                <w:rFonts w:ascii="TH Sarabun New" w:hAnsi="TH Sarabun New" w:cs="TH Sarabun New"/>
+              </w:rPr>
+              <w:t xml:space="preserve"/>
+            </w:r>
+            <w:r>
+              <w:rPr>
                 <w:rFonts w:ascii="TH Sarabun New" w:hAnsi="TH Sarabun New" w:cs="TH Sarabun New"/>
                 <w:sz w:val="28"/>
               </w:rPr>
@@ -8939,6 +8480,18 @@
             </w:r>
             <w:r>
               <w:rPr>
+                <w:rFonts w:ascii="MS Gothic" w:eastAsia="MS Gothic" w:hAnsi="MS Gothic"/>
+              </w:rPr>
+              <w:t>☐</w:t>
+            </w:r>
+            <w:r>
+              <w:rPr>
+                <w:rFonts w:ascii="TH Sarabun New" w:hAnsi="TH Sarabun New" w:cs="TH Sarabun New"/>
+              </w:rPr>
+              <w:t xml:space="preserve"/>
+            </w:r>
+            <w:r>
+              <w:rPr>
                 <w:rFonts w:ascii="TH Sarabun New" w:hAnsi="TH Sarabun New" w:cs="TH Sarabun New"/>
                 <w:sz w:val="28"/>
               </w:rPr>
@@ -8993,6 +8546,18 @@
                 <w:sz w:val="28"/>
               </w:rPr>
               <w:t/>
+            </w:r>
+            <w:r>
+              <w:rPr>
+                <w:rFonts w:ascii="MS Gothic" w:eastAsia="MS Gothic" w:hAnsi="MS Gothic"/>
+              </w:rPr>
+              <w:t>☐</w:t>
+            </w:r>
+            <w:r>
+              <w:rPr>
+                <w:rFonts w:ascii="TH Sarabun New" w:hAnsi="TH Sarabun New" w:cs="TH Sarabun New"/>
+              </w:rPr>
+              <w:t xml:space="preserve"/>
             </w:r>
             <w:r>
               <w:rPr>
@@ -9103,6 +8668,18 @@
             </w:r>
             <w:r>
               <w:rPr>
+                <w:rFonts w:ascii="MS Gothic" w:eastAsia="MS Gothic" w:hAnsi="MS Gothic"/>
+              </w:rPr>
+              <w:t>☐</w:t>
+            </w:r>
+            <w:r>
+              <w:rPr>
+                <w:rFonts w:ascii="TH Sarabun New" w:hAnsi="TH Sarabun New" w:cs="TH Sarabun New"/>
+              </w:rPr>
+              <w:t xml:space="preserve"/>
+            </w:r>
+            <w:r>
+              <w:rPr>
                 <w:rFonts w:ascii="TH Sarabun New" w:hAnsi="TH Sarabun New" w:cs="TH Sarabun New"/>
                 <w:sz w:val="28"/>
               </w:rPr>
@@ -9158,6 +8735,18 @@
                 <w:sz w:val="28"/>
               </w:rPr>
               <w:t/>
+            </w:r>
+            <w:r>
+              <w:rPr>
+                <w:rFonts w:ascii="MS Gothic" w:eastAsia="MS Gothic" w:hAnsi="MS Gothic"/>
+              </w:rPr>
+              <w:t>☐</w:t>
+            </w:r>
+            <w:r>
+              <w:rPr>
+                <w:rFonts w:ascii="TH Sarabun New" w:hAnsi="TH Sarabun New" w:cs="TH Sarabun New"/>
+              </w:rPr>
+              <w:t xml:space="preserve"/>
             </w:r>
             <w:r>
               <w:rPr>
@@ -9254,6 +8843,18 @@
             </w:r>
             <w:r>
               <w:rPr>
+                <w:rFonts w:ascii="MS Gothic" w:eastAsia="MS Gothic" w:hAnsi="MS Gothic"/>
+              </w:rPr>
+              <w:t>☐</w:t>
+            </w:r>
+            <w:r>
+              <w:rPr>
+                <w:rFonts w:ascii="TH Sarabun New" w:hAnsi="TH Sarabun New" w:cs="TH Sarabun New"/>
+              </w:rPr>
+              <w:t xml:space="preserve"/>
+            </w:r>
+            <w:r>
+              <w:rPr>
                 <w:rFonts w:ascii="TH Sarabun New" w:hAnsi="TH Sarabun New" w:cs="TH Sarabun New"/>
                 <w:sz w:val="28"/>
               </w:rPr>
@@ -9363,6 +8964,18 @@
             </w:r>
             <w:r>
               <w:rPr>
+                <w:rFonts w:ascii="MS Gothic" w:eastAsia="MS Gothic" w:hAnsi="MS Gothic"/>
+              </w:rPr>
+              <w:t>☐</w:t>
+            </w:r>
+            <w:r>
+              <w:rPr>
+                <w:rFonts w:ascii="TH Sarabun New" w:hAnsi="TH Sarabun New" w:cs="TH Sarabun New"/>
+              </w:rPr>
+              <w:t xml:space="preserve"/>
+            </w:r>
+            <w:r>
+              <w:rPr>
                 <w:rFonts w:ascii="TH Sarabun New" w:hAnsi="TH Sarabun New" w:cs="TH Sarabun New"/>
                 <w:sz w:val="28"/>
               </w:rPr>
@@ -9420,6 +9033,18 @@
             </w:r>
             <w:r>
               <w:rPr>
+                <w:rFonts w:ascii="MS Gothic" w:eastAsia="MS Gothic" w:hAnsi="MS Gothic"/>
+              </w:rPr>
+              <w:t>☐</w:t>
+            </w:r>
+            <w:r>
+              <w:rPr>
+                <w:rFonts w:ascii="TH Sarabun New" w:hAnsi="TH Sarabun New" w:cs="TH Sarabun New"/>
+              </w:rPr>
+              <w:t xml:space="preserve"/>
+            </w:r>
+            <w:r>
+              <w:rPr>
                 <w:rFonts w:ascii="TH Sarabun New" w:hAnsi="TH Sarabun New" w:cs="TH Sarabun New"/>
                 <w:sz w:val="28"/>
               </w:rPr>
@@ -9466,15 +9091,15 @@
                 <w:szCs w:val="30"/>
                 <w:cs/>
               </w:rPr>
-              <w:t>ๆ ......</w:t>
-            </w:r>
-            <w:r>
-              <w:rPr>
-                <w:rFonts w:ascii="TH Sarabun New" w:hAnsi="TH Sarabun New" w:cs="TH Sarabun New"/>
-                <w:sz w:val="30"/>
-                <w:szCs w:val="30"/>
-              </w:rPr>
-              <w:t>..........</w:t>
+              <w:t xml:space="preserve">ๆ </w:t>
+            </w:r>
+            <w:r>
+              <w:rPr>
+                <w:rFonts w:ascii="TH Sarabun New" w:hAnsi="TH Sarabun New" w:cs="TH Sarabun New"/>
+                <w:sz w:val="30"/>
+                <w:szCs w:val="30"/>
+              </w:rPr>
+              <w:t/>
             </w:r>
           </w:p>
           <w:p>
@@ -9525,6 +9150,18 @@
             </w:r>
             <w:r>
               <w:rPr>
+                <w:rFonts w:ascii="MS Gothic" w:eastAsia="MS Gothic" w:hAnsi="MS Gothic"/>
+              </w:rPr>
+              <w:t>☐</w:t>
+            </w:r>
+            <w:r>
+              <w:rPr>
+                <w:rFonts w:ascii="TH Sarabun New" w:hAnsi="TH Sarabun New" w:cs="TH Sarabun New"/>
+              </w:rPr>
+              <w:t xml:space="preserve"/>
+            </w:r>
+            <w:r>
+              <w:rPr>
                 <w:rFonts w:ascii="TH Sarabun New" w:hAnsi="TH Sarabun New" w:cs="TH Sarabun New"/>
                 <w:sz w:val="28"/>
               </w:rPr>
@@ -9581,6 +9218,18 @@
                 <w:sz w:val="28"/>
               </w:rPr>
               <w:t/>
+            </w:r>
+            <w:r>
+              <w:rPr>
+                <w:rFonts w:ascii="MS Gothic" w:eastAsia="MS Gothic" w:hAnsi="MS Gothic"/>
+              </w:rPr>
+              <w:t>☐</w:t>
+            </w:r>
+            <w:r>
+              <w:rPr>
+                <w:rFonts w:ascii="TH Sarabun New" w:hAnsi="TH Sarabun New" w:cs="TH Sarabun New"/>
+              </w:rPr>
+              <w:t xml:space="preserve"/>
             </w:r>
             <w:r>
               <w:rPr>
@@ -9708,6 +9357,18 @@
             </w:r>
             <w:r>
               <w:rPr>
+                <w:rFonts w:ascii="MS Gothic" w:eastAsia="MS Gothic" w:hAnsi="MS Gothic"/>
+              </w:rPr>
+              <w:t>☐</w:t>
+            </w:r>
+            <w:r>
+              <w:rPr>
+                <w:rFonts w:ascii="TH Sarabun New" w:hAnsi="TH Sarabun New" w:cs="TH Sarabun New"/>
+              </w:rPr>
+              <w:t xml:space="preserve"/>
+            </w:r>
+            <w:r>
+              <w:rPr>
                 <w:rFonts w:ascii="TH Sarabun New" w:hAnsi="TH Sarabun New" w:cs="TH Sarabun New"/>
                 <w:sz w:val="28"/>
               </w:rPr>
@@ -9813,6 +9474,18 @@
             </w:r>
             <w:r>
               <w:rPr>
+                <w:rFonts w:ascii="MS Gothic" w:eastAsia="MS Gothic" w:hAnsi="MS Gothic"/>
+              </w:rPr>
+              <w:t>☐</w:t>
+            </w:r>
+            <w:r>
+              <w:rPr>
+                <w:rFonts w:ascii="TH Sarabun New" w:hAnsi="TH Sarabun New" w:cs="TH Sarabun New"/>
+              </w:rPr>
+              <w:t xml:space="preserve"/>
+            </w:r>
+            <w:r>
+              <w:rPr>
                 <w:rFonts w:ascii="TH Sarabun New" w:hAnsi="TH Sarabun New" w:cs="TH Sarabun New"/>
                 <w:sz w:val="28"/>
               </w:rPr>
@@ -9902,6 +9575,18 @@
                 <w:sz w:val="28"/>
               </w:rPr>
               <w:t/>
+            </w:r>
+            <w:r>
+              <w:rPr>
+                <w:rFonts w:ascii="MS Gothic" w:eastAsia="MS Gothic" w:hAnsi="MS Gothic"/>
+              </w:rPr>
+              <w:t>☐</w:t>
+            </w:r>
+            <w:r>
+              <w:rPr>
+                <w:rFonts w:ascii="TH Sarabun New" w:hAnsi="TH Sarabun New" w:cs="TH Sarabun New"/>
+              </w:rPr>
+              <w:t xml:space="preserve"/>
             </w:r>
             <w:r>
               <w:rPr>
@@ -10063,6 +9748,18 @@
                 <w:sz w:val="28"/>
               </w:rPr>
               <w:t/>
+            </w:r>
+            <w:r>
+              <w:rPr>
+                <w:rFonts w:ascii="MS Gothic" w:eastAsia="MS Gothic" w:hAnsi="MS Gothic"/>
+              </w:rPr>
+              <w:t>☐</w:t>
+            </w:r>
+            <w:r>
+              <w:rPr>
+                <w:rFonts w:ascii="TH Sarabun New" w:hAnsi="TH Sarabun New" w:cs="TH Sarabun New"/>
+              </w:rPr>
+              <w:t xml:space="preserve"/>
             </w:r>
             <w:r>
               <w:rPr>
@@ -10147,7 +9844,19 @@
                 <w:rFonts w:ascii="TH Sarabun New" w:hAnsi="TH Sarabun New" w:cs="TH Sarabun New"/>
                 <w:sz w:val="28"/>
               </w:rPr>
-              <w:t> </w:t>
+              <w:t/>
+            </w:r>
+            <w:r>
+              <w:rPr>
+                <w:rFonts w:ascii="MS Gothic" w:eastAsia="MS Gothic" w:hAnsi="MS Gothic"/>
+              </w:rPr>
+              <w:t>☐</w:t>
+            </w:r>
+            <w:r>
+              <w:rPr>
+                <w:rFonts w:ascii="TH Sarabun New" w:hAnsi="TH Sarabun New" w:cs="TH Sarabun New"/>
+              </w:rPr>
+              <w:t xml:space="preserve"> </w:t>
             </w:r>
             <w:r>
               <w:rPr>
@@ -10250,6 +9959,18 @@
             </w:r>
             <w:r>
               <w:rPr>
+                <w:rFonts w:ascii="MS Gothic" w:eastAsia="MS Gothic" w:hAnsi="MS Gothic"/>
+              </w:rPr>
+              <w:t>☐</w:t>
+            </w:r>
+            <w:r>
+              <w:rPr>
+                <w:rFonts w:ascii="TH Sarabun New" w:hAnsi="TH Sarabun New" w:cs="TH Sarabun New"/>
+              </w:rPr>
+              <w:t xml:space="preserve"/>
+            </w:r>
+            <w:r>
+              <w:rPr>
                 <w:rFonts w:ascii="TH Sarabun New" w:hAnsi="TH Sarabun New" w:cs="TH Sarabun New"/>
                 <w:sz w:val="28"/>
               </w:rPr>
@@ -10316,6 +10037,18 @@
             </w:r>
             <w:r>
               <w:rPr>
+                <w:rFonts w:ascii="MS Gothic" w:eastAsia="MS Gothic" w:hAnsi="MS Gothic"/>
+              </w:rPr>
+              <w:t>☐</w:t>
+            </w:r>
+            <w:r>
+              <w:rPr>
+                <w:rFonts w:ascii="TH Sarabun New" w:hAnsi="TH Sarabun New" w:cs="TH Sarabun New"/>
+              </w:rPr>
+              <w:t xml:space="preserve"/>
+            </w:r>
+            <w:r>
+              <w:rPr>
                 <w:rFonts w:ascii="TH Sarabun New" w:hAnsi="TH Sarabun New" w:cs="TH Sarabun New"/>
                 <w:sz w:val="28"/>
               </w:rPr>
@@ -10467,6 +10200,18 @@
             </w:r>
             <w:r>
               <w:rPr>
+                <w:rFonts w:ascii="MS Gothic" w:eastAsia="MS Gothic" w:hAnsi="MS Gothic"/>
+              </w:rPr>
+              <w:t>☐</w:t>
+            </w:r>
+            <w:r>
+              <w:rPr>
+                <w:rFonts w:ascii="TH Sarabun New" w:hAnsi="TH Sarabun New" w:cs="TH Sarabun New"/>
+              </w:rPr>
+              <w:t xml:space="preserve"/>
+            </w:r>
+            <w:r>
+              <w:rPr>
                 <w:rFonts w:ascii="TH Sarabun New" w:hAnsi="TH Sarabun New" w:cs="TH Sarabun New"/>
                 <w:sz w:val="28"/>
               </w:rPr>
@@ -10523,6 +10268,18 @@
                 <w:sz w:val="28"/>
               </w:rPr>
               <w:t/>
+            </w:r>
+            <w:r>
+              <w:rPr>
+                <w:rFonts w:ascii="MS Gothic" w:eastAsia="MS Gothic" w:hAnsi="MS Gothic"/>
+              </w:rPr>
+              <w:t>☐</w:t>
+            </w:r>
+            <w:r>
+              <w:rPr>
+                <w:rFonts w:ascii="TH Sarabun New" w:hAnsi="TH Sarabun New" w:cs="TH Sarabun New"/>
+              </w:rPr>
+              <w:t xml:space="preserve"/>
             </w:r>
             <w:r>
               <w:rPr>
@@ -10626,6 +10383,18 @@
             </w:r>
             <w:r>
               <w:rPr>
+                <w:rFonts w:ascii="MS Gothic" w:eastAsia="MS Gothic" w:hAnsi="MS Gothic"/>
+              </w:rPr>
+              <w:t>☐</w:t>
+            </w:r>
+            <w:r>
+              <w:rPr>
+                <w:rFonts w:ascii="TH Sarabun New" w:hAnsi="TH Sarabun New" w:cs="TH Sarabun New"/>
+              </w:rPr>
+              <w:t xml:space="preserve"/>
+            </w:r>
+            <w:r>
+              <w:rPr>
                 <w:rFonts w:ascii="TH Sarabun New" w:hAnsi="TH Sarabun New" w:cs="TH Sarabun New"/>
                 <w:sz w:val="28"/>
               </w:rPr>
@@ -10791,6 +10560,18 @@
                 <w:sz w:val="28"/>
               </w:rPr>
               <w:t/>
+            </w:r>
+            <w:r>
+              <w:rPr>
+                <w:rFonts w:ascii="MS Gothic" w:eastAsia="MS Gothic" w:hAnsi="MS Gothic"/>
+              </w:rPr>
+              <w:t>☐</w:t>
+            </w:r>
+            <w:r>
+              <w:rPr>
+                <w:rFonts w:ascii="TH Sarabun New" w:hAnsi="TH Sarabun New" w:cs="TH Sarabun New"/>
+              </w:rPr>
+              <w:t xml:space="preserve"/>
             </w:r>
             <w:r>
               <w:rPr>
@@ -11182,6 +10963,18 @@
             </w:r>
             <w:r>
               <w:rPr>
+                <w:rFonts w:ascii="MS Gothic" w:eastAsia="MS Gothic" w:hAnsi="MS Gothic"/>
+              </w:rPr>
+              <w:t>☐</w:t>
+            </w:r>
+            <w:r>
+              <w:rPr>
+                <w:rFonts w:ascii="TH Sarabun New" w:hAnsi="TH Sarabun New" w:cs="TH Sarabun New"/>
+              </w:rPr>
+              <w:t xml:space="preserve"/>
+            </w:r>
+            <w:r>
+              <w:rPr>
                 <w:rFonts w:ascii="TH Sarabun New" w:hAnsi="TH Sarabun New" w:cs="TH Sarabun New"/>
                 <w:sz w:val="28"/>
               </w:rPr>
@@ -11257,6 +11050,18 @@
             </w:r>
             <w:r>
               <w:rPr>
+                <w:rFonts w:ascii="MS Gothic" w:eastAsia="MS Gothic" w:hAnsi="MS Gothic"/>
+              </w:rPr>
+              <w:t>☐</w:t>
+            </w:r>
+            <w:r>
+              <w:rPr>
+                <w:rFonts w:ascii="TH Sarabun New" w:hAnsi="TH Sarabun New" w:cs="TH Sarabun New"/>
+              </w:rPr>
+              <w:t xml:space="preserve"/>
+            </w:r>
+            <w:r>
+              <w:rPr>
                 <w:rFonts w:ascii="TH Sarabun New" w:hAnsi="TH Sarabun New" w:cs="TH Sarabun New"/>
                 <w:sz w:val="28"/>
               </w:rPr>
@@ -11317,84 +11122,6 @@
             <w:r>
               <w:rPr>
                 <w:rFonts w:ascii="TH Sarabun New" w:hAnsi="TH Sarabun New" w:cs="TH Sarabun New"/>
-                <w:noProof/>
-                <w:sz w:val="30"/>
-                <w:szCs w:val="30"/>
-                <w:lang w:val="en-GB" w:eastAsia="en-GB"/>
-              </w:rPr>
-              <mc:AlternateContent>
-                <mc:Choice Requires="wps">
-                  <w:drawing>
-                    <wp:anchor distT="0" distB="0" distL="114300" distR="114300" simplePos="0" relativeHeight="251839488" behindDoc="0" locked="0" layoutInCell="1" allowOverlap="1" wp14:anchorId="2866E72B" wp14:editId="0EBF3411">
-                      <wp:simplePos x="0" y="0"/>
-                      <wp:positionH relativeFrom="column">
-                        <wp:posOffset>709523</wp:posOffset>
-                      </wp:positionH>
-                      <wp:positionV relativeFrom="paragraph">
-                        <wp:posOffset>55712</wp:posOffset>
-                      </wp:positionV>
-                      <wp:extent cx="119270" cy="119270"/>
-                      <wp:effectExtent l="0" t="0" r="14605" b="14605"/>
-                      <wp:wrapNone/>
-                      <wp:docPr id="91" name="Rectangle 91"/>
-                      <wp:cNvGraphicFramePr/>
-                      <a:graphic xmlns:a="http://schemas.openxmlformats.org/drawingml/2006/main">
-                        <a:graphicData uri="http://schemas.microsoft.com/office/word/2010/wordprocessingShape">
-                          <wps:wsp>
-                            <wps:cNvSpPr/>
-                            <wps:spPr>
-                              <a:xfrm>
-                                <a:off x="0" y="0"/>
-                                <a:ext cx="119270" cy="119270"/>
-                              </a:xfrm>
-                              <a:prstGeom prst="rect">
-                                <a:avLst/>
-                              </a:prstGeom>
-                              <a:noFill/>
-                              <a:ln w="9525">
-                                <a:solidFill>
-                                  <a:schemeClr val="tx1"/>
-                                </a:solidFill>
-                              </a:ln>
-                            </wps:spPr>
-                            <wps:style>
-                              <a:lnRef idx="2">
-                                <a:schemeClr val="accent1">
-                                  <a:shade val="50000"/>
-                                </a:schemeClr>
-                              </a:lnRef>
-                              <a:fillRef idx="1">
-                                <a:schemeClr val="accent1"/>
-                              </a:fillRef>
-                              <a:effectRef idx="0">
-                                <a:schemeClr val="accent1"/>
-                              </a:effectRef>
-                              <a:fontRef idx="minor">
-                                <a:schemeClr val="lt1"/>
-                              </a:fontRef>
-                            </wps:style>
-                            <wps:bodyPr rot="0" spcFirstLastPara="0" vertOverflow="overflow" horzOverflow="overflow" vert="horz" wrap="square" lIns="91440" tIns="45720" rIns="91440" bIns="45720" numCol="1" spcCol="0" rtlCol="0" fromWordArt="0" anchor="ctr" anchorCtr="0" forceAA="0" compatLnSpc="1">
-                              <a:prstTxWarp prst="textNoShape">
-                                <a:avLst/>
-                              </a:prstTxWarp>
-                              <a:noAutofit/>
-                            </wps:bodyPr>
-                          </wps:wsp>
-                        </a:graphicData>
-                      </a:graphic>
-                    </wp:anchor>
-                  </w:drawing>
-                </mc:Choice>
-                <mc:Fallback>
-                  <w:pict>
-                    <v:rect w14:anchorId="3F19979D" id="Rectangle 91" o:spid="_x0000_s1026" style="position:absolute;margin-left:55.85pt;margin-top:4.4pt;width:9.4pt;height:9.4pt;z-index:251839488;visibility:visible;mso-wrap-style:square;mso-wrap-distance-left:9pt;mso-wrap-distance-top:0;mso-wrap-distance-right:9pt;mso-wrap-distance-bottom:0;mso-position-horizontal:absolute;mso-position-horizontal-relative:text;mso-position-vertical:absolute;mso-position-vertical-relative:text;v-text-anchor:middle" o:gfxdata="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" filled="f" strokecolor="black [3213]"/>
-                  </w:pict>
-                </mc:Fallback>
-              </mc:AlternateContent>
-            </w:r>
-            <w:r>
-              <w:rPr>
-                <w:rFonts w:ascii="TH Sarabun New" w:hAnsi="TH Sarabun New" w:cs="TH Sarabun New"/>
                 <w:sz w:val="30"/>
                 <w:szCs w:val="30"/>
               </w:rPr>
@@ -11414,7 +11141,19 @@
                 <w:sz w:val="30"/>
                 <w:szCs w:val="30"/>
               </w:rPr>
-              <w:t> </w:t>
+              <w:t/>
+            </w:r>
+            <w:r>
+              <w:rPr>
+                <w:rFonts w:ascii="MS Gothic" w:eastAsia="MS Gothic" w:hAnsi="MS Gothic"/>
+              </w:rPr>
+              <w:t>☐</w:t>
+            </w:r>
+            <w:r>
+              <w:rPr>
+                <w:rFonts w:ascii="TH Sarabun New" w:hAnsi="TH Sarabun New" w:cs="TH Sarabun New"/>
+              </w:rPr>
+              <w:t xml:space="preserve"> </w:t>
             </w:r>
             <w:r>
               <w:rPr>
@@ -11481,84 +11220,6 @@
             <w:r>
               <w:rPr>
                 <w:rFonts w:ascii="TH Sarabun New" w:hAnsi="TH Sarabun New" w:cs="TH Sarabun New"/>
-                <w:noProof/>
-                <w:sz w:val="30"/>
-                <w:szCs w:val="30"/>
-                <w:lang w:val="en-GB" w:eastAsia="en-GB"/>
-              </w:rPr>
-              <mc:AlternateContent>
-                <mc:Choice Requires="wps">
-                  <w:drawing>
-                    <wp:anchor distT="0" distB="0" distL="114300" distR="114300" simplePos="0" relativeHeight="251851776" behindDoc="0" locked="0" layoutInCell="1" allowOverlap="1" wp14:anchorId="583D22AD" wp14:editId="3C683106">
-                      <wp:simplePos x="0" y="0"/>
-                      <wp:positionH relativeFrom="column">
-                        <wp:posOffset>711200</wp:posOffset>
-                      </wp:positionH>
-                      <wp:positionV relativeFrom="paragraph">
-                        <wp:posOffset>39370</wp:posOffset>
-                      </wp:positionV>
-                      <wp:extent cx="119270" cy="119270"/>
-                      <wp:effectExtent l="0" t="0" r="14605" b="14605"/>
-                      <wp:wrapNone/>
-                      <wp:docPr id="103" name="Rectangle 103"/>
-                      <wp:cNvGraphicFramePr/>
-                      <a:graphic xmlns:a="http://schemas.openxmlformats.org/drawingml/2006/main">
-                        <a:graphicData uri="http://schemas.microsoft.com/office/word/2010/wordprocessingShape">
-                          <wps:wsp>
-                            <wps:cNvSpPr/>
-                            <wps:spPr>
-                              <a:xfrm>
-                                <a:off x="0" y="0"/>
-                                <a:ext cx="119270" cy="119270"/>
-                              </a:xfrm>
-                              <a:prstGeom prst="rect">
-                                <a:avLst/>
-                              </a:prstGeom>
-                              <a:noFill/>
-                              <a:ln w="9525">
-                                <a:solidFill>
-                                  <a:schemeClr val="tx1"/>
-                                </a:solidFill>
-                              </a:ln>
-                            </wps:spPr>
-                            <wps:style>
-                              <a:lnRef idx="2">
-                                <a:schemeClr val="accent1">
-                                  <a:shade val="50000"/>
-                                </a:schemeClr>
-                              </a:lnRef>
-                              <a:fillRef idx="1">
-                                <a:schemeClr val="accent1"/>
-                              </a:fillRef>
-                              <a:effectRef idx="0">
-                                <a:schemeClr val="accent1"/>
-                              </a:effectRef>
-                              <a:fontRef idx="minor">
-                                <a:schemeClr val="lt1"/>
-                              </a:fontRef>
-                            </wps:style>
-                            <wps:bodyPr rot="0" spcFirstLastPara="0" vertOverflow="overflow" horzOverflow="overflow" vert="horz" wrap="square" lIns="91440" tIns="45720" rIns="91440" bIns="45720" numCol="1" spcCol="0" rtlCol="0" fromWordArt="0" anchor="ctr" anchorCtr="0" forceAA="0" compatLnSpc="1">
-                              <a:prstTxWarp prst="textNoShape">
-                                <a:avLst/>
-                              </a:prstTxWarp>
-                              <a:noAutofit/>
-                            </wps:bodyPr>
-                          </wps:wsp>
-                        </a:graphicData>
-                      </a:graphic>
-                    </wp:anchor>
-                  </w:drawing>
-                </mc:Choice>
-                <mc:Fallback>
-                  <w:pict>
-                    <v:rect w14:anchorId="2DEBB3F9" id="Rectangle 103" o:spid="_x0000_s1026" style="position:absolute;margin-left:56pt;margin-top:3.1pt;width:9.4pt;height:9.4pt;z-index:251851776;visibility:visible;mso-wrap-style:square;mso-wrap-distance-left:9pt;mso-wrap-distance-top:0;mso-wrap-distance-right:9pt;mso-wrap-distance-bottom:0;mso-position-horizontal:absolute;mso-position-horizontal-relative:text;mso-position-vertical:absolute;mso-position-vertical-relative:text;v-text-anchor:middle" o:gfxdata="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" filled="f" strokecolor="black [3213]"/>
-                  </w:pict>
-                </mc:Fallback>
-              </mc:AlternateContent>
-            </w:r>
-            <w:r>
-              <w:rPr>
-                <w:rFonts w:ascii="TH Sarabun New" w:hAnsi="TH Sarabun New" w:cs="TH Sarabun New"/>
                 <w:sz w:val="30"/>
                 <w:szCs w:val="30"/>
                 <w:cs/>
@@ -11584,6 +11245,18 @@
             </w:r>
             <w:r>
               <w:rPr>
+                <w:rFonts w:ascii="MS Gothic" w:eastAsia="MS Gothic" w:hAnsi="MS Gothic"/>
+              </w:rPr>
+              <w:t>☐</w:t>
+            </w:r>
+            <w:r>
+              <w:rPr>
+                <w:rFonts w:ascii="TH Sarabun New" w:hAnsi="TH Sarabun New" w:cs="TH Sarabun New"/>
+              </w:rPr>
+              <w:t xml:space="preserve"/>
+            </w:r>
+            <w:r>
+              <w:rPr>
                 <w:rFonts w:ascii="TH Sarabun New" w:hAnsi="TH Sarabun New" w:cs="TH Sarabun New"/>
                 <w:sz w:val="30"/>
                 <w:szCs w:val="30"/>
@@ -11637,84 +11310,6 @@
             <w:r>
               <w:rPr>
                 <w:rFonts w:ascii="TH Sarabun New" w:hAnsi="TH Sarabun New" w:cs="TH Sarabun New"/>
-                <w:noProof/>
-                <w:sz w:val="30"/>
-                <w:szCs w:val="30"/>
-                <w:lang w:val="en-GB" w:eastAsia="en-GB"/>
-              </w:rPr>
-              <mc:AlternateContent>
-                <mc:Choice Requires="wps">
-                  <w:drawing>
-                    <wp:anchor distT="0" distB="0" distL="114300" distR="114300" simplePos="0" relativeHeight="251855872" behindDoc="0" locked="0" layoutInCell="1" allowOverlap="1" wp14:anchorId="042D756C" wp14:editId="5EFE5339">
-                      <wp:simplePos x="0" y="0"/>
-                      <wp:positionH relativeFrom="column">
-                        <wp:posOffset>711200</wp:posOffset>
-                      </wp:positionH>
-                      <wp:positionV relativeFrom="paragraph">
-                        <wp:posOffset>55880</wp:posOffset>
-                      </wp:positionV>
-                      <wp:extent cx="119270" cy="119270"/>
-                      <wp:effectExtent l="0" t="0" r="14605" b="14605"/>
-                      <wp:wrapNone/>
-                      <wp:docPr id="44" name="Rectangle 44"/>
-                      <wp:cNvGraphicFramePr/>
-                      <a:graphic xmlns:a="http://schemas.openxmlformats.org/drawingml/2006/main">
-                        <a:graphicData uri="http://schemas.microsoft.com/office/word/2010/wordprocessingShape">
-                          <wps:wsp>
-                            <wps:cNvSpPr/>
-                            <wps:spPr>
-                              <a:xfrm>
-                                <a:off x="0" y="0"/>
-                                <a:ext cx="119270" cy="119270"/>
-                              </a:xfrm>
-                              <a:prstGeom prst="rect">
-                                <a:avLst/>
-                              </a:prstGeom>
-                              <a:noFill/>
-                              <a:ln w="9525">
-                                <a:solidFill>
-                                  <a:schemeClr val="tx1"/>
-                                </a:solidFill>
-                              </a:ln>
-                            </wps:spPr>
-                            <wps:style>
-                              <a:lnRef idx="2">
-                                <a:schemeClr val="accent1">
-                                  <a:shade val="50000"/>
-                                </a:schemeClr>
-                              </a:lnRef>
-                              <a:fillRef idx="1">
-                                <a:schemeClr val="accent1"/>
-                              </a:fillRef>
-                              <a:effectRef idx="0">
-                                <a:schemeClr val="accent1"/>
-                              </a:effectRef>
-                              <a:fontRef idx="minor">
-                                <a:schemeClr val="lt1"/>
-                              </a:fontRef>
-                            </wps:style>
-                            <wps:bodyPr rot="0" spcFirstLastPara="0" vertOverflow="overflow" horzOverflow="overflow" vert="horz" wrap="square" lIns="91440" tIns="45720" rIns="91440" bIns="45720" numCol="1" spcCol="0" rtlCol="0" fromWordArt="0" anchor="ctr" anchorCtr="0" forceAA="0" compatLnSpc="1">
-                              <a:prstTxWarp prst="textNoShape">
-                                <a:avLst/>
-                              </a:prstTxWarp>
-                              <a:noAutofit/>
-                            </wps:bodyPr>
-                          </wps:wsp>
-                        </a:graphicData>
-                      </a:graphic>
-                    </wp:anchor>
-                  </w:drawing>
-                </mc:Choice>
-                <mc:Fallback>
-                  <w:pict>
-                    <v:rect w14:anchorId="678DCDEB" id="Rectangle 44" o:spid="_x0000_s1026" style="position:absolute;margin-left:56pt;margin-top:4.4pt;width:9.4pt;height:9.4pt;z-index:251855872;visibility:visible;mso-wrap-style:square;mso-wrap-distance-left:9pt;mso-wrap-distance-top:0;mso-wrap-distance-right:9pt;mso-wrap-distance-bottom:0;mso-position-horizontal:absolute;mso-position-horizontal-relative:text;mso-position-vertical:absolute;mso-position-vertical-relative:text;v-text-anchor:middle" o:gfxdata="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" filled="f" strokecolor="black [3213]"/>
-                  </w:pict>
-                </mc:Fallback>
-              </mc:AlternateContent>
-            </w:r>
-            <w:r>
-              <w:rPr>
-                <w:rFonts w:ascii="TH Sarabun New" w:hAnsi="TH Sarabun New" w:cs="TH Sarabun New"/>
                 <w:sz w:val="30"/>
                 <w:szCs w:val="30"/>
               </w:rPr>
@@ -11738,6 +11333,18 @@
             </w:r>
             <w:r>
               <w:rPr>
+                <w:rFonts w:ascii="MS Gothic" w:eastAsia="MS Gothic" w:hAnsi="MS Gothic"/>
+              </w:rPr>
+              <w:t>☐</w:t>
+            </w:r>
+            <w:r>
+              <w:rPr>
+                <w:rFonts w:ascii="TH Sarabun New" w:hAnsi="TH Sarabun New" w:cs="TH Sarabun New"/>
+              </w:rPr>
+              <w:t xml:space="preserve"/>
+            </w:r>
+            <w:r>
+              <w:rPr>
                 <w:rFonts w:ascii="TH Sarabun New" w:hAnsi="TH Sarabun New" w:cs="TH Sarabun New"/>
                 <w:sz w:val="30"/>
                 <w:szCs w:val="30"/>
@@ -11782,84 +11389,6 @@
             <w:r>
               <w:rPr>
                 <w:rFonts w:ascii="TH Sarabun New" w:hAnsi="TH Sarabun New" w:cs="TH Sarabun New"/>
-                <w:noProof/>
-                <w:sz w:val="30"/>
-                <w:szCs w:val="30"/>
-                <w:lang w:val="en-GB" w:eastAsia="en-GB"/>
-              </w:rPr>
-              <mc:AlternateContent>
-                <mc:Choice Requires="wps">
-                  <w:drawing>
-                    <wp:anchor distT="0" distB="0" distL="114300" distR="114300" simplePos="0" relativeHeight="251857920" behindDoc="0" locked="0" layoutInCell="1" allowOverlap="1" wp14:anchorId="5DCBAB3D" wp14:editId="697534D3">
-                      <wp:simplePos x="0" y="0"/>
-                      <wp:positionH relativeFrom="column">
-                        <wp:posOffset>711200</wp:posOffset>
-                      </wp:positionH>
-                      <wp:positionV relativeFrom="paragraph">
-                        <wp:posOffset>39370</wp:posOffset>
-                      </wp:positionV>
-                      <wp:extent cx="119270" cy="119270"/>
-                      <wp:effectExtent l="0" t="0" r="14605" b="14605"/>
-                      <wp:wrapNone/>
-                      <wp:docPr id="49" name="Rectangle 49"/>
-                      <wp:cNvGraphicFramePr/>
-                      <a:graphic xmlns:a="http://schemas.openxmlformats.org/drawingml/2006/main">
-                        <a:graphicData uri="http://schemas.microsoft.com/office/word/2010/wordprocessingShape">
-                          <wps:wsp>
-                            <wps:cNvSpPr/>
-                            <wps:spPr>
-                              <a:xfrm>
-                                <a:off x="0" y="0"/>
-                                <a:ext cx="119270" cy="119270"/>
-                              </a:xfrm>
-                              <a:prstGeom prst="rect">
-                                <a:avLst/>
-                              </a:prstGeom>
-                              <a:noFill/>
-                              <a:ln w="9525">
-                                <a:solidFill>
-                                  <a:schemeClr val="tx1"/>
-                                </a:solidFill>
-                              </a:ln>
-                            </wps:spPr>
-                            <wps:style>
-                              <a:lnRef idx="2">
-                                <a:schemeClr val="accent1">
-                                  <a:shade val="50000"/>
-                                </a:schemeClr>
-                              </a:lnRef>
-                              <a:fillRef idx="1">
-                                <a:schemeClr val="accent1"/>
-                              </a:fillRef>
-                              <a:effectRef idx="0">
-                                <a:schemeClr val="accent1"/>
-                              </a:effectRef>
-                              <a:fontRef idx="minor">
-                                <a:schemeClr val="lt1"/>
-                              </a:fontRef>
-                            </wps:style>
-                            <wps:bodyPr rot="0" spcFirstLastPara="0" vertOverflow="overflow" horzOverflow="overflow" vert="horz" wrap="square" lIns="91440" tIns="45720" rIns="91440" bIns="45720" numCol="1" spcCol="0" rtlCol="0" fromWordArt="0" anchor="ctr" anchorCtr="0" forceAA="0" compatLnSpc="1">
-                              <a:prstTxWarp prst="textNoShape">
-                                <a:avLst/>
-                              </a:prstTxWarp>
-                              <a:noAutofit/>
-                            </wps:bodyPr>
-                          </wps:wsp>
-                        </a:graphicData>
-                      </a:graphic>
-                    </wp:anchor>
-                  </w:drawing>
-                </mc:Choice>
-                <mc:Fallback>
-                  <w:pict>
-                    <v:rect w14:anchorId="56F59273" id="Rectangle 49" o:spid="_x0000_s1026" style="position:absolute;margin-left:56pt;margin-top:3.1pt;width:9.4pt;height:9.4pt;z-index:251857920;visibility:visible;mso-wrap-style:square;mso-wrap-distance-left:9pt;mso-wrap-distance-top:0;mso-wrap-distance-right:9pt;mso-wrap-distance-bottom:0;mso-position-horizontal:absolute;mso-position-horizontal-relative:text;mso-position-vertical:absolute;mso-position-vertical-relative:text;v-text-anchor:middle" o:gfxdata="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" filled="f" strokecolor="black [3213]"/>
-                  </w:pict>
-                </mc:Fallback>
-              </mc:AlternateContent>
-            </w:r>
-            <w:r>
-              <w:rPr>
-                <w:rFonts w:ascii="TH Sarabun New" w:hAnsi="TH Sarabun New" w:cs="TH Sarabun New"/>
                 <w:sz w:val="30"/>
                 <w:szCs w:val="30"/>
                 <w:cs/>
@@ -11885,6 +11414,18 @@
             </w:r>
             <w:r>
               <w:rPr>
+                <w:rFonts w:ascii="MS Gothic" w:eastAsia="MS Gothic" w:hAnsi="MS Gothic"/>
+              </w:rPr>
+              <w:t>☐</w:t>
+            </w:r>
+            <w:r>
+              <w:rPr>
+                <w:rFonts w:ascii="TH Sarabun New" w:hAnsi="TH Sarabun New" w:cs="TH Sarabun New"/>
+              </w:rPr>
+              <w:t xml:space="preserve"/>
+            </w:r>
+            <w:r>
+              <w:rPr>
                 <w:rFonts w:ascii="TH Sarabun New" w:hAnsi="TH Sarabun New" w:cs="TH Sarabun New"/>
                 <w:sz w:val="30"/>
                 <w:szCs w:val="30"/>
@@ -11929,89 +11470,11 @@
             <w:r>
               <w:rPr>
                 <w:rFonts w:ascii="TH Sarabun New" w:hAnsi="TH Sarabun New" w:cs="TH Sarabun New"/>
-                <w:noProof/>
-                <w:sz w:val="30"/>
-                <w:szCs w:val="30"/>
-                <w:lang w:val="en-GB" w:eastAsia="en-GB"/>
+                <w:sz w:val="30"/>
+                <w:szCs w:val="30"/>
+                <w:cs/>
               </w:rPr>
               <w:lastRenderedPageBreak/>
-              <mc:AlternateContent>
-                <mc:Choice Requires="wps">
-                  <w:drawing>
-                    <wp:anchor distT="0" distB="0" distL="114300" distR="114300" simplePos="0" relativeHeight="251859968" behindDoc="0" locked="0" layoutInCell="1" allowOverlap="1" wp14:anchorId="5078718C" wp14:editId="37A8DB1B">
-                      <wp:simplePos x="0" y="0"/>
-                      <wp:positionH relativeFrom="column">
-                        <wp:posOffset>711200</wp:posOffset>
-                      </wp:positionH>
-                      <wp:positionV relativeFrom="paragraph">
-                        <wp:posOffset>53975</wp:posOffset>
-                      </wp:positionV>
-                      <wp:extent cx="119270" cy="119270"/>
-                      <wp:effectExtent l="0" t="0" r="14605" b="14605"/>
-                      <wp:wrapNone/>
-                      <wp:docPr id="81" name="Rectangle 81"/>
-                      <wp:cNvGraphicFramePr/>
-                      <a:graphic xmlns:a="http://schemas.openxmlformats.org/drawingml/2006/main">
-                        <a:graphicData uri="http://schemas.microsoft.com/office/word/2010/wordprocessingShape">
-                          <wps:wsp>
-                            <wps:cNvSpPr/>
-                            <wps:spPr>
-                              <a:xfrm>
-                                <a:off x="0" y="0"/>
-                                <a:ext cx="119270" cy="119270"/>
-                              </a:xfrm>
-                              <a:prstGeom prst="rect">
-                                <a:avLst/>
-                              </a:prstGeom>
-                              <a:noFill/>
-                              <a:ln w="9525">
-                                <a:solidFill>
-                                  <a:schemeClr val="tx1"/>
-                                </a:solidFill>
-                              </a:ln>
-                            </wps:spPr>
-                            <wps:style>
-                              <a:lnRef idx="2">
-                                <a:schemeClr val="accent1">
-                                  <a:shade val="50000"/>
-                                </a:schemeClr>
-                              </a:lnRef>
-                              <a:fillRef idx="1">
-                                <a:schemeClr val="accent1"/>
-                              </a:fillRef>
-                              <a:effectRef idx="0">
-                                <a:schemeClr val="accent1"/>
-                              </a:effectRef>
-                              <a:fontRef idx="minor">
-                                <a:schemeClr val="lt1"/>
-                              </a:fontRef>
-                            </wps:style>
-                            <wps:bodyPr rot="0" spcFirstLastPara="0" vertOverflow="overflow" horzOverflow="overflow" vert="horz" wrap="square" lIns="91440" tIns="45720" rIns="91440" bIns="45720" numCol="1" spcCol="0" rtlCol="0" fromWordArt="0" anchor="ctr" anchorCtr="0" forceAA="0" compatLnSpc="1">
-                              <a:prstTxWarp prst="textNoShape">
-                                <a:avLst/>
-                              </a:prstTxWarp>
-                              <a:noAutofit/>
-                            </wps:bodyPr>
-                          </wps:wsp>
-                        </a:graphicData>
-                      </a:graphic>
-                    </wp:anchor>
-                  </w:drawing>
-                </mc:Choice>
-                <mc:Fallback>
-                  <w:pict>
-                    <v:rect w14:anchorId="5002C969" id="Rectangle 81" o:spid="_x0000_s1026" style="position:absolute;margin-left:56pt;margin-top:4.25pt;width:9.4pt;height:9.4pt;z-index:251859968;visibility:visible;mso-wrap-style:square;mso-wrap-distance-left:9pt;mso-wrap-distance-top:0;mso-wrap-distance-right:9pt;mso-wrap-distance-bottom:0;mso-position-horizontal:absolute;mso-position-horizontal-relative:text;mso-position-vertical:absolute;mso-position-vertical-relative:text;v-text-anchor:middle" o:gfxdata="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" filled="f" strokecolor="black [3213]"/>
-                  </w:pict>
-                </mc:Fallback>
-              </mc:AlternateContent>
-            </w:r>
-            <w:r>
-              <w:rPr>
-                <w:rFonts w:ascii="TH Sarabun New" w:hAnsi="TH Sarabun New" w:cs="TH Sarabun New"/>
-                <w:sz w:val="30"/>
-                <w:szCs w:val="30"/>
-                <w:cs/>
-              </w:rPr>
               <w:tab/>
             </w:r>
             <w:r>
@@ -12030,6 +11493,18 @@
                 <w:szCs w:val="30"/>
               </w:rPr>
               <w:t/>
+            </w:r>
+            <w:r>
+              <w:rPr>
+                <w:rFonts w:ascii="MS Gothic" w:eastAsia="MS Gothic" w:hAnsi="MS Gothic"/>
+              </w:rPr>
+              <w:t>☐</w:t>
+            </w:r>
+            <w:r>
+              <w:rPr>
+                <w:rFonts w:ascii="TH Sarabun New" w:hAnsi="TH Sarabun New" w:cs="TH Sarabun New"/>
+              </w:rPr>
+              <w:t xml:space="preserve"/>
             </w:r>
             <w:r>
               <w:rPr>
@@ -12119,7 +11594,19 @@
                 <w:rFonts w:ascii="TH Sarabun New" w:hAnsi="TH Sarabun New" w:cs="TH Sarabun New"/>
                 <w:sz w:val="28"/>
               </w:rPr>
-              <w:t> </w:t>
+              <w:t/>
+            </w:r>
+            <w:r>
+              <w:rPr>
+                <w:rFonts w:ascii="MS Gothic" w:eastAsia="MS Gothic" w:hAnsi="MS Gothic"/>
+              </w:rPr>
+              <w:t>☐</w:t>
+            </w:r>
+            <w:r>
+              <w:rPr>
+                <w:rFonts w:ascii="TH Sarabun New" w:hAnsi="TH Sarabun New" w:cs="TH Sarabun New"/>
+              </w:rPr>
+              <w:t xml:space="preserve"> </w:t>
             </w:r>
             <w:r>
               <w:rPr>
@@ -12157,84 +11644,6 @@
             <w:r>
               <w:rPr>
                 <w:rFonts w:ascii="TH Sarabun New" w:hAnsi="TH Sarabun New" w:cs="TH Sarabun New"/>
-                <w:noProof/>
-                <w:sz w:val="30"/>
-                <w:szCs w:val="30"/>
-                <w:lang w:val="en-GB" w:eastAsia="en-GB"/>
-              </w:rPr>
-              <mc:AlternateContent>
-                <mc:Choice Requires="wps">
-                  <w:drawing>
-                    <wp:anchor distT="0" distB="0" distL="114300" distR="114300" simplePos="0" relativeHeight="251862016" behindDoc="0" locked="0" layoutInCell="1" allowOverlap="1" wp14:anchorId="251AEA41" wp14:editId="14998E5E">
-                      <wp:simplePos x="0" y="0"/>
-                      <wp:positionH relativeFrom="column">
-                        <wp:posOffset>292100</wp:posOffset>
-                      </wp:positionH>
-                      <wp:positionV relativeFrom="paragraph">
-                        <wp:posOffset>48895</wp:posOffset>
-                      </wp:positionV>
-                      <wp:extent cx="119270" cy="119270"/>
-                      <wp:effectExtent l="0" t="0" r="14605" b="14605"/>
-                      <wp:wrapNone/>
-                      <wp:docPr id="84" name="Rectangle 84"/>
-                      <wp:cNvGraphicFramePr/>
-                      <a:graphic xmlns:a="http://schemas.openxmlformats.org/drawingml/2006/main">
-                        <a:graphicData uri="http://schemas.microsoft.com/office/word/2010/wordprocessingShape">
-                          <wps:wsp>
-                            <wps:cNvSpPr/>
-                            <wps:spPr>
-                              <a:xfrm>
-                                <a:off x="0" y="0"/>
-                                <a:ext cx="119270" cy="119270"/>
-                              </a:xfrm>
-                              <a:prstGeom prst="rect">
-                                <a:avLst/>
-                              </a:prstGeom>
-                              <a:noFill/>
-                              <a:ln w="9525">
-                                <a:solidFill>
-                                  <a:schemeClr val="tx1"/>
-                                </a:solidFill>
-                              </a:ln>
-                            </wps:spPr>
-                            <wps:style>
-                              <a:lnRef idx="2">
-                                <a:schemeClr val="accent1">
-                                  <a:shade val="50000"/>
-                                </a:schemeClr>
-                              </a:lnRef>
-                              <a:fillRef idx="1">
-                                <a:schemeClr val="accent1"/>
-                              </a:fillRef>
-                              <a:effectRef idx="0">
-                                <a:schemeClr val="accent1"/>
-                              </a:effectRef>
-                              <a:fontRef idx="minor">
-                                <a:schemeClr val="lt1"/>
-                              </a:fontRef>
-                            </wps:style>
-                            <wps:bodyPr rot="0" spcFirstLastPara="0" vertOverflow="overflow" horzOverflow="overflow" vert="horz" wrap="square" lIns="91440" tIns="45720" rIns="91440" bIns="45720" numCol="1" spcCol="0" rtlCol="0" fromWordArt="0" anchor="ctr" anchorCtr="0" forceAA="0" compatLnSpc="1">
-                              <a:prstTxWarp prst="textNoShape">
-                                <a:avLst/>
-                              </a:prstTxWarp>
-                              <a:noAutofit/>
-                            </wps:bodyPr>
-                          </wps:wsp>
-                        </a:graphicData>
-                      </a:graphic>
-                    </wp:anchor>
-                  </w:drawing>
-                </mc:Choice>
-                <mc:Fallback>
-                  <w:pict>
-                    <v:rect w14:anchorId="1D0F0385" id="Rectangle 84" o:spid="_x0000_s1026" style="position:absolute;margin-left:23pt;margin-top:3.85pt;width:9.4pt;height:9.4pt;z-index:251862016;visibility:visible;mso-wrap-style:square;mso-wrap-distance-left:9pt;mso-wrap-distance-top:0;mso-wrap-distance-right:9pt;mso-wrap-distance-bottom:0;mso-position-horizontal:absolute;mso-position-horizontal-relative:text;mso-position-vertical:absolute;mso-position-vertical-relative:text;v-text-anchor:middle" o:gfxdata="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" filled="f" strokecolor="black [3213]"/>
-                  </w:pict>
-                </mc:Fallback>
-              </mc:AlternateContent>
-            </w:r>
-            <w:r>
-              <w:rPr>
-                <w:rFonts w:ascii="TH Sarabun New" w:hAnsi="TH Sarabun New" w:cs="TH Sarabun New"/>
                 <w:sz w:val="30"/>
                 <w:szCs w:val="30"/>
                 <w:cs/>
@@ -12251,6 +11660,18 @@
             </w:r>
             <w:r>
               <w:rPr>
+                <w:rFonts w:ascii="MS Gothic" w:eastAsia="MS Gothic" w:hAnsi="MS Gothic"/>
+              </w:rPr>
+              <w:t>☐</w:t>
+            </w:r>
+            <w:r>
+              <w:rPr>
+                <w:rFonts w:ascii="TH Sarabun New" w:hAnsi="TH Sarabun New" w:cs="TH Sarabun New"/>
+              </w:rPr>
+              <w:t xml:space="preserve"/>
+            </w:r>
+            <w:r>
+              <w:rPr>
                 <w:rFonts w:ascii="TH Sarabun New" w:hAnsi="TH Sarabun New" w:cs="TH Sarabun New"/>
                 <w:sz w:val="30"/>
                 <w:szCs w:val="30"/>
@@ -12334,84 +11755,6 @@
             <w:r>
               <w:rPr>
                 <w:rFonts w:ascii="TH Sarabun New" w:hAnsi="TH Sarabun New" w:cs="TH Sarabun New"/>
-                <w:noProof/>
-                <w:sz w:val="30"/>
-                <w:szCs w:val="30"/>
-                <w:lang w:val="en-GB" w:eastAsia="en-GB"/>
-              </w:rPr>
-              <mc:AlternateContent>
-                <mc:Choice Requires="wps">
-                  <w:drawing>
-                    <wp:anchor distT="0" distB="0" distL="114300" distR="114300" simplePos="0" relativeHeight="251864064" behindDoc="0" locked="0" layoutInCell="1" allowOverlap="1" wp14:anchorId="61F75BF3" wp14:editId="698F7522">
-                      <wp:simplePos x="0" y="0"/>
-                      <wp:positionH relativeFrom="column">
-                        <wp:posOffset>292100</wp:posOffset>
-                      </wp:positionH>
-                      <wp:positionV relativeFrom="paragraph">
-                        <wp:posOffset>53975</wp:posOffset>
-                      </wp:positionV>
-                      <wp:extent cx="119270" cy="119270"/>
-                      <wp:effectExtent l="0" t="0" r="14605" b="14605"/>
-                      <wp:wrapNone/>
-                      <wp:docPr id="90" name="Rectangle 90"/>
-                      <wp:cNvGraphicFramePr/>
-                      <a:graphic xmlns:a="http://schemas.openxmlformats.org/drawingml/2006/main">
-                        <a:graphicData uri="http://schemas.microsoft.com/office/word/2010/wordprocessingShape">
-                          <wps:wsp>
-                            <wps:cNvSpPr/>
-                            <wps:spPr>
-                              <a:xfrm>
-                                <a:off x="0" y="0"/>
-                                <a:ext cx="119270" cy="119270"/>
-                              </a:xfrm>
-                              <a:prstGeom prst="rect">
-                                <a:avLst/>
-                              </a:prstGeom>
-                              <a:noFill/>
-                              <a:ln w="9525">
-                                <a:solidFill>
-                                  <a:schemeClr val="tx1"/>
-                                </a:solidFill>
-                              </a:ln>
-                            </wps:spPr>
-                            <wps:style>
-                              <a:lnRef idx="2">
-                                <a:schemeClr val="accent1">
-                                  <a:shade val="50000"/>
-                                </a:schemeClr>
-                              </a:lnRef>
-                              <a:fillRef idx="1">
-                                <a:schemeClr val="accent1"/>
-                              </a:fillRef>
-                              <a:effectRef idx="0">
-                                <a:schemeClr val="accent1"/>
-                              </a:effectRef>
-                              <a:fontRef idx="minor">
-                                <a:schemeClr val="lt1"/>
-                              </a:fontRef>
-                            </wps:style>
-                            <wps:bodyPr rot="0" spcFirstLastPara="0" vertOverflow="overflow" horzOverflow="overflow" vert="horz" wrap="square" lIns="91440" tIns="45720" rIns="91440" bIns="45720" numCol="1" spcCol="0" rtlCol="0" fromWordArt="0" anchor="ctr" anchorCtr="0" forceAA="0" compatLnSpc="1">
-                              <a:prstTxWarp prst="textNoShape">
-                                <a:avLst/>
-                              </a:prstTxWarp>
-                              <a:noAutofit/>
-                            </wps:bodyPr>
-                          </wps:wsp>
-                        </a:graphicData>
-                      </a:graphic>
-                    </wp:anchor>
-                  </w:drawing>
-                </mc:Choice>
-                <mc:Fallback>
-                  <w:pict>
-                    <v:rect w14:anchorId="0C4E8B02" id="Rectangle 90" o:spid="_x0000_s1026" style="position:absolute;margin-left:23pt;margin-top:4.25pt;width:9.4pt;height:9.4pt;z-index:251864064;visibility:visible;mso-wrap-style:square;mso-wrap-distance-left:9pt;mso-wrap-distance-top:0;mso-wrap-distance-right:9pt;mso-wrap-distance-bottom:0;mso-position-horizontal:absolute;mso-position-horizontal-relative:text;mso-position-vertical:absolute;mso-position-vertical-relative:text;v-text-anchor:middle" o:gfxdata="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" filled="f" strokecolor="black [3213]"/>
-                  </w:pict>
-                </mc:Fallback>
-              </mc:AlternateContent>
-            </w:r>
-            <w:r>
-              <w:rPr>
-                <w:rFonts w:ascii="TH Sarabun New" w:hAnsi="TH Sarabun New" w:cs="TH Sarabun New"/>
                 <w:sz w:val="30"/>
                 <w:szCs w:val="30"/>
                 <w:cs/>
@@ -12428,6 +11771,18 @@
             </w:r>
             <w:r>
               <w:rPr>
+                <w:rFonts w:ascii="MS Gothic" w:eastAsia="MS Gothic" w:hAnsi="MS Gothic"/>
+              </w:rPr>
+              <w:t>☐</w:t>
+            </w:r>
+            <w:r>
+              <w:rPr>
+                <w:rFonts w:ascii="TH Sarabun New" w:hAnsi="TH Sarabun New" w:cs="TH Sarabun New"/>
+              </w:rPr>
+              <w:t xml:space="preserve"/>
+            </w:r>
+            <w:r>
+              <w:rPr>
                 <w:rFonts w:ascii="TH Sarabun New" w:hAnsi="TH Sarabun New" w:cs="TH Sarabun New"/>
                 <w:sz w:val="30"/>
                 <w:szCs w:val="30"/>
@@ -12486,6 +11841,18 @@
                 <w:sz w:val="28"/>
               </w:rPr>
               <w:t/>
+            </w:r>
+            <w:r>
+              <w:rPr>
+                <w:rFonts w:ascii="MS Gothic" w:eastAsia="MS Gothic" w:hAnsi="MS Gothic"/>
+              </w:rPr>
+              <w:t>☐</w:t>
+            </w:r>
+            <w:r>
+              <w:rPr>
+                <w:rFonts w:ascii="TH Sarabun New" w:hAnsi="TH Sarabun New" w:cs="TH Sarabun New"/>
+              </w:rPr>
+              <w:t xml:space="preserve"/>
             </w:r>
             <w:r>
               <w:rPr>
@@ -12794,6 +12161,18 @@
             </w:r>
             <w:r>
               <w:rPr>
+                <w:rFonts w:ascii="MS Gothic" w:eastAsia="MS Gothic" w:hAnsi="MS Gothic"/>
+              </w:rPr>
+              <w:t>☐</w:t>
+            </w:r>
+            <w:r>
+              <w:rPr>
+                <w:rFonts w:ascii="TH Sarabun New" w:hAnsi="TH Sarabun New" w:cs="TH Sarabun New"/>
+              </w:rPr>
+              <w:t xml:space="preserve"/>
+            </w:r>
+            <w:r>
+              <w:rPr>
                 <w:rFonts w:ascii="TH Sarabun New" w:hAnsi="TH Sarabun New" w:cs="TH Sarabun New"/>
                 <w:sz w:val="28"/>
               </w:rPr>
@@ -12852,6 +12231,18 @@
             </w:r>
             <w:r>
               <w:rPr>
+                <w:rFonts w:ascii="MS Gothic" w:eastAsia="MS Gothic" w:hAnsi="MS Gothic"/>
+              </w:rPr>
+              <w:t>☐</w:t>
+            </w:r>
+            <w:r>
+              <w:rPr>
+                <w:rFonts w:ascii="TH Sarabun New" w:hAnsi="TH Sarabun New" w:cs="TH Sarabun New"/>
+              </w:rPr>
+              <w:t xml:space="preserve"/>
+            </w:r>
+            <w:r>
+              <w:rPr>
                 <w:rFonts w:ascii="TH Sarabun New" w:hAnsi="TH Sarabun New" w:cs="TH Sarabun New"/>
                 <w:sz w:val="28"/>
               </w:rPr>
@@ -12895,84 +12286,6 @@
             <w:r>
               <w:rPr>
                 <w:rFonts w:ascii="TH Sarabun New" w:hAnsi="TH Sarabun New" w:cs="TH Sarabun New"/>
-                <w:noProof/>
-                <w:sz w:val="30"/>
-                <w:szCs w:val="30"/>
-                <w:lang w:val="en-GB" w:eastAsia="en-GB"/>
-              </w:rPr>
-              <mc:AlternateContent>
-                <mc:Choice Requires="wps">
-                  <w:drawing>
-                    <wp:anchor distT="0" distB="0" distL="114300" distR="114300" simplePos="0" relativeHeight="251880448" behindDoc="0" locked="0" layoutInCell="1" allowOverlap="1" wp14:anchorId="3824EBF5" wp14:editId="7B7CE281">
-                      <wp:simplePos x="0" y="0"/>
-                      <wp:positionH relativeFrom="column">
-                        <wp:posOffset>709523</wp:posOffset>
-                      </wp:positionH>
-                      <wp:positionV relativeFrom="paragraph">
-                        <wp:posOffset>55712</wp:posOffset>
-                      </wp:positionV>
-                      <wp:extent cx="119270" cy="119270"/>
-                      <wp:effectExtent l="0" t="0" r="14605" b="14605"/>
-                      <wp:wrapNone/>
-                      <wp:docPr id="115" name="Rectangle 115"/>
-                      <wp:cNvGraphicFramePr/>
-                      <a:graphic xmlns:a="http://schemas.openxmlformats.org/drawingml/2006/main">
-                        <a:graphicData uri="http://schemas.microsoft.com/office/word/2010/wordprocessingShape">
-                          <wps:wsp>
-                            <wps:cNvSpPr/>
-                            <wps:spPr>
-                              <a:xfrm>
-                                <a:off x="0" y="0"/>
-                                <a:ext cx="119270" cy="119270"/>
-                              </a:xfrm>
-                              <a:prstGeom prst="rect">
-                                <a:avLst/>
-                              </a:prstGeom>
-                              <a:noFill/>
-                              <a:ln w="9525">
-                                <a:solidFill>
-                                  <a:schemeClr val="tx1"/>
-                                </a:solidFill>
-                              </a:ln>
-                            </wps:spPr>
-                            <wps:style>
-                              <a:lnRef idx="2">
-                                <a:schemeClr val="accent1">
-                                  <a:shade val="50000"/>
-                                </a:schemeClr>
-                              </a:lnRef>
-                              <a:fillRef idx="1">
-                                <a:schemeClr val="accent1"/>
-                              </a:fillRef>
-                              <a:effectRef idx="0">
-                                <a:schemeClr val="accent1"/>
-                              </a:effectRef>
-                              <a:fontRef idx="minor">
-                                <a:schemeClr val="lt1"/>
-                              </a:fontRef>
-                            </wps:style>
-                            <wps:bodyPr rot="0" spcFirstLastPara="0" vertOverflow="overflow" horzOverflow="overflow" vert="horz" wrap="square" lIns="91440" tIns="45720" rIns="91440" bIns="45720" numCol="1" spcCol="0" rtlCol="0" fromWordArt="0" anchor="ctr" anchorCtr="0" forceAA="0" compatLnSpc="1">
-                              <a:prstTxWarp prst="textNoShape">
-                                <a:avLst/>
-                              </a:prstTxWarp>
-                              <a:noAutofit/>
-                            </wps:bodyPr>
-                          </wps:wsp>
-                        </a:graphicData>
-                      </a:graphic>
-                    </wp:anchor>
-                  </w:drawing>
-                </mc:Choice>
-                <mc:Fallback>
-                  <w:pict>
-                    <v:rect w14:anchorId="4BEF406D" id="Rectangle 115" o:spid="_x0000_s1026" style="position:absolute;margin-left:55.85pt;margin-top:4.4pt;width:9.4pt;height:9.4pt;z-index:251880448;visibility:visible;mso-wrap-style:square;mso-wrap-distance-left:9pt;mso-wrap-distance-top:0;mso-wrap-distance-right:9pt;mso-wrap-distance-bottom:0;mso-position-horizontal:absolute;mso-position-horizontal-relative:text;mso-position-vertical:absolute;mso-position-vertical-relative:text;v-text-anchor:middle" o:gfxdata="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" filled="f" strokecolor="black [3213]"/>
-                  </w:pict>
-                </mc:Fallback>
-              </mc:AlternateContent>
-            </w:r>
-            <w:r>
-              <w:rPr>
-                <w:rFonts w:ascii="TH Sarabun New" w:hAnsi="TH Sarabun New" w:cs="TH Sarabun New"/>
                 <w:sz w:val="30"/>
                 <w:szCs w:val="30"/>
               </w:rPr>
@@ -12996,6 +12309,18 @@
             </w:r>
             <w:r>
               <w:rPr>
+                <w:rFonts w:ascii="MS Gothic" w:eastAsia="MS Gothic" w:hAnsi="MS Gothic"/>
+              </w:rPr>
+              <w:t>☐</w:t>
+            </w:r>
+            <w:r>
+              <w:rPr>
+                <w:rFonts w:ascii="TH Sarabun New" w:hAnsi="TH Sarabun New" w:cs="TH Sarabun New"/>
+              </w:rPr>
+              <w:t xml:space="preserve"/>
+            </w:r>
+            <w:r>
+              <w:rPr>
                 <w:rFonts w:ascii="TH Sarabun New" w:hAnsi="TH Sarabun New" w:cs="TH Sarabun New"/>
                 <w:sz w:val="30"/>
                 <w:szCs w:val="30"/>
@@ -13041,84 +12366,6 @@
             <w:r>
               <w:rPr>
                 <w:rFonts w:ascii="TH Sarabun New" w:hAnsi="TH Sarabun New" w:cs="TH Sarabun New"/>
-                <w:noProof/>
-                <w:sz w:val="30"/>
-                <w:szCs w:val="30"/>
-                <w:lang w:val="en-GB" w:eastAsia="en-GB"/>
-              </w:rPr>
-              <mc:AlternateContent>
-                <mc:Choice Requires="wps">
-                  <w:drawing>
-                    <wp:anchor distT="0" distB="0" distL="114300" distR="114300" simplePos="0" relativeHeight="251881472" behindDoc="0" locked="0" layoutInCell="1" allowOverlap="1" wp14:anchorId="010A5A2A" wp14:editId="0531B4EF">
-                      <wp:simplePos x="0" y="0"/>
-                      <wp:positionH relativeFrom="column">
-                        <wp:posOffset>717121</wp:posOffset>
-                      </wp:positionH>
-                      <wp:positionV relativeFrom="paragraph">
-                        <wp:posOffset>57150</wp:posOffset>
-                      </wp:positionV>
-                      <wp:extent cx="119270" cy="119270"/>
-                      <wp:effectExtent l="0" t="0" r="14605" b="14605"/>
-                      <wp:wrapNone/>
-                      <wp:docPr id="116" name="Rectangle 116"/>
-                      <wp:cNvGraphicFramePr/>
-                      <a:graphic xmlns:a="http://schemas.openxmlformats.org/drawingml/2006/main">
-                        <a:graphicData uri="http://schemas.microsoft.com/office/word/2010/wordprocessingShape">
-                          <wps:wsp>
-                            <wps:cNvSpPr/>
-                            <wps:spPr>
-                              <a:xfrm>
-                                <a:off x="0" y="0"/>
-                                <a:ext cx="119270" cy="119270"/>
-                              </a:xfrm>
-                              <a:prstGeom prst="rect">
-                                <a:avLst/>
-                              </a:prstGeom>
-                              <a:noFill/>
-                              <a:ln w="9525">
-                                <a:solidFill>
-                                  <a:schemeClr val="tx1"/>
-                                </a:solidFill>
-                              </a:ln>
-                            </wps:spPr>
-                            <wps:style>
-                              <a:lnRef idx="2">
-                                <a:schemeClr val="accent1">
-                                  <a:shade val="50000"/>
-                                </a:schemeClr>
-                              </a:lnRef>
-                              <a:fillRef idx="1">
-                                <a:schemeClr val="accent1"/>
-                              </a:fillRef>
-                              <a:effectRef idx="0">
-                                <a:schemeClr val="accent1"/>
-                              </a:effectRef>
-                              <a:fontRef idx="minor">
-                                <a:schemeClr val="lt1"/>
-                              </a:fontRef>
-                            </wps:style>
-                            <wps:bodyPr rot="0" spcFirstLastPara="0" vertOverflow="overflow" horzOverflow="overflow" vert="horz" wrap="square" lIns="91440" tIns="45720" rIns="91440" bIns="45720" numCol="1" spcCol="0" rtlCol="0" fromWordArt="0" anchor="ctr" anchorCtr="0" forceAA="0" compatLnSpc="1">
-                              <a:prstTxWarp prst="textNoShape">
-                                <a:avLst/>
-                              </a:prstTxWarp>
-                              <a:noAutofit/>
-                            </wps:bodyPr>
-                          </wps:wsp>
-                        </a:graphicData>
-                      </a:graphic>
-                    </wp:anchor>
-                  </w:drawing>
-                </mc:Choice>
-                <mc:Fallback>
-                  <w:pict>
-                    <v:rect w14:anchorId="54765C2D" id="Rectangle 116" o:spid="_x0000_s1026" style="position:absolute;margin-left:56.45pt;margin-top:4.5pt;width:9.4pt;height:9.4pt;z-index:251881472;visibility:visible;mso-wrap-style:square;mso-wrap-distance-left:9pt;mso-wrap-distance-top:0;mso-wrap-distance-right:9pt;mso-wrap-distance-bottom:0;mso-position-horizontal:absolute;mso-position-horizontal-relative:text;mso-position-vertical:absolute;mso-position-vertical-relative:text;v-text-anchor:middle" o:gfxdata="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" filled="f" strokecolor="black [3213]"/>
-                  </w:pict>
-                </mc:Fallback>
-              </mc:AlternateContent>
-            </w:r>
-            <w:r>
-              <w:rPr>
-                <w:rFonts w:ascii="TH Sarabun New" w:hAnsi="TH Sarabun New" w:cs="TH Sarabun New"/>
                 <w:sz w:val="30"/>
                 <w:szCs w:val="30"/>
                 <w:cs/>
@@ -13141,6 +12388,18 @@
                 <w:szCs w:val="30"/>
               </w:rPr>
               <w:t/>
+            </w:r>
+            <w:r>
+              <w:rPr>
+                <w:rFonts w:ascii="MS Gothic" w:eastAsia="MS Gothic" w:hAnsi="MS Gothic"/>
+              </w:rPr>
+              <w:t>☐</w:t>
+            </w:r>
+            <w:r>
+              <w:rPr>
+                <w:rFonts w:ascii="TH Sarabun New" w:hAnsi="TH Sarabun New" w:cs="TH Sarabun New"/>
+              </w:rPr>
+              <w:t xml:space="preserve"/>
             </w:r>
             <w:r>
               <w:rPr>
@@ -13354,6 +12613,18 @@
             </w:r>
             <w:r>
               <w:rPr>
+                <w:rFonts w:ascii="MS Gothic" w:eastAsia="MS Gothic" w:hAnsi="MS Gothic"/>
+              </w:rPr>
+              <w:t>☐</w:t>
+            </w:r>
+            <w:r>
+              <w:rPr>
+                <w:rFonts w:ascii="TH Sarabun New" w:hAnsi="TH Sarabun New" w:cs="TH Sarabun New"/>
+              </w:rPr>
+              <w:t xml:space="preserve"/>
+            </w:r>
+            <w:r>
+              <w:rPr>
                 <w:rFonts w:ascii="TH Sarabun New" w:hAnsi="TH Sarabun New" w:cs="TH Sarabun New"/>
                 <w:sz w:val="28"/>
               </w:rPr>
@@ -13411,6 +12682,18 @@
             </w:r>
             <w:r>
               <w:rPr>
+                <w:rFonts w:ascii="MS Gothic" w:eastAsia="MS Gothic" w:hAnsi="MS Gothic"/>
+              </w:rPr>
+              <w:t>☐</w:t>
+            </w:r>
+            <w:r>
+              <w:rPr>
+                <w:rFonts w:ascii="TH Sarabun New" w:hAnsi="TH Sarabun New" w:cs="TH Sarabun New"/>
+              </w:rPr>
+              <w:t xml:space="preserve"/>
+            </w:r>
+            <w:r>
+              <w:rPr>
                 <w:rFonts w:ascii="TH Sarabun New" w:hAnsi="TH Sarabun New" w:cs="TH Sarabun New"/>
                 <w:sz w:val="28"/>
               </w:rPr>
@@ -13486,84 +12769,6 @@
             <w:r>
               <w:rPr>
                 <w:rFonts w:ascii="TH Sarabun New" w:hAnsi="TH Sarabun New" w:cs="TH Sarabun New"/>
-                <w:noProof/>
-                <w:sz w:val="30"/>
-                <w:szCs w:val="30"/>
-                <w:lang w:val="en-GB" w:eastAsia="en-GB"/>
-              </w:rPr>
-              <mc:AlternateContent>
-                <mc:Choice Requires="wps">
-                  <w:drawing>
-                    <wp:anchor distT="0" distB="0" distL="114300" distR="114300" simplePos="0" relativeHeight="251876352" behindDoc="0" locked="0" layoutInCell="1" allowOverlap="1" wp14:anchorId="50D09917" wp14:editId="6D8DE1F1">
-                      <wp:simplePos x="0" y="0"/>
-                      <wp:positionH relativeFrom="column">
-                        <wp:posOffset>292100</wp:posOffset>
-                      </wp:positionH>
-                      <wp:positionV relativeFrom="paragraph">
-                        <wp:posOffset>48895</wp:posOffset>
-                      </wp:positionV>
-                      <wp:extent cx="119270" cy="119270"/>
-                      <wp:effectExtent l="0" t="0" r="14605" b="14605"/>
-                      <wp:wrapNone/>
-                      <wp:docPr id="111" name="Rectangle 111"/>
-                      <wp:cNvGraphicFramePr/>
-                      <a:graphic xmlns:a="http://schemas.openxmlformats.org/drawingml/2006/main">
-                        <a:graphicData uri="http://schemas.microsoft.com/office/word/2010/wordprocessingShape">
-                          <wps:wsp>
-                            <wps:cNvSpPr/>
-                            <wps:spPr>
-                              <a:xfrm>
-                                <a:off x="0" y="0"/>
-                                <a:ext cx="119270" cy="119270"/>
-                              </a:xfrm>
-                              <a:prstGeom prst="rect">
-                                <a:avLst/>
-                              </a:prstGeom>
-                              <a:noFill/>
-                              <a:ln w="9525">
-                                <a:solidFill>
-                                  <a:schemeClr val="tx1"/>
-                                </a:solidFill>
-                              </a:ln>
-                            </wps:spPr>
-                            <wps:style>
-                              <a:lnRef idx="2">
-                                <a:schemeClr val="accent1">
-                                  <a:shade val="50000"/>
-                                </a:schemeClr>
-                              </a:lnRef>
-                              <a:fillRef idx="1">
-                                <a:schemeClr val="accent1"/>
-                              </a:fillRef>
-                              <a:effectRef idx="0">
-                                <a:schemeClr val="accent1"/>
-                              </a:effectRef>
-                              <a:fontRef idx="minor">
-                                <a:schemeClr val="lt1"/>
-                              </a:fontRef>
-                            </wps:style>
-                            <wps:bodyPr rot="0" spcFirstLastPara="0" vertOverflow="overflow" horzOverflow="overflow" vert="horz" wrap="square" lIns="91440" tIns="45720" rIns="91440" bIns="45720" numCol="1" spcCol="0" rtlCol="0" fromWordArt="0" anchor="ctr" anchorCtr="0" forceAA="0" compatLnSpc="1">
-                              <a:prstTxWarp prst="textNoShape">
-                                <a:avLst/>
-                              </a:prstTxWarp>
-                              <a:noAutofit/>
-                            </wps:bodyPr>
-                          </wps:wsp>
-                        </a:graphicData>
-                      </a:graphic>
-                    </wp:anchor>
-                  </w:drawing>
-                </mc:Choice>
-                <mc:Fallback>
-                  <w:pict>
-                    <v:rect w14:anchorId="591FCF6D" id="Rectangle 111" o:spid="_x0000_s1026" style="position:absolute;margin-left:23pt;margin-top:3.85pt;width:9.4pt;height:9.4pt;z-index:251876352;visibility:visible;mso-wrap-style:square;mso-wrap-distance-left:9pt;mso-wrap-distance-top:0;mso-wrap-distance-right:9pt;mso-wrap-distance-bottom:0;mso-position-horizontal:absolute;mso-position-horizontal-relative:text;mso-position-vertical:absolute;mso-position-vertical-relative:text;v-text-anchor:middle" o:gfxdata="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" filled="f" strokecolor="black [3213]"/>
-                  </w:pict>
-                </mc:Fallback>
-              </mc:AlternateContent>
-            </w:r>
-            <w:r>
-              <w:rPr>
-                <w:rFonts w:ascii="TH Sarabun New" w:hAnsi="TH Sarabun New" w:cs="TH Sarabun New"/>
                 <w:sz w:val="30"/>
                 <w:szCs w:val="30"/>
                 <w:cs/>
@@ -13580,6 +12785,18 @@
             </w:r>
             <w:r>
               <w:rPr>
+                <w:rFonts w:ascii="MS Gothic" w:eastAsia="MS Gothic" w:hAnsi="MS Gothic"/>
+              </w:rPr>
+              <w:t>☐</w:t>
+            </w:r>
+            <w:r>
+              <w:rPr>
+                <w:rFonts w:ascii="TH Sarabun New" w:hAnsi="TH Sarabun New" w:cs="TH Sarabun New"/>
+              </w:rPr>
+              <w:t xml:space="preserve"/>
+            </w:r>
+            <w:r>
+              <w:rPr>
                 <w:rFonts w:ascii="TH Sarabun New" w:hAnsi="TH Sarabun New" w:cs="TH Sarabun New"/>
                 <w:sz w:val="30"/>
                 <w:szCs w:val="30"/>
@@ -13625,84 +12842,6 @@
             <w:r>
               <w:rPr>
                 <w:rFonts w:ascii="TH Sarabun New" w:hAnsi="TH Sarabun New" w:cs="TH Sarabun New"/>
-                <w:noProof/>
-                <w:sz w:val="30"/>
-                <w:szCs w:val="30"/>
-                <w:lang w:val="en-GB" w:eastAsia="en-GB"/>
-              </w:rPr>
-              <mc:AlternateContent>
-                <mc:Choice Requires="wps">
-                  <w:drawing>
-                    <wp:anchor distT="0" distB="0" distL="114300" distR="114300" simplePos="0" relativeHeight="251877376" behindDoc="0" locked="0" layoutInCell="1" allowOverlap="1" wp14:anchorId="7721CB8A" wp14:editId="668A6A09">
-                      <wp:simplePos x="0" y="0"/>
-                      <wp:positionH relativeFrom="column">
-                        <wp:posOffset>292100</wp:posOffset>
-                      </wp:positionH>
-                      <wp:positionV relativeFrom="paragraph">
-                        <wp:posOffset>53975</wp:posOffset>
-                      </wp:positionV>
-                      <wp:extent cx="119270" cy="119270"/>
-                      <wp:effectExtent l="0" t="0" r="14605" b="14605"/>
-                      <wp:wrapNone/>
-                      <wp:docPr id="112" name="Rectangle 112"/>
-                      <wp:cNvGraphicFramePr/>
-                      <a:graphic xmlns:a="http://schemas.openxmlformats.org/drawingml/2006/main">
-                        <a:graphicData uri="http://schemas.microsoft.com/office/word/2010/wordprocessingShape">
-                          <wps:wsp>
-                            <wps:cNvSpPr/>
-                            <wps:spPr>
-                              <a:xfrm>
-                                <a:off x="0" y="0"/>
-                                <a:ext cx="119270" cy="119270"/>
-                              </a:xfrm>
-                              <a:prstGeom prst="rect">
-                                <a:avLst/>
-                              </a:prstGeom>
-                              <a:noFill/>
-                              <a:ln w="9525">
-                                <a:solidFill>
-                                  <a:schemeClr val="tx1"/>
-                                </a:solidFill>
-                              </a:ln>
-                            </wps:spPr>
-                            <wps:style>
-                              <a:lnRef idx="2">
-                                <a:schemeClr val="accent1">
-                                  <a:shade val="50000"/>
-                                </a:schemeClr>
-                              </a:lnRef>
-                              <a:fillRef idx="1">
-                                <a:schemeClr val="accent1"/>
-                              </a:fillRef>
-                              <a:effectRef idx="0">
-                                <a:schemeClr val="accent1"/>
-                              </a:effectRef>
-                              <a:fontRef idx="minor">
-                                <a:schemeClr val="lt1"/>
-                              </a:fontRef>
-                            </wps:style>
-                            <wps:bodyPr rot="0" spcFirstLastPara="0" vertOverflow="overflow" horzOverflow="overflow" vert="horz" wrap="square" lIns="91440" tIns="45720" rIns="91440" bIns="45720" numCol="1" spcCol="0" rtlCol="0" fromWordArt="0" anchor="ctr" anchorCtr="0" forceAA="0" compatLnSpc="1">
-                              <a:prstTxWarp prst="textNoShape">
-                                <a:avLst/>
-                              </a:prstTxWarp>
-                              <a:noAutofit/>
-                            </wps:bodyPr>
-                          </wps:wsp>
-                        </a:graphicData>
-                      </a:graphic>
-                    </wp:anchor>
-                  </w:drawing>
-                </mc:Choice>
-                <mc:Fallback>
-                  <w:pict>
-                    <v:rect w14:anchorId="249011AF" id="Rectangle 112" o:spid="_x0000_s1026" style="position:absolute;margin-left:23pt;margin-top:4.25pt;width:9.4pt;height:9.4pt;z-index:251877376;visibility:visible;mso-wrap-style:square;mso-wrap-distance-left:9pt;mso-wrap-distance-top:0;mso-wrap-distance-right:9pt;mso-wrap-distance-bottom:0;mso-position-horizontal:absolute;mso-position-horizontal-relative:text;mso-position-vertical:absolute;mso-position-vertical-relative:text;v-text-anchor:middle" o:gfxdata="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" filled="f" strokecolor="black [3213]"/>
-                  </w:pict>
-                </mc:Fallback>
-              </mc:AlternateContent>
-            </w:r>
-            <w:r>
-              <w:rPr>
-                <w:rFonts w:ascii="TH Sarabun New" w:hAnsi="TH Sarabun New" w:cs="TH Sarabun New"/>
                 <w:sz w:val="30"/>
                 <w:szCs w:val="30"/>
                 <w:cs/>
@@ -13719,6 +12858,18 @@
             </w:r>
             <w:r>
               <w:rPr>
+                <w:rFonts w:ascii="MS Gothic" w:eastAsia="MS Gothic" w:hAnsi="MS Gothic"/>
+              </w:rPr>
+              <w:t>☐</w:t>
+            </w:r>
+            <w:r>
+              <w:rPr>
+                <w:rFonts w:ascii="TH Sarabun New" w:hAnsi="TH Sarabun New" w:cs="TH Sarabun New"/>
+              </w:rPr>
+              <w:t xml:space="preserve"/>
+            </w:r>
+            <w:r>
+              <w:rPr>
                 <w:rFonts w:ascii="TH Sarabun New" w:hAnsi="TH Sarabun New" w:cs="TH Sarabun New"/>
                 <w:sz w:val="30"/>
                 <w:szCs w:val="30"/>
@@ -13782,84 +12933,6 @@
             <w:r>
               <w:rPr>
                 <w:rFonts w:ascii="TH Sarabun New" w:hAnsi="TH Sarabun New" w:cs="TH Sarabun New"/>
-                <w:noProof/>
-                <w:sz w:val="30"/>
-                <w:szCs w:val="30"/>
-                <w:lang w:val="en-GB" w:eastAsia="en-GB"/>
-              </w:rPr>
-              <mc:AlternateContent>
-                <mc:Choice Requires="wps">
-                  <w:drawing>
-                    <wp:anchor distT="0" distB="0" distL="114300" distR="114300" simplePos="0" relativeHeight="251885568" behindDoc="0" locked="0" layoutInCell="1" allowOverlap="1" wp14:anchorId="6712D3AD" wp14:editId="584F9014">
-                      <wp:simplePos x="0" y="0"/>
-                      <wp:positionH relativeFrom="column">
-                        <wp:posOffset>292100</wp:posOffset>
-                      </wp:positionH>
-                      <wp:positionV relativeFrom="paragraph">
-                        <wp:posOffset>55880</wp:posOffset>
-                      </wp:positionV>
-                      <wp:extent cx="119270" cy="119270"/>
-                      <wp:effectExtent l="0" t="0" r="14605" b="14605"/>
-                      <wp:wrapNone/>
-                      <wp:docPr id="117" name="Rectangle 117"/>
-                      <wp:cNvGraphicFramePr/>
-                      <a:graphic xmlns:a="http://schemas.openxmlformats.org/drawingml/2006/main">
-                        <a:graphicData uri="http://schemas.microsoft.com/office/word/2010/wordprocessingShape">
-                          <wps:wsp>
-                            <wps:cNvSpPr/>
-                            <wps:spPr>
-                              <a:xfrm>
-                                <a:off x="0" y="0"/>
-                                <a:ext cx="119270" cy="119270"/>
-                              </a:xfrm>
-                              <a:prstGeom prst="rect">
-                                <a:avLst/>
-                              </a:prstGeom>
-                              <a:noFill/>
-                              <a:ln w="9525">
-                                <a:solidFill>
-                                  <a:schemeClr val="tx1"/>
-                                </a:solidFill>
-                              </a:ln>
-                            </wps:spPr>
-                            <wps:style>
-                              <a:lnRef idx="2">
-                                <a:schemeClr val="accent1">
-                                  <a:shade val="50000"/>
-                                </a:schemeClr>
-                              </a:lnRef>
-                              <a:fillRef idx="1">
-                                <a:schemeClr val="accent1"/>
-                              </a:fillRef>
-                              <a:effectRef idx="0">
-                                <a:schemeClr val="accent1"/>
-                              </a:effectRef>
-                              <a:fontRef idx="minor">
-                                <a:schemeClr val="lt1"/>
-                              </a:fontRef>
-                            </wps:style>
-                            <wps:bodyPr rot="0" spcFirstLastPara="0" vertOverflow="overflow" horzOverflow="overflow" vert="horz" wrap="square" lIns="91440" tIns="45720" rIns="91440" bIns="45720" numCol="1" spcCol="0" rtlCol="0" fromWordArt="0" anchor="ctr" anchorCtr="0" forceAA="0" compatLnSpc="1">
-                              <a:prstTxWarp prst="textNoShape">
-                                <a:avLst/>
-                              </a:prstTxWarp>
-                              <a:noAutofit/>
-                            </wps:bodyPr>
-                          </wps:wsp>
-                        </a:graphicData>
-                      </a:graphic>
-                    </wp:anchor>
-                  </w:drawing>
-                </mc:Choice>
-                <mc:Fallback>
-                  <w:pict>
-                    <v:rect w14:anchorId="7F21ED5A" id="Rectangle 117" o:spid="_x0000_s1026" style="position:absolute;margin-left:23pt;margin-top:4.4pt;width:9.4pt;height:9.4pt;z-index:251885568;visibility:visible;mso-wrap-style:square;mso-wrap-distance-left:9pt;mso-wrap-distance-top:0;mso-wrap-distance-right:9pt;mso-wrap-distance-bottom:0;mso-position-horizontal:absolute;mso-position-horizontal-relative:text;mso-position-vertical:absolute;mso-position-vertical-relative:text;v-text-anchor:middle" o:gfxdata="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" filled="f" strokecolor="black [3213]"/>
-                  </w:pict>
-                </mc:Fallback>
-              </mc:AlternateContent>
-            </w:r>
-            <w:r>
-              <w:rPr>
-                <w:rFonts w:ascii="TH Sarabun New" w:hAnsi="TH Sarabun New" w:cs="TH Sarabun New"/>
                 <w:sz w:val="30"/>
                 <w:szCs w:val="30"/>
                 <w:cs/>
@@ -13876,6 +12949,18 @@
             </w:r>
             <w:r>
               <w:rPr>
+                <w:rFonts w:ascii="MS Gothic" w:eastAsia="MS Gothic" w:hAnsi="MS Gothic"/>
+              </w:rPr>
+              <w:t>☐</w:t>
+            </w:r>
+            <w:r>
+              <w:rPr>
+                <w:rFonts w:ascii="TH Sarabun New" w:hAnsi="TH Sarabun New" w:cs="TH Sarabun New"/>
+              </w:rPr>
+              <w:t xml:space="preserve"/>
+            </w:r>
+            <w:r>
+              <w:rPr>
                 <w:rFonts w:ascii="TH Sarabun New" w:hAnsi="TH Sarabun New" w:cs="TH Sarabun New"/>
                 <w:sz w:val="30"/>
                 <w:szCs w:val="30"/>
@@ -13965,6 +13050,18 @@
             </w:r>
             <w:r>
               <w:rPr>
+                <w:rFonts w:ascii="MS Gothic" w:eastAsia="MS Gothic" w:hAnsi="MS Gothic"/>
+              </w:rPr>
+              <w:t>☐</w:t>
+            </w:r>
+            <w:r>
+              <w:rPr>
+                <w:rFonts w:ascii="TH Sarabun New" w:hAnsi="TH Sarabun New" w:cs="TH Sarabun New"/>
+              </w:rPr>
+              <w:t xml:space="preserve"/>
+            </w:r>
+            <w:r>
+              <w:rPr>
                 <w:rFonts w:ascii="TH Sarabun New" w:hAnsi="TH Sarabun New" w:cs="TH Sarabun New"/>
                 <w:sz w:val="28"/>
               </w:rPr>
@@ -14020,6 +13117,18 @@
                 <w:sz w:val="28"/>
               </w:rPr>
               <w:t/>
+            </w:r>
+            <w:r>
+              <w:rPr>
+                <w:rFonts w:ascii="MS Gothic" w:eastAsia="MS Gothic" w:hAnsi="MS Gothic"/>
+              </w:rPr>
+              <w:t>☐</w:t>
+            </w:r>
+            <w:r>
+              <w:rPr>
+                <w:rFonts w:ascii="TH Sarabun New" w:hAnsi="TH Sarabun New" w:cs="TH Sarabun New"/>
+              </w:rPr>
+              <w:t xml:space="preserve"/>
             </w:r>
             <w:r>
               <w:rPr>
@@ -14341,6 +13450,18 @@
             </w:r>
             <w:r>
               <w:rPr>
+                <w:rFonts w:ascii="MS Gothic" w:eastAsia="MS Gothic" w:hAnsi="MS Gothic"/>
+              </w:rPr>
+              <w:t>☐</w:t>
+            </w:r>
+            <w:r>
+              <w:rPr>
+                <w:rFonts w:ascii="TH Sarabun New" w:hAnsi="TH Sarabun New" w:cs="TH Sarabun New"/>
+              </w:rPr>
+              <w:t xml:space="preserve"/>
+            </w:r>
+            <w:r>
+              <w:rPr>
                 <w:rFonts w:ascii="TH Sarabun New" w:hAnsi="TH Sarabun New" w:cs="TH Sarabun New"/>
                 <w:sz w:val="28"/>
               </w:rPr>
@@ -14399,6 +13520,18 @@
             </w:r>
             <w:r>
               <w:rPr>
+                <w:rFonts w:ascii="MS Gothic" w:eastAsia="MS Gothic" w:hAnsi="MS Gothic"/>
+              </w:rPr>
+              <w:t>☐</w:t>
+            </w:r>
+            <w:r>
+              <w:rPr>
+                <w:rFonts w:ascii="TH Sarabun New" w:hAnsi="TH Sarabun New" w:cs="TH Sarabun New"/>
+              </w:rPr>
+              <w:t xml:space="preserve"/>
+            </w:r>
+            <w:r>
+              <w:rPr>
                 <w:rFonts w:ascii="TH Sarabun New" w:hAnsi="TH Sarabun New" w:cs="TH Sarabun New"/>
                 <w:sz w:val="28"/>
               </w:rPr>
@@ -14442,84 +13575,6 @@
             <w:r>
               <w:rPr>
                 <w:rFonts w:ascii="TH Sarabun New" w:hAnsi="TH Sarabun New" w:cs="TH Sarabun New"/>
-                <w:noProof/>
-                <w:sz w:val="30"/>
-                <w:szCs w:val="30"/>
-                <w:lang w:val="en-GB" w:eastAsia="en-GB"/>
-              </w:rPr>
-              <mc:AlternateContent>
-                <mc:Choice Requires="wps">
-                  <w:drawing>
-                    <wp:anchor distT="0" distB="0" distL="114300" distR="114300" simplePos="0" relativeHeight="251895808" behindDoc="0" locked="0" layoutInCell="1" allowOverlap="1" wp14:anchorId="6D66CE0A" wp14:editId="1BFB371E">
-                      <wp:simplePos x="0" y="0"/>
-                      <wp:positionH relativeFrom="column">
-                        <wp:posOffset>709523</wp:posOffset>
-                      </wp:positionH>
-                      <wp:positionV relativeFrom="paragraph">
-                        <wp:posOffset>55712</wp:posOffset>
-                      </wp:positionV>
-                      <wp:extent cx="119270" cy="119270"/>
-                      <wp:effectExtent l="0" t="0" r="14605" b="14605"/>
-                      <wp:wrapNone/>
-                      <wp:docPr id="122" name="Rectangle 122"/>
-                      <wp:cNvGraphicFramePr/>
-                      <a:graphic xmlns:a="http://schemas.openxmlformats.org/drawingml/2006/main">
-                        <a:graphicData uri="http://schemas.microsoft.com/office/word/2010/wordprocessingShape">
-                          <wps:wsp>
-                            <wps:cNvSpPr/>
-                            <wps:spPr>
-                              <a:xfrm>
-                                <a:off x="0" y="0"/>
-                                <a:ext cx="119270" cy="119270"/>
-                              </a:xfrm>
-                              <a:prstGeom prst="rect">
-                                <a:avLst/>
-                              </a:prstGeom>
-                              <a:noFill/>
-                              <a:ln w="9525">
-                                <a:solidFill>
-                                  <a:schemeClr val="tx1"/>
-                                </a:solidFill>
-                              </a:ln>
-                            </wps:spPr>
-                            <wps:style>
-                              <a:lnRef idx="2">
-                                <a:schemeClr val="accent1">
-                                  <a:shade val="50000"/>
-                                </a:schemeClr>
-                              </a:lnRef>
-                              <a:fillRef idx="1">
-                                <a:schemeClr val="accent1"/>
-                              </a:fillRef>
-                              <a:effectRef idx="0">
-                                <a:schemeClr val="accent1"/>
-                              </a:effectRef>
-                              <a:fontRef idx="minor">
-                                <a:schemeClr val="lt1"/>
-                              </a:fontRef>
-                            </wps:style>
-                            <wps:bodyPr rot="0" spcFirstLastPara="0" vertOverflow="overflow" horzOverflow="overflow" vert="horz" wrap="square" lIns="91440" tIns="45720" rIns="91440" bIns="45720" numCol="1" spcCol="0" rtlCol="0" fromWordArt="0" anchor="ctr" anchorCtr="0" forceAA="0" compatLnSpc="1">
-                              <a:prstTxWarp prst="textNoShape">
-                                <a:avLst/>
-                              </a:prstTxWarp>
-                              <a:noAutofit/>
-                            </wps:bodyPr>
-                          </wps:wsp>
-                        </a:graphicData>
-                      </a:graphic>
-                    </wp:anchor>
-                  </w:drawing>
-                </mc:Choice>
-                <mc:Fallback>
-                  <w:pict>
-                    <v:rect w14:anchorId="2B98B011" id="Rectangle 122" o:spid="_x0000_s1026" style="position:absolute;margin-left:55.85pt;margin-top:4.4pt;width:9.4pt;height:9.4pt;z-index:251895808;visibility:visible;mso-wrap-style:square;mso-wrap-distance-left:9pt;mso-wrap-distance-top:0;mso-wrap-distance-right:9pt;mso-wrap-distance-bottom:0;mso-position-horizontal:absolute;mso-position-horizontal-relative:text;mso-position-vertical:absolute;mso-position-vertical-relative:text;v-text-anchor:middle" o:gfxdata="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" filled="f" strokecolor="black [3213]"/>
-                  </w:pict>
-                </mc:Fallback>
-              </mc:AlternateContent>
-            </w:r>
-            <w:r>
-              <w:rPr>
-                <w:rFonts w:ascii="TH Sarabun New" w:hAnsi="TH Sarabun New" w:cs="TH Sarabun New"/>
                 <w:sz w:val="30"/>
                 <w:szCs w:val="30"/>
               </w:rPr>
@@ -14539,7 +13594,19 @@
                 <w:sz w:val="30"/>
                 <w:szCs w:val="30"/>
               </w:rPr>
-              <w:t> </w:t>
+              <w:t/>
+            </w:r>
+            <w:r>
+              <w:rPr>
+                <w:rFonts w:ascii="MS Gothic" w:eastAsia="MS Gothic" w:hAnsi="MS Gothic"/>
+              </w:rPr>
+              <w:t>☐</w:t>
+            </w:r>
+            <w:r>
+              <w:rPr>
+                <w:rFonts w:ascii="TH Sarabun New" w:hAnsi="TH Sarabun New" w:cs="TH Sarabun New"/>
+              </w:rPr>
+              <w:t xml:space="preserve"> </w:t>
             </w:r>
             <w:r>
               <w:rPr>
@@ -14579,84 +13646,6 @@
             <w:r>
               <w:rPr>
                 <w:rFonts w:ascii="TH Sarabun New" w:hAnsi="TH Sarabun New" w:cs="TH Sarabun New"/>
-                <w:noProof/>
-                <w:sz w:val="30"/>
-                <w:szCs w:val="30"/>
-                <w:lang w:val="en-GB" w:eastAsia="en-GB"/>
-              </w:rPr>
-              <mc:AlternateContent>
-                <mc:Choice Requires="wps">
-                  <w:drawing>
-                    <wp:anchor distT="0" distB="0" distL="114300" distR="114300" simplePos="0" relativeHeight="251896832" behindDoc="0" locked="0" layoutInCell="1" allowOverlap="1" wp14:anchorId="0F7E3984" wp14:editId="78713898">
-                      <wp:simplePos x="0" y="0"/>
-                      <wp:positionH relativeFrom="column">
-                        <wp:posOffset>717121</wp:posOffset>
-                      </wp:positionH>
-                      <wp:positionV relativeFrom="paragraph">
-                        <wp:posOffset>57150</wp:posOffset>
-                      </wp:positionV>
-                      <wp:extent cx="119270" cy="119270"/>
-                      <wp:effectExtent l="0" t="0" r="14605" b="14605"/>
-                      <wp:wrapNone/>
-                      <wp:docPr id="123" name="Rectangle 123"/>
-                      <wp:cNvGraphicFramePr/>
-                      <a:graphic xmlns:a="http://schemas.openxmlformats.org/drawingml/2006/main">
-                        <a:graphicData uri="http://schemas.microsoft.com/office/word/2010/wordprocessingShape">
-                          <wps:wsp>
-                            <wps:cNvSpPr/>
-                            <wps:spPr>
-                              <a:xfrm>
-                                <a:off x="0" y="0"/>
-                                <a:ext cx="119270" cy="119270"/>
-                              </a:xfrm>
-                              <a:prstGeom prst="rect">
-                                <a:avLst/>
-                              </a:prstGeom>
-                              <a:noFill/>
-                              <a:ln w="9525">
-                                <a:solidFill>
-                                  <a:schemeClr val="tx1"/>
-                                </a:solidFill>
-                              </a:ln>
-                            </wps:spPr>
-                            <wps:style>
-                              <a:lnRef idx="2">
-                                <a:schemeClr val="accent1">
-                                  <a:shade val="50000"/>
-                                </a:schemeClr>
-                              </a:lnRef>
-                              <a:fillRef idx="1">
-                                <a:schemeClr val="accent1"/>
-                              </a:fillRef>
-                              <a:effectRef idx="0">
-                                <a:schemeClr val="accent1"/>
-                              </a:effectRef>
-                              <a:fontRef idx="minor">
-                                <a:schemeClr val="lt1"/>
-                              </a:fontRef>
-                            </wps:style>
-                            <wps:bodyPr rot="0" spcFirstLastPara="0" vertOverflow="overflow" horzOverflow="overflow" vert="horz" wrap="square" lIns="91440" tIns="45720" rIns="91440" bIns="45720" numCol="1" spcCol="0" rtlCol="0" fromWordArt="0" anchor="ctr" anchorCtr="0" forceAA="0" compatLnSpc="1">
-                              <a:prstTxWarp prst="textNoShape">
-                                <a:avLst/>
-                              </a:prstTxWarp>
-                              <a:noAutofit/>
-                            </wps:bodyPr>
-                          </wps:wsp>
-                        </a:graphicData>
-                      </a:graphic>
-                    </wp:anchor>
-                  </w:drawing>
-                </mc:Choice>
-                <mc:Fallback>
-                  <w:pict>
-                    <v:rect w14:anchorId="7AB290C1" id="Rectangle 123" o:spid="_x0000_s1026" style="position:absolute;margin-left:56.45pt;margin-top:4.5pt;width:9.4pt;height:9.4pt;z-index:251896832;visibility:visible;mso-wrap-style:square;mso-wrap-distance-left:9pt;mso-wrap-distance-top:0;mso-wrap-distance-right:9pt;mso-wrap-distance-bottom:0;mso-position-horizontal:absolute;mso-position-horizontal-relative:text;mso-position-vertical:absolute;mso-position-vertical-relative:text;v-text-anchor:middle" o:gfxdata="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" filled="f" strokecolor="black [3213]"/>
-                  </w:pict>
-                </mc:Fallback>
-              </mc:AlternateContent>
-            </w:r>
-            <w:r>
-              <w:rPr>
-                <w:rFonts w:ascii="TH Sarabun New" w:hAnsi="TH Sarabun New" w:cs="TH Sarabun New"/>
                 <w:sz w:val="30"/>
                 <w:szCs w:val="30"/>
                 <w:cs/>
@@ -14679,6 +13668,18 @@
                 <w:szCs w:val="30"/>
               </w:rPr>
               <w:t/>
+            </w:r>
+            <w:r>
+              <w:rPr>
+                <w:rFonts w:ascii="MS Gothic" w:eastAsia="MS Gothic" w:hAnsi="MS Gothic"/>
+              </w:rPr>
+              <w:t>☐</w:t>
+            </w:r>
+            <w:r>
+              <w:rPr>
+                <w:rFonts w:ascii="TH Sarabun New" w:hAnsi="TH Sarabun New" w:cs="TH Sarabun New"/>
+              </w:rPr>
+              <w:t xml:space="preserve"/>
             </w:r>
             <w:r>
               <w:rPr>
@@ -14814,6 +13815,18 @@
             </w:r>
             <w:r>
               <w:rPr>
+                <w:rFonts w:ascii="MS Gothic" w:eastAsia="MS Gothic" w:hAnsi="MS Gothic"/>
+              </w:rPr>
+              <w:t>☐</w:t>
+            </w:r>
+            <w:r>
+              <w:rPr>
+                <w:rFonts w:ascii="TH Sarabun New" w:hAnsi="TH Sarabun New" w:cs="TH Sarabun New"/>
+              </w:rPr>
+              <w:t xml:space="preserve"/>
+            </w:r>
+            <w:r>
+              <w:rPr>
                 <w:rFonts w:ascii="TH Sarabun New" w:hAnsi="TH Sarabun New" w:cs="TH Sarabun New"/>
                 <w:sz w:val="28"/>
               </w:rPr>
@@ -14868,6 +13881,18 @@
                 <w:sz w:val="28"/>
               </w:rPr>
               <w:t/>
+            </w:r>
+            <w:r>
+              <w:rPr>
+                <w:rFonts w:ascii="MS Gothic" w:eastAsia="MS Gothic" w:hAnsi="MS Gothic"/>
+              </w:rPr>
+              <w:t>☐</w:t>
+            </w:r>
+            <w:r>
+              <w:rPr>
+                <w:rFonts w:ascii="TH Sarabun New" w:hAnsi="TH Sarabun New" w:cs="TH Sarabun New"/>
+              </w:rPr>
+              <w:t xml:space="preserve"/>
             </w:r>
             <w:r>
               <w:rPr>
@@ -14958,6 +13983,18 @@
                 <w:sz w:val="28"/>
               </w:rPr>
               <w:t/>
+            </w:r>
+            <w:r>
+              <w:rPr>
+                <w:rFonts w:ascii="MS Gothic" w:eastAsia="MS Gothic" w:hAnsi="MS Gothic"/>
+              </w:rPr>
+              <w:t>☐</w:t>
+            </w:r>
+            <w:r>
+              <w:rPr>
+                <w:rFonts w:ascii="TH Sarabun New" w:hAnsi="TH Sarabun New" w:cs="TH Sarabun New"/>
+              </w:rPr>
+              <w:t xml:space="preserve"/>
             </w:r>
             <w:r>
               <w:rPr>
@@ -15279,7 +14316,7 @@
           <w:color w:val="000000" w:themeColor="text1"/>
           <w:sz w:val="28"/>
         </w:rPr>
-        <w:t>0bik</w:t>
+        <w:t/>
       </w:r>
       <w:r>
         <w:rPr>
@@ -15326,7 +14363,7 @@
           <w:color w:val="000000" w:themeColor="text1"/>
           <w:sz w:val="28"/>
         </w:rPr>
-        <w:t>oyd</w:t>
+        <w:t/>
       </w:r>
       <w:r>
         <w:rPr>
@@ -15443,7 +14480,7 @@
           <w:color w:val="000000" w:themeColor="text1"/>
           <w:sz w:val="28"/>
         </w:rPr>
-        <w:t>สิรภัทร</w:t>
+        <w:t/>
       </w:r>
       <w:r>
         <w:rPr>
@@ -15497,7 +14534,7 @@
           <w:rFonts w:ascii="TH Sarabun New" w:hAnsi="TH Sarabun New" w:cs="TH Sarabun New"/>
           <w:sz w:val="28"/>
         </w:rPr>
-        <w:t>คณบดีวิทยาลัยการคอมพิวเตอร์</w:t>
+        <w:t/>
       </w:r>
       <w:r>
         <w:rPr>
@@ -15551,7 +14588,7 @@
       <w:pPr>
         <w:spacing w:after="0" w:line="240" w:lineRule="auto"/>
         <w:rPr>
-          <w:rFonts w:ascii="TH Sarabun New" w:hAnsi="TH Sarabun New" w:cs="TH Sarabun New" w:hint="cs"/>
+          <w:rFonts w:ascii="TH Sarabun New" w:hAnsi="TH Sarabun New" w:cs="TH Sarabun New"/>
           <w:sz w:val="30"/>
           <w:szCs w:val="30"/>
         </w:rPr>
